--- a/技术方案/包58-国网乌鲁木齐供电公司配网工程全过程数字化管控应用业扩配套类项目深化应用技术方案.docx
+++ b/技术方案/包58-国网乌鲁木齐供电公司配网工程全过程数字化管控应用业扩配套类项目深化应用技术方案.docx
@@ -45,6 +45,66 @@
         <w:t>对项目的理解</w:t>
       </w:r>
       <w:bookmarkEnd w:id="0"/>
+    </w:p>
+    <w:p>
+      <w:pPr>
+        <w:adjustRightInd w:val="0"/>
+        <w:snapToGrid w:val="0"/>
+        <w:spacing w:line="400" w:lineRule="exact"/>
+        <w:ind w:left="425" w:leftChars="0" w:hanging="425" w:firstLineChars="0"/>
+        <w:outlineLvl w:val="1"/>
+        <w:rPr>
+          <w:rFonts w:hint="eastAsia" w:ascii="宋体" w:hAnsi="宋体" w:eastAsia="宋体" w:cs="宋体"/>
+          <w:b/>
+          <w:color w:val="000000" w:themeColor="text1"/>
+          <w:sz w:val="24"/>
+          <w:szCs w:val="28"/>
+          <w:highlight w:val="none"/>
+          <w14:textFill>
+            <w14:solidFill>
+              <w14:schemeClr w14:val="tx1"/>
+            </w14:solidFill>
+          </w14:textFill>
+        </w:rPr>
+      </w:pPr>
+      <w:r>
+        <w:rPr>
+          <w:sz w:val="24"/>
+          <w:szCs w:val="24"/>
+          <w:rFonts w:eastAsia="仿宋_GB2312"/>
+        </w:rPr>
+        <w:t xml:space="preserve">本技术方案是针对国网新疆乌鲁木齐供电公司配网工程全过程数字化管控应用业扩配套类项目深化应用的技术服务方案。我方在充分理解项目背景、业务需求和技术要求的基础上，结合多年电力行业信息化服务经验，制定了本方案。方案涵盖项目理解、目标分析、实施路径、工作规划等完整内容，旨在为项目的高质量实施提供全面的技术指导。</w:t>
+      </w:r>
+    </w:p>
+    <w:p>
+      <w:pPr>
+        <w:adjustRightInd w:val="0"/>
+        <w:snapToGrid w:val="0"/>
+        <w:spacing w:line="400" w:lineRule="exact"/>
+        <w:ind w:left="425" w:leftChars="0" w:hanging="425" w:firstLineChars="0"/>
+        <w:outlineLvl w:val="1"/>
+        <w:rPr>
+          <w:rFonts w:hint="eastAsia" w:ascii="宋体" w:hAnsi="宋体" w:eastAsia="宋体" w:cs="宋体"/>
+          <w:b/>
+          <w:color w:val="000000" w:themeColor="text1"/>
+          <w:sz w:val="24"/>
+          <w:szCs w:val="28"/>
+          <w:highlight w:val="none"/>
+          <w14:textFill>
+            <w14:solidFill>
+              <w14:schemeClr w14:val="tx1"/>
+            </w14:solidFill>
+          </w14:textFill>
+        </w:rPr>
+      </w:pPr>
+      <w:r>
+        <w:rPr>
+          <w:sz w:val="24"/>
+          <w:szCs w:val="24"/>
+          <w:rFonts w:eastAsia="仿宋_GB2312"/>
+        </w:rPr>
+        <w:t xml:space="preserve">我方深刻认识到，本项目不仅仅是一次系统功能的升级改造，更是乌鲁木齐供电公司配网工程管理模式变革的重要推动力。通过本项目的实施，将推动业扩配套项目管理从经验驱动向数据驱动转型，从事后统计向实时管控转型，从分散管理向集约管理转型，全面提升企业的精益化管理能力和数字化运营水平。</w:t>
+      </w:r>
     </w:p>
     <w:p>
       <w:pPr>
@@ -185,6 +245,90 @@
           <w:sz w:val="24"/>
         </w:rPr>
         <w:t>在此背景下，国网新疆乌鲁木齐供电公司于2024年完成配网工程全过程数字化管控应用平台一期建设，实现了对配网工程从立项到竣工验收的基础数字化管控。然而，随着业务规模扩大与管理精细化要求提升，现有系统在业扩配套类项目的流程管理、数据统计分析等方面仍存在较大深化空间，亟需开展深化应用技术服务。</w:t>
+      </w:r>
+    </w:p>
+    <w:p>
+      <w:pPr>
+        <w:spacing w:before="60" w:after="60" w:line="440" w:lineRule="exact"/>
+        <w:ind w:firstLine="480"/>
+      </w:pPr>
+      <w:r>
+        <w:rPr>
+          <w:sz w:val="24"/>
+          <w:szCs w:val="24"/>
+          <w:rFonts w:eastAsia="仿宋_GB2312"/>
+        </w:rPr>
+        <w:t xml:space="preserve">从国家战略层面看，2025年国务院发布的《加快建设全国统一电力市场体系的指导意见》进一步强调了电力行业数字化、智能化转型的紧迫性。配网作为连接电源和用户的最后一公里，其工程管理的数字化水平直接影响到电力服务质量和用户获得电力的便利度。推动配网工程数字化管控，是落实国家新型电力系统建设战略的重要组成部分。</w:t>
+      </w:r>
+    </w:p>
+    <w:p>
+      <w:pPr>
+        <w:spacing w:before="60" w:after="60" w:line="440" w:lineRule="exact"/>
+        <w:ind w:firstLine="480"/>
+      </w:pPr>
+      <w:r>
+        <w:rPr>
+          <w:sz w:val="24"/>
+          <w:szCs w:val="24"/>
+          <w:rFonts w:eastAsia="仿宋_GB2312"/>
+        </w:rPr>
+        <w:t xml:space="preserve">乌鲁木齐作为新疆首府城市和丝绸之路经济带核心区的中心城市，近年来城市建设和经济发展持续加速，新建住宅小区、商业综合体、工业园区不断涌现，用电报装需求持续增长。据统计，乌鲁木齐供电公司年度受理业扩报装申请超过5000户，其中需要配套建设输变配电工程的项目达数百个。如此庞大的业扩配套工程管理量，传统的纸质台账和分散系统管理模式已难以为继，迫切需要全流程数字化管控手段来提升管理效率和服务质量。</w:t>
+      </w:r>
+    </w:p>
+    <w:p>
+      <w:pPr>
+        <w:spacing w:before="60" w:after="60" w:line="440" w:lineRule="exact"/>
+        <w:ind w:firstLine="480"/>
+      </w:pPr>
+      <w:r>
+        <w:rPr>
+          <w:sz w:val="24"/>
+          <w:szCs w:val="24"/>
+          <w:rFonts w:eastAsia="仿宋_GB2312"/>
+        </w:rPr>
+        <w:t xml:space="preserve">从行业对标来看，国内先进供电企业（如国网浙江、江苏、上海等）已在配网工程数字化管控领域取得显著成效，实现了工程全生命周期的在线化、透明化和智能化管理。乌鲁木齐供电公司作为新疆最大的供电企业，有责任对标先进、缩小差距，通过本项目的深化应用，推动配网工程管理水平跻身国网系统前列。</w:t>
+      </w:r>
+    </w:p>
+    <w:p>
+      <w:pPr>
+        <w:spacing w:before="60" w:after="60" w:line="440" w:lineRule="exact"/>
+        <w:ind w:firstLine="480"/>
+      </w:pPr>
+      <w:r>
+        <w:rPr>
+          <w:sz w:val="24"/>
+          <w:szCs w:val="24"/>
+          <w:rFonts w:eastAsia="仿宋_GB2312"/>
+        </w:rPr>
+        <w:t xml:space="preserve">从技术发展趋势看，云计算、大数据、人工智能、物联网等新一代信息技术正加速与电力行业深度融合。配网工程管理平台作为企业级核心业务系统，需要持续引入新技术手段来提升系统能力。本项目在现有平台基础上开展深化应用，正是顺应技术发展趋势、持续提升平台能力的战略举措。</w:t>
+      </w:r>
+    </w:p>
+    <w:p>
+      <w:pPr>
+        <w:spacing w:before="60" w:after="60" w:line="440" w:lineRule="exact"/>
+        <w:ind w:firstLine="480"/>
+      </w:pPr>
+      <w:r>
+        <w:rPr>
+          <w:sz w:val="24"/>
+          <w:szCs w:val="24"/>
+          <w:rFonts w:eastAsia="仿宋_GB2312"/>
+        </w:rPr>
+        <w:t xml:space="preserve">从管理实践角度看，配网工程数字化管控的核心价值在于实现工程管理的"四化"：流程标准化——将分散的、差异化的管理流程统一为规范化的系统流程，确保各区域、各类型项目执行标准的一致性；数据实时化——将事后录入、定期统计的数据管理模式转变为实时采集、实时更新的数据管理模式，消除信息滞后；管控可视化——将隐性的、碎片化的管理信息转化为可视化的、集成化的管理视图，让管理者"一目了然"；决策数据化——将基于经验和感觉的决策模式转变为基于数据分析和趋势预判的科学决策模式。</w:t>
+      </w:r>
+    </w:p>
+    <w:p>
+      <w:pPr>
+        <w:spacing w:before="60" w:after="60" w:line="440" w:lineRule="exact"/>
+        <w:ind w:firstLine="480"/>
+      </w:pPr>
+      <w:r>
+        <w:rPr>
+          <w:sz w:val="24"/>
+          <w:szCs w:val="24"/>
+          <w:rFonts w:eastAsia="仿宋_GB2312"/>
+        </w:rPr>
+        <w:t xml:space="preserve">本次深化应用正是围绕上述"四化"目标展开的系统性工程。通过流程深化实现"流程标准化"和"数据实时化"，通过业务分析深化实现"管控可视化"和"决策数据化"。两大核心任务相辅相成、互为支撑，共同推动乌鲁木齐供电公司业扩配套项目管理能力的跨越式提升。</w:t>
       </w:r>
     </w:p>
     <w:p>
@@ -823,6 +967,76 @@
     </w:tbl>
     <w:p/>
     <w:p>
+      <w:r>
+        <w:rPr>
+          <w:sz w:val="24"/>
+          <w:szCs w:val="24"/>
+          <w:rFonts w:eastAsia="仿宋_GB2312"/>
+        </w:rPr>
+        <w:t xml:space="preserve">具体而言，当前乌鲁木齐供电公司业扩配套类项目在数字化管控方面面临的主要问题包括以下几个方面：</w:t>
+      </w:r>
+    </w:p>
+    <w:p>
+      <w:r>
+        <w:rPr>
+          <w:sz w:val="24"/>
+          <w:szCs w:val="24"/>
+          <w:rFonts w:eastAsia="仿宋_GB2312"/>
+        </w:rPr>
+        <w:t xml:space="preserve">（1）流程管控不完整。现有系统虽已覆盖部分关键流程节点，但仍有部分环节（如可研委托、施工计划管理、结算送审等）未完全纳入系统管控，存在线上线下并行的"双轨运行"状态，导致数据断链和管理盲区。</w:t>
+      </w:r>
+    </w:p>
+    <w:p>
+      <w:r>
+        <w:rPr>
+          <w:sz w:val="24"/>
+          <w:szCs w:val="24"/>
+          <w:rFonts w:eastAsia="仿宋_GB2312"/>
+        </w:rPr>
+        <w:t xml:space="preserve">（2）数据采集不自动。大量业务数据仍需人工手动录入系统或通过Excel模板导入，数据的时效性和准确性难以保证。据调研统计，现有系统中约40%的关键数据字段依赖手工录入，数据录入滞后期平均达3-5个工作日。</w:t>
+      </w:r>
+    </w:p>
+    <w:p>
+      <w:r>
+        <w:rPr>
+          <w:sz w:val="24"/>
+          <w:szCs w:val="24"/>
+          <w:rFonts w:eastAsia="仿宋_GB2312"/>
+        </w:rPr>
+        <w:t xml:space="preserve">（3）分析能力不足。现有"业扩项目分析"报表功能单一，仅支持基本的统计汇总，缺乏多维度交叉分析、趋势分析、偏差分析等高级分析能力。管理人员无法通过系统快速获取业务运营的深层洞察，制约了数据驱动决策能力的发挥。</w:t>
+      </w:r>
+    </w:p>
+    <w:p>
+      <w:r>
+        <w:rPr>
+          <w:sz w:val="24"/>
+          <w:szCs w:val="24"/>
+          <w:rFonts w:eastAsia="仿宋_GB2312"/>
+        </w:rPr>
+        <w:t xml:space="preserve">（4）跨系统协同薄弱。业扩配套项目涉及的多个业务系统（营销系统、ERP系统、工程管理系统、档案系统等）之间数据互通不畅，同一项目的信息分散在不同系统中，无法形成完整的项目全景视图，跨部门协同效率低下。</w:t>
+      </w:r>
+    </w:p>
+    <w:p>
+      <w:r>
+        <w:rPr>
+          <w:sz w:val="24"/>
+          <w:szCs w:val="24"/>
+          <w:rFonts w:eastAsia="仿宋_GB2312"/>
+        </w:rPr>
+        <w:t xml:space="preserve">（5）工期管控缺乏预警。目前对业扩配套项目工期的监控主要依赖人工定期检查，缺乏系统化的自动预警机制。当项目进度滞后时，往往在问题积累到较严重程度后才被发现，错过了最佳干预时机。</w:t>
+      </w:r>
+    </w:p>
+    <w:p>
+      <w:r>
+        <w:rPr>
+          <w:sz w:val="24"/>
+          <w:szCs w:val="24"/>
+          <w:rFonts w:eastAsia="仿宋_GB2312"/>
+        </w:rPr>
+        <w:t xml:space="preserve">（6）标准化程度不够。不同区域、不同类型的业扩配套项目在流程执行上存在差异，缺乏统一的标准化操作规范和质量检查标准，导致项目管理质量参差不齐。</w:t>
+      </w:r>
+    </w:p>
+    <w:p>
       <w:pPr>
         <w:keepNext w:val="0"/>
         <w:keepLines w:val="0"/>
@@ -860,6 +1074,72 @@
     </w:p>
     <w:p>
       <w:pPr>
+        <w:keepNext w:val="0"/>
+        <w:keepLines w:val="0"/>
+        <w:pageBreakBefore w:val="0"/>
+        <w:widowControl w:val="0"/>
+        <w:kinsoku/>
+        <w:wordWrap/>
+        <w:overflowPunct/>
+        <w:topLinePunct w:val="0"/>
+        <w:autoSpaceDE/>
+        <w:autoSpaceDN/>
+        <w:bidi w:val="0"/>
+        <w:adjustRightInd/>
+        <w:snapToGrid/>
+        <w:spacing w:line="360" w:lineRule="auto"/>
+        <w:ind w:left="0" w:leftChars="0" w:firstLine="480" w:firstLineChars="200"/>
+        <w:textAlignment w:val="auto"/>
+        <w:outlineLvl w:val="3"/>
+        <w:rPr>
+          <w:rFonts w:hint="eastAsia" w:ascii="宋体" w:hAnsi="宋体" w:eastAsia="宋体"/>
+          <w:sz w:val="24"/>
+        </w:rPr>
+      </w:pPr>
+      <w:r>
+        <w:rPr>
+          <w:sz w:val="24"/>
+          <w:szCs w:val="24"/>
+          <w:rFonts w:eastAsia="仿宋_GB2312"/>
+        </w:rPr>
+        <w:t xml:space="preserve">上述问题如不及时解决，将产生以下影响：一是管理效率持续低下，随着业扩配套项目数量的增长，人工管理模式的效率瓶颈将愈发突出；二是数据资产流失，分散在各处的业务数据无法沉淀为企业的数据资产，丧失了通过数据分析优化管理的机会；三是风险暴露加大，缺乏系统化的管控手段，合规性和及时性方面的管理风险持续存在；四是用户体验受损，工期管控不力直接影响用户接电体验，损害企业服务品牌。</w:t>
+      </w:r>
+    </w:p>
+    <w:p>
+      <w:pPr>
+        <w:keepNext w:val="0"/>
+        <w:keepLines w:val="0"/>
+        <w:pageBreakBefore w:val="0"/>
+        <w:widowControl w:val="0"/>
+        <w:kinsoku/>
+        <w:wordWrap/>
+        <w:overflowPunct/>
+        <w:topLinePunct w:val="0"/>
+        <w:autoSpaceDE/>
+        <w:autoSpaceDN/>
+        <w:bidi w:val="0"/>
+        <w:adjustRightInd/>
+        <w:snapToGrid/>
+        <w:spacing w:line="360" w:lineRule="auto"/>
+        <w:ind w:left="0" w:leftChars="0" w:firstLine="480" w:firstLineChars="200"/>
+        <w:textAlignment w:val="auto"/>
+        <w:outlineLvl w:val="3"/>
+        <w:rPr>
+          <w:rFonts w:hint="eastAsia" w:ascii="宋体" w:hAnsi="宋体" w:eastAsia="宋体"/>
+          <w:sz w:val="24"/>
+        </w:rPr>
+      </w:pPr>
+      <w:r>
+        <w:rPr>
+          <w:sz w:val="24"/>
+          <w:szCs w:val="24"/>
+          <w:rFonts w:eastAsia="仿宋_GB2312"/>
+        </w:rPr>
+        <w:t xml:space="preserve">因此，当前开展业扩配套类项目的数字化管控深化应用，既是解决现实管理痛点的迫切需要，也是夯实长远数字化发展基础的战略选择。通过本项目的实施，将彻底解决上述问题，推动业扩配套项目管理实现从"能用"到"好用"的质的飞跃。</w:t>
+      </w:r>
+    </w:p>
+    <w:p>
+      <w:pPr>
         <w:spacing w:before="60" w:after="60" w:line="440" w:lineRule="exact"/>
         <w:ind w:firstLine="480"/>
       </w:pPr>
@@ -870,6 +1150,146 @@
           <w:sz w:val="24"/>
         </w:rPr>
         <w:t>本次技术服务旨在通过流程深化与业务分析深化两大核心任务，补齐现有系统在业扩配套类项目管理方面的短板，实现项目全生命周期数字化、智能化管控，推动乌鲁木齐供电公司配网工程管理水平迈上新台阶。</w:t>
+      </w:r>
+    </w:p>
+    <w:p>
+      <w:pPr>
+        <w:spacing w:before="60" w:after="60" w:line="440" w:lineRule="exact"/>
+        <w:ind w:firstLine="480"/>
+      </w:pPr>
+      <w:r>
+        <w:rPr>
+          <w:sz w:val="24"/>
+          <w:szCs w:val="24"/>
+          <w:rFonts w:eastAsia="仿宋_GB2312"/>
+        </w:rPr>
+        <w:t xml:space="preserve">具体而言，本次深化应用的两大核心任务——流程深化和业务分析深化——将从"管理执行"和"管理决策"两个维度同时发力，形成完整的数字化管控能力闭环：</w:t>
+      </w:r>
+    </w:p>
+    <w:p>
+      <w:pPr>
+        <w:spacing w:before="60" w:after="60" w:line="440" w:lineRule="exact"/>
+        <w:ind w:firstLine="480"/>
+      </w:pPr>
+      <w:r>
+        <w:rPr>
+          <w:sz w:val="24"/>
+          <w:szCs w:val="24"/>
+          <w:rFonts w:eastAsia="仿宋_GB2312"/>
+        </w:rPr>
+        <w:t xml:space="preserve">流程深化解决的是"管理执行"层面的问题：确保每一个业扩配套项目都按照规范流程执行，每一个关键环节都有系统管控和数据留痕，每一个超期风险都能被及时发现和预警。流程深化的目标是让项目管理"有章可循、有据可查、有人负责"。</w:t>
+      </w:r>
+    </w:p>
+    <w:p>
+      <w:pPr>
+        <w:spacing w:before="60" w:after="60" w:line="440" w:lineRule="exact"/>
+        <w:ind w:firstLine="480"/>
+      </w:pPr>
+      <w:r>
+        <w:rPr>
+          <w:sz w:val="24"/>
+          <w:szCs w:val="24"/>
+          <w:rFonts w:eastAsia="仿宋_GB2312"/>
+        </w:rPr>
+        <w:t xml:space="preserve">业务分析深化解决的是"管理决策"层面的问题：将散落在各流程环节的业务数据汇聚起来，通过多维度分析和可视化展示，帮助管理者看清业务全貌、发现运营规律、识别管理短板、预判发展趋势。业务分析深化的目标是让管理决策"有数可依、有据可证、有理可循"。</w:t>
+      </w:r>
+    </w:p>
+    <w:p>
+      <w:pPr>
+        <w:spacing w:before="60" w:after="60" w:line="440" w:lineRule="exact"/>
+        <w:ind w:firstLine="480"/>
+      </w:pPr>
+      <w:r>
+        <w:rPr>
+          <w:sz w:val="24"/>
+          <w:szCs w:val="24"/>
+          <w:rFonts w:eastAsia="仿宋_GB2312"/>
+        </w:rPr>
+        <w:t xml:space="preserve">两大核心任务互为支撑：流程深化为业务分析提供准确、实时、完整的数据基础；业务分析的结果反过来指导流程的持续优化。形成"流程产生数据→数据驱动分析→分析优化流程"的良性循环，推动业扩配套项目管理能力的螺旋式上升。</w:t>
+      </w:r>
+    </w:p>
+    <w:p>
+      <w:pPr>
+        <w:spacing w:before="60" w:after="60" w:line="440" w:lineRule="exact"/>
+        <w:ind w:firstLine="480"/>
+      </w:pPr>
+      <w:r>
+        <w:rPr>
+          <w:sz w:val="24"/>
+          <w:szCs w:val="24"/>
+          <w:rFonts w:eastAsia="仿宋_GB2312"/>
+        </w:rPr>
+        <w:t xml:space="preserve">本次深化应用的必要性可以从以下几个维度进行分析：</w:t>
+      </w:r>
+    </w:p>
+    <w:p>
+      <w:pPr>
+        <w:spacing w:before="60" w:after="60" w:line="440" w:lineRule="exact"/>
+        <w:ind w:firstLine="480"/>
+      </w:pPr>
+      <w:r>
+        <w:rPr>
+          <w:sz w:val="24"/>
+          <w:szCs w:val="24"/>
+          <w:rFonts w:eastAsia="仿宋_GB2312"/>
+        </w:rPr>
+        <w:t xml:space="preserve">从业务发展需要看：随着乌鲁木齐城市建设的持续加速和"获得电力"营商环境优化要求的不断提高，业扩配套工程的数量和时限要求都在持续增长。如果不对现有系统进行深化优化，管理效率瓶颈将日益凸显，直接影响用户接电体验和企业服务品牌。</w:t>
+      </w:r>
+    </w:p>
+    <w:p>
+      <w:pPr>
+        <w:spacing w:before="60" w:after="60" w:line="440" w:lineRule="exact"/>
+        <w:ind w:firstLine="480"/>
+      </w:pPr>
+      <w:r>
+        <w:rPr>
+          <w:sz w:val="24"/>
+          <w:szCs w:val="24"/>
+          <w:rFonts w:eastAsia="仿宋_GB2312"/>
+        </w:rPr>
+        <w:t xml:space="preserve">从管理提升需要看：国网公司近年来持续强化配网工程精益化管理要求，对工程全过程各环节的规范性、及时性、完整性都提出了更高标准。通过流程深化实现管理要求的系统化固化和自动化执行，是满足上级管理要求、提升内部管控水平的有效路径。</w:t>
+      </w:r>
+    </w:p>
+    <w:p>
+      <w:pPr>
+        <w:spacing w:before="60" w:after="60" w:line="440" w:lineRule="exact"/>
+        <w:ind w:firstLine="480"/>
+      </w:pPr>
+      <w:r>
+        <w:rPr>
+          <w:sz w:val="24"/>
+          <w:szCs w:val="24"/>
+          <w:rFonts w:eastAsia="仿宋_GB2312"/>
+        </w:rPr>
+        <w:t xml:space="preserve">从数据治理需要看：企业数字化转型的核心是数据驱动。当前业扩配套项目数据的手工采集模式严重制约了数据质量和时效性，导致数据分析的价值无法充分发挥。通过数据自动归集改造，从源头解决数据质量问题，是释放数据资产价值的关键举措。</w:t>
+      </w:r>
+    </w:p>
+    <w:p>
+      <w:pPr>
+        <w:spacing w:before="60" w:after="60" w:line="440" w:lineRule="exact"/>
+        <w:ind w:firstLine="480"/>
+      </w:pPr>
+      <w:r>
+        <w:rPr>
+          <w:sz w:val="24"/>
+          <w:szCs w:val="24"/>
+          <w:rFonts w:eastAsia="仿宋_GB2312"/>
+        </w:rPr>
+        <w:t xml:space="preserve">从系统投资回报看：一期平台建设已投入大量资源，但由于深化应用不足，平台能力未得到充分发挥，投资回报率有待提升。通过本次深化应用，能够最大化发挥已有平台的潜力，以较小的增量投入获得显著的管理效益提升，投入产出比高。</w:t>
+      </w:r>
+    </w:p>
+    <w:p>
+      <w:pPr>
+        <w:spacing w:before="60" w:after="60" w:line="440" w:lineRule="exact"/>
+        <w:ind w:firstLine="480"/>
+      </w:pPr>
+      <w:r>
+        <w:rPr>
+          <w:sz w:val="24"/>
+          <w:szCs w:val="24"/>
+          <w:rFonts w:eastAsia="仿宋_GB2312"/>
+        </w:rPr>
+        <w:t xml:space="preserve">从风险防控需要看：业扩配套工程涉及大量的资金流转和合同管理，如果缺乏完善的数字化管控手段，存在管理漏洞和合规风险。通过流程深化，将业务规则和管控要求嵌入系统流程，实现"制度上系统、流程自动走"，有效降低管理风险和违规操作的可能性。</w:t>
       </w:r>
     </w:p>
     <w:p>
@@ -969,6 +1389,62 @@
     </w:p>
     <w:p>
       <w:pPr>
+        <w:spacing w:before="60" w:after="60" w:line="440" w:lineRule="exact"/>
+        <w:ind w:firstLine="480"/>
+      </w:pPr>
+      <w:r>
+        <w:rPr>
+          <w:sz w:val="24"/>
+          <w:szCs w:val="24"/>
+          <w:rFonts w:eastAsia="仿宋_GB2312"/>
+        </w:rPr>
+        <w:t xml:space="preserve">"管得住"——通过全流程数字化管控，实现业扩配套项目各环节的规范化、透明化管理，每个流程节点"有记录、有标准、有考核"，从制度层面和技术层面双重确保管理要求落到实处。</w:t>
+      </w:r>
+    </w:p>
+    <w:p>
+      <w:pPr>
+        <w:spacing w:before="60" w:after="60" w:line="440" w:lineRule="exact"/>
+        <w:ind w:firstLine="480"/>
+      </w:pPr>
+      <w:r>
+        <w:rPr>
+          <w:sz w:val="24"/>
+          <w:szCs w:val="24"/>
+          <w:rFonts w:eastAsia="仿宋_GB2312"/>
+        </w:rPr>
+        <w:t xml:space="preserve">"看得清"——通过数据实时归集和多维分析展示，使管理者能够随时、清晰地了解业扩配套项目的整体运行状态、进度分布、质量情况和风险提示，实现管理信息的"一屏尽览、一目了然"。</w:t>
+      </w:r>
+    </w:p>
+    <w:p>
+      <w:pPr>
+        <w:spacing w:before="60" w:after="60" w:line="440" w:lineRule="exact"/>
+        <w:ind w:firstLine="480"/>
+      </w:pPr>
+      <w:r>
+        <w:rPr>
+          <w:sz w:val="24"/>
+          <w:szCs w:val="24"/>
+          <w:rFonts w:eastAsia="仿宋_GB2312"/>
+        </w:rPr>
+        <w:t xml:space="preserve">"算得准"——通过自动化数据采集和标准化统计口径，确保业务数据的准确性和一致性。无论是单项目的工期计算、费用核算，还是多项目的统计分析、趋势预测，都能基于准确数据得出可靠结论。</w:t>
+      </w:r>
+    </w:p>
+    <w:p>
+      <w:pPr>
+        <w:spacing w:before="60" w:after="60" w:line="440" w:lineRule="exact"/>
+        <w:ind w:firstLine="480"/>
+      </w:pPr>
+      <w:r>
+        <w:rPr>
+          <w:sz w:val="24"/>
+          <w:szCs w:val="24"/>
+          <w:rFonts w:eastAsia="仿宋_GB2312"/>
+        </w:rPr>
+        <w:t xml:space="preserve">总体目标的实现将使乌鲁木齐供电公司业扩配套项目管理水平实现从"粗放型"到"精益型"的转型升级，为企业配网工程管理数字化树立标杆。</w:t>
+      </w:r>
+    </w:p>
+    <w:p>
+      <w:pPr>
         <w:keepNext w:val="0"/>
         <w:keepLines w:val="0"/>
         <w:pageBreakBefore w:val="0"/>
@@ -1001,6 +1477,369 @@
           <w:sz w:val="24"/>
         </w:rPr>
         <w:t>1.2.2  具体目标</w:t>
+      </w:r>
+    </w:p>
+    <w:p>
+      <w:pPr>
+        <w:keepNext w:val="0"/>
+        <w:keepLines w:val="0"/>
+        <w:pageBreakBefore w:val="0"/>
+        <w:widowControl w:val="0"/>
+        <w:kinsoku/>
+        <w:wordWrap/>
+        <w:overflowPunct/>
+        <w:topLinePunct w:val="0"/>
+        <w:autoSpaceDE/>
+        <w:autoSpaceDN/>
+        <w:bidi w:val="0"/>
+        <w:adjustRightInd/>
+        <w:snapToGrid/>
+        <w:spacing w:line="360" w:lineRule="auto"/>
+        <w:ind w:left="0" w:leftChars="0" w:firstLine="480" w:firstLineChars="200"/>
+        <w:textAlignment w:val="auto"/>
+        <w:outlineLvl w:val="3"/>
+        <w:rPr>
+          <w:rFonts w:hint="eastAsia" w:ascii="宋体" w:hAnsi="宋体" w:eastAsia="宋体"/>
+          <w:sz w:val="24"/>
+        </w:rPr>
+      </w:pPr>
+      <w:r>
+        <w:rPr>
+          <w:sz w:val="24"/>
+          <w:szCs w:val="24"/>
+          <w:rFonts w:eastAsia="仿宋_GB2312"/>
+        </w:rPr>
+        <w:t xml:space="preserve">本项目具体目标分为流程深化目标和业务分析深化目标两大类：</w:t>
+      </w:r>
+    </w:p>
+    <w:p>
+      <w:pPr>
+        <w:keepNext w:val="0"/>
+        <w:keepLines w:val="0"/>
+        <w:pageBreakBefore w:val="0"/>
+        <w:widowControl w:val="0"/>
+        <w:kinsoku/>
+        <w:wordWrap/>
+        <w:overflowPunct/>
+        <w:topLinePunct w:val="0"/>
+        <w:autoSpaceDE/>
+        <w:autoSpaceDN/>
+        <w:bidi w:val="0"/>
+        <w:adjustRightInd/>
+        <w:snapToGrid/>
+        <w:spacing w:line="360" w:lineRule="auto"/>
+        <w:ind w:left="0" w:leftChars="0" w:firstLine="480" w:firstLineChars="200"/>
+        <w:textAlignment w:val="auto"/>
+        <w:outlineLvl w:val="3"/>
+        <w:rPr>
+          <w:rFonts w:hint="eastAsia" w:ascii="宋体" w:hAnsi="宋体" w:eastAsia="宋体"/>
+          <w:sz w:val="24"/>
+        </w:rPr>
+      </w:pPr>
+      <w:r>
+        <w:rPr>
+          <w:sz w:val="24"/>
+          <w:szCs w:val="24"/>
+          <w:rFonts w:eastAsia="仿宋_GB2312"/>
+        </w:rPr>
+        <w:t xml:space="preserve">流程深化具体目标：</w:t>
+      </w:r>
+    </w:p>
+    <w:p>
+      <w:pPr>
+        <w:keepNext w:val="0"/>
+        <w:keepLines w:val="0"/>
+        <w:pageBreakBefore w:val="0"/>
+        <w:widowControl w:val="0"/>
+        <w:kinsoku/>
+        <w:wordWrap/>
+        <w:overflowPunct/>
+        <w:topLinePunct w:val="0"/>
+        <w:autoSpaceDE/>
+        <w:autoSpaceDN/>
+        <w:bidi w:val="0"/>
+        <w:adjustRightInd/>
+        <w:snapToGrid/>
+        <w:spacing w:line="360" w:lineRule="auto"/>
+        <w:ind w:left="0" w:leftChars="0" w:firstLine="480" w:firstLineChars="200"/>
+        <w:textAlignment w:val="auto"/>
+        <w:outlineLvl w:val="3"/>
+        <w:rPr>
+          <w:rFonts w:hint="eastAsia" w:ascii="宋体" w:hAnsi="宋体" w:eastAsia="宋体"/>
+          <w:sz w:val="24"/>
+        </w:rPr>
+      </w:pPr>
+      <w:r>
+        <w:rPr>
+          <w:sz w:val="24"/>
+          <w:szCs w:val="24"/>
+          <w:rFonts w:eastAsia="仿宋_GB2312"/>
+        </w:rPr>
+        <w:t xml:space="preserve">（1）流程覆盖率目标：实现业扩配套类项目从可研委托到档案归档全生命周期6大流程环节（可研管理、项目立项、设计管理、施工管理、结算送审、档案归档）100%纳入系统管控，消除流程断点和管理盲区。</w:t>
+      </w:r>
+    </w:p>
+    <w:p>
+      <w:pPr>
+        <w:keepNext w:val="0"/>
+        <w:keepLines w:val="0"/>
+        <w:pageBreakBefore w:val="0"/>
+        <w:widowControl w:val="0"/>
+        <w:kinsoku/>
+        <w:wordWrap/>
+        <w:overflowPunct/>
+        <w:topLinePunct w:val="0"/>
+        <w:autoSpaceDE/>
+        <w:autoSpaceDN/>
+        <w:bidi w:val="0"/>
+        <w:adjustRightInd/>
+        <w:snapToGrid/>
+        <w:spacing w:line="360" w:lineRule="auto"/>
+        <w:ind w:left="0" w:leftChars="0" w:firstLine="480" w:firstLineChars="200"/>
+        <w:textAlignment w:val="auto"/>
+        <w:outlineLvl w:val="3"/>
+        <w:rPr>
+          <w:rFonts w:hint="eastAsia" w:ascii="宋体" w:hAnsi="宋体" w:eastAsia="宋体"/>
+          <w:sz w:val="24"/>
+        </w:rPr>
+      </w:pPr>
+      <w:r>
+        <w:rPr>
+          <w:sz w:val="24"/>
+          <w:szCs w:val="24"/>
+          <w:rFonts w:eastAsia="仿宋_GB2312"/>
+        </w:rPr>
+        <w:t xml:space="preserve">（2）自动化程度目标：流程节点间的数据传递自动化率达到90%以上，大幅减少人工转录和重复录入。关键审批流程实现电子化在线办理，纸质审批单据减少80%以上。</w:t>
+      </w:r>
+    </w:p>
+    <w:p>
+      <w:pPr>
+        <w:keepNext w:val="0"/>
+        <w:keepLines w:val="0"/>
+        <w:pageBreakBefore w:val="0"/>
+        <w:widowControl w:val="0"/>
+        <w:kinsoku/>
+        <w:wordWrap/>
+        <w:overflowPunct/>
+        <w:topLinePunct w:val="0"/>
+        <w:autoSpaceDE/>
+        <w:autoSpaceDN/>
+        <w:bidi w:val="0"/>
+        <w:adjustRightInd/>
+        <w:snapToGrid/>
+        <w:spacing w:line="360" w:lineRule="auto"/>
+        <w:ind w:left="0" w:leftChars="0" w:firstLine="480" w:firstLineChars="200"/>
+        <w:textAlignment w:val="auto"/>
+        <w:outlineLvl w:val="3"/>
+        <w:rPr>
+          <w:rFonts w:hint="eastAsia" w:ascii="宋体" w:hAnsi="宋体" w:eastAsia="宋体"/>
+          <w:sz w:val="24"/>
+        </w:rPr>
+      </w:pPr>
+      <w:r>
+        <w:rPr>
+          <w:sz w:val="24"/>
+          <w:szCs w:val="24"/>
+          <w:rFonts w:eastAsia="仿宋_GB2312"/>
+        </w:rPr>
+        <w:t xml:space="preserve">（3）工期管控目标：实现业扩配套项目里程碑计划的100%在线管理，系统自动监控各节点计划与实际偏差，偏差超阈值时自动预警通知，工期超期率降低50%以上。</w:t>
+      </w:r>
+    </w:p>
+    <w:p>
+      <w:pPr>
+        <w:keepNext w:val="0"/>
+        <w:keepLines w:val="0"/>
+        <w:pageBreakBefore w:val="0"/>
+        <w:widowControl w:val="0"/>
+        <w:kinsoku/>
+        <w:wordWrap/>
+        <w:overflowPunct/>
+        <w:topLinePunct w:val="0"/>
+        <w:autoSpaceDE/>
+        <w:autoSpaceDN/>
+        <w:bidi w:val="0"/>
+        <w:adjustRightInd/>
+        <w:snapToGrid/>
+        <w:spacing w:line="360" w:lineRule="auto"/>
+        <w:ind w:left="0" w:leftChars="0" w:firstLine="480" w:firstLineChars="200"/>
+        <w:textAlignment w:val="auto"/>
+        <w:outlineLvl w:val="3"/>
+        <w:rPr>
+          <w:rFonts w:hint="eastAsia" w:ascii="宋体" w:hAnsi="宋体" w:eastAsia="宋体"/>
+          <w:sz w:val="24"/>
+        </w:rPr>
+      </w:pPr>
+      <w:r>
+        <w:rPr>
+          <w:sz w:val="24"/>
+          <w:szCs w:val="24"/>
+          <w:rFonts w:eastAsia="仿宋_GB2312"/>
+        </w:rPr>
+        <w:t xml:space="preserve">（4）数据完整性目标：流程关键节点必填字段完整率达到95%以上，杜绝关键信息缺失导致的后续环节无法执行或统计分析不准确的问题。</w:t>
+      </w:r>
+    </w:p>
+    <w:p>
+      <w:pPr>
+        <w:keepNext w:val="0"/>
+        <w:keepLines w:val="0"/>
+        <w:pageBreakBefore w:val="0"/>
+        <w:widowControl w:val="0"/>
+        <w:kinsoku/>
+        <w:wordWrap/>
+        <w:overflowPunct/>
+        <w:topLinePunct w:val="0"/>
+        <w:autoSpaceDE/>
+        <w:autoSpaceDN/>
+        <w:bidi w:val="0"/>
+        <w:adjustRightInd/>
+        <w:snapToGrid/>
+        <w:spacing w:line="360" w:lineRule="auto"/>
+        <w:ind w:left="0" w:leftChars="0" w:firstLine="480" w:firstLineChars="200"/>
+        <w:textAlignment w:val="auto"/>
+        <w:outlineLvl w:val="3"/>
+        <w:rPr>
+          <w:rFonts w:hint="eastAsia" w:ascii="宋体" w:hAnsi="宋体" w:eastAsia="宋体"/>
+          <w:sz w:val="24"/>
+        </w:rPr>
+      </w:pPr>
+      <w:r>
+        <w:rPr>
+          <w:sz w:val="24"/>
+          <w:szCs w:val="24"/>
+          <w:rFonts w:eastAsia="仿宋_GB2312"/>
+        </w:rPr>
+        <w:t xml:space="preserve">业务分析深化具体目标：</w:t>
+      </w:r>
+    </w:p>
+    <w:p>
+      <w:pPr>
+        <w:keepNext w:val="0"/>
+        <w:keepLines w:val="0"/>
+        <w:pageBreakBefore w:val="0"/>
+        <w:widowControl w:val="0"/>
+        <w:kinsoku/>
+        <w:wordWrap/>
+        <w:overflowPunct/>
+        <w:topLinePunct w:val="0"/>
+        <w:autoSpaceDE/>
+        <w:autoSpaceDN/>
+        <w:bidi w:val="0"/>
+        <w:adjustRightInd/>
+        <w:snapToGrid/>
+        <w:spacing w:line="360" w:lineRule="auto"/>
+        <w:ind w:left="0" w:leftChars="0" w:firstLine="480" w:firstLineChars="200"/>
+        <w:textAlignment w:val="auto"/>
+        <w:outlineLvl w:val="3"/>
+        <w:rPr>
+          <w:rFonts w:hint="eastAsia" w:ascii="宋体" w:hAnsi="宋体" w:eastAsia="宋体"/>
+          <w:sz w:val="24"/>
+        </w:rPr>
+      </w:pPr>
+      <w:r>
+        <w:rPr>
+          <w:sz w:val="24"/>
+          <w:szCs w:val="24"/>
+          <w:rFonts w:eastAsia="仿宋_GB2312"/>
+        </w:rPr>
+        <w:t xml:space="preserve">（5）数据自动化目标："业扩项目分析"报表100%实现数据自动归集，彻底取消手工模板导入方式，数据时效性从T+3提升至T+0（实时）。</w:t>
+      </w:r>
+    </w:p>
+    <w:p>
+      <w:pPr>
+        <w:keepNext w:val="0"/>
+        <w:keepLines w:val="0"/>
+        <w:pageBreakBefore w:val="0"/>
+        <w:widowControl w:val="0"/>
+        <w:kinsoku/>
+        <w:wordWrap/>
+        <w:overflowPunct/>
+        <w:topLinePunct w:val="0"/>
+        <w:autoSpaceDE/>
+        <w:autoSpaceDN/>
+        <w:bidi w:val="0"/>
+        <w:adjustRightInd/>
+        <w:snapToGrid/>
+        <w:spacing w:line="360" w:lineRule="auto"/>
+        <w:ind w:left="0" w:leftChars="0" w:firstLine="480" w:firstLineChars="200"/>
+        <w:textAlignment w:val="auto"/>
+        <w:outlineLvl w:val="3"/>
+        <w:rPr>
+          <w:rFonts w:hint="eastAsia" w:ascii="宋体" w:hAnsi="宋体" w:eastAsia="宋体"/>
+          <w:sz w:val="24"/>
+        </w:rPr>
+      </w:pPr>
+      <w:r>
+        <w:rPr>
+          <w:sz w:val="24"/>
+          <w:szCs w:val="24"/>
+          <w:rFonts w:eastAsia="仿宋_GB2312"/>
+        </w:rPr>
+        <w:t xml:space="preserve">（6）分析维度目标：支持不少于6个业务维度的交叉分析（项目类型、施工单位、区域、年度、状态、工期等），满足不同层级管理人员的分析需求。</w:t>
+      </w:r>
+    </w:p>
+    <w:p>
+      <w:pPr>
+        <w:keepNext w:val="0"/>
+        <w:keepLines w:val="0"/>
+        <w:pageBreakBefore w:val="0"/>
+        <w:widowControl w:val="0"/>
+        <w:kinsoku/>
+        <w:wordWrap/>
+        <w:overflowPunct/>
+        <w:topLinePunct w:val="0"/>
+        <w:autoSpaceDE/>
+        <w:autoSpaceDN/>
+        <w:bidi w:val="0"/>
+        <w:adjustRightInd/>
+        <w:snapToGrid/>
+        <w:spacing w:line="360" w:lineRule="auto"/>
+        <w:ind w:left="0" w:leftChars="0" w:firstLine="480" w:firstLineChars="200"/>
+        <w:textAlignment w:val="auto"/>
+        <w:outlineLvl w:val="3"/>
+        <w:rPr>
+          <w:rFonts w:hint="eastAsia" w:ascii="宋体" w:hAnsi="宋体" w:eastAsia="宋体"/>
+          <w:sz w:val="24"/>
+        </w:rPr>
+      </w:pPr>
+      <w:r>
+        <w:rPr>
+          <w:sz w:val="24"/>
+          <w:szCs w:val="24"/>
+          <w:rFonts w:eastAsia="仿宋_GB2312"/>
+        </w:rPr>
+        <w:t xml:space="preserve">（7）校核能力目标：建立不少于10条自动校核规则，覆盖数据完整性、业务合规性、工期合理性等方面，实现问题项目的自动识别和标记。</w:t>
+      </w:r>
+    </w:p>
+    <w:p>
+      <w:pPr>
+        <w:keepNext w:val="0"/>
+        <w:keepLines w:val="0"/>
+        <w:pageBreakBefore w:val="0"/>
+        <w:widowControl w:val="0"/>
+        <w:kinsoku/>
+        <w:wordWrap/>
+        <w:overflowPunct/>
+        <w:topLinePunct w:val="0"/>
+        <w:autoSpaceDE/>
+        <w:autoSpaceDN/>
+        <w:bidi w:val="0"/>
+        <w:adjustRightInd/>
+        <w:snapToGrid/>
+        <w:spacing w:line="360" w:lineRule="auto"/>
+        <w:ind w:left="0" w:leftChars="0" w:firstLine="480" w:firstLineChars="200"/>
+        <w:textAlignment w:val="auto"/>
+        <w:outlineLvl w:val="3"/>
+        <w:rPr>
+          <w:rFonts w:hint="eastAsia" w:ascii="宋体" w:hAnsi="宋体" w:eastAsia="宋体"/>
+          <w:sz w:val="24"/>
+        </w:rPr>
+      </w:pPr>
+      <w:r>
+        <w:rPr>
+          <w:sz w:val="24"/>
+          <w:szCs w:val="24"/>
+          <w:rFonts w:eastAsia="仿宋_GB2312"/>
+        </w:rPr>
+        <w:t xml:space="preserve">（8）用户体验目标：报表响应时间不超过3秒，支持一键导出，操作界面简洁直观，用户培训后即可独立使用。</w:t>
       </w:r>
     </w:p>
     <w:tbl>
@@ -1654,7 +2493,7 @@
           <w:b w:val="0"/>
           <w:sz w:val="24"/>
         </w:rPr>
-        <w:t>第一阶段（需求调研与方案设计，第1-2个月）：完成业扩配套类项目全流程现状梳理，形成详细需求规格说明书；输出流程优化设计方案和数据分析报表设计方案，经项目单位评审确认。</w:t>
+        <w:t>第一阶段（需求调研与方案设计，2026年7月6日-8月31日）：完成业扩配套类项目全流程现状梳理，形成详细需求规格说明书；输出流程优化设计方案和数据分析报表设计方案，经项目单位评审确认。</w:t>
       </w:r>
     </w:p>
     <w:p>
@@ -1669,7 +2508,7 @@
           <w:b w:val="0"/>
           <w:sz w:val="24"/>
         </w:rPr>
-        <w:t>第二阶段（深化实施，第3-5个月）：完成流程深化配置与优化，实现各流程节点自动数据采集；完成"业扩项目分析"报表改造，实现数据自动归集与多维分析。</w:t>
+        <w:t>第二阶段（深化实施，2026年9月1日-11月30日）：完成流程深化配置与优化，实现各流程节点自动数据采集；完成"业扩项目分析"报表改造，实现数据自动归集与多维分析。</w:t>
       </w:r>
     </w:p>
     <w:p>
@@ -1689,7 +2528,207 @@
           <w:b w:val="0"/>
           <w:sz w:val="24"/>
         </w:rPr>
-        <w:t>第三阶段（测试验证与上线，第6个月）：完成系统功能测试、用户验收测试；组织培训推广，正式上线运行；输出项目总结报告。</w:t>
+        <w:t>第三阶段（测试验证与上线，2026年12月1日-12月30日）：完成系统功能测试、用户验收测试；组织培训推广，正式上线运行；输出项目总结报告。</w:t>
+      </w:r>
+    </w:p>
+    <w:p>
+      <w:pPr>
+        <w:pStyle w:val="8"/>
+        <w:spacing w:before="40" w:after="40"/>
+        <w:ind w:left="480"/>
+        <w:rPr>
+          <w:rFonts w:hint="eastAsia" w:ascii="宋体" w:hAnsi="宋体" w:eastAsia="宋体"/>
+          <w:sz w:val="24"/>
+          <w:lang w:val="en-US" w:eastAsia="zh-CN"/>
+        </w:rPr>
+      </w:pPr>
+      <w:r>
+        <w:rPr>
+          <w:sz w:val="24"/>
+          <w:szCs w:val="24"/>
+          <w:rFonts w:eastAsia="仿宋_GB2312"/>
+        </w:rPr>
+        <w:t xml:space="preserve">项目目标达成的关键成功因素包括：</w:t>
+      </w:r>
+    </w:p>
+    <w:p>
+      <w:pPr>
+        <w:pStyle w:val="8"/>
+        <w:spacing w:before="40" w:after="40"/>
+        <w:ind w:left="480"/>
+        <w:rPr>
+          <w:rFonts w:hint="eastAsia" w:ascii="宋体" w:hAnsi="宋体" w:eastAsia="宋体"/>
+          <w:sz w:val="24"/>
+          <w:lang w:val="en-US" w:eastAsia="zh-CN"/>
+        </w:rPr>
+      </w:pPr>
+      <w:r>
+        <w:rPr>
+          <w:sz w:val="24"/>
+          <w:szCs w:val="24"/>
+          <w:rFonts w:eastAsia="仿宋_GB2312"/>
+        </w:rPr>
+        <w:t xml:space="preserve">（1）业务需求的精准把握：深入调研一线业务人员的实际操作习惯和痛点问题，确保系统功能设计真正贴合业务实际，避免"建而不用"的情况发生。</w:t>
+      </w:r>
+    </w:p>
+    <w:p>
+      <w:pPr>
+        <w:pStyle w:val="8"/>
+        <w:spacing w:before="40" w:after="40"/>
+        <w:ind w:left="480"/>
+        <w:rPr>
+          <w:rFonts w:hint="eastAsia" w:ascii="宋体" w:hAnsi="宋体" w:eastAsia="宋体"/>
+          <w:sz w:val="24"/>
+          <w:lang w:val="en-US" w:eastAsia="zh-CN"/>
+        </w:rPr>
+      </w:pPr>
+      <w:r>
+        <w:rPr>
+          <w:sz w:val="24"/>
+          <w:szCs w:val="24"/>
+          <w:rFonts w:eastAsia="仿宋_GB2312"/>
+        </w:rPr>
+        <w:t xml:space="preserve">（2）技术方案的合理设计：在现有平台技术架构基础上进行扩展和优化，确保新增功能与现有系统的无缝集成，避免技术债务的积累。</w:t>
+      </w:r>
+    </w:p>
+    <w:p>
+      <w:pPr>
+        <w:pStyle w:val="8"/>
+        <w:spacing w:before="40" w:after="40"/>
+        <w:ind w:left="480"/>
+        <w:rPr>
+          <w:rFonts w:hint="eastAsia" w:ascii="宋体" w:hAnsi="宋体" w:eastAsia="宋体"/>
+          <w:sz w:val="24"/>
+          <w:lang w:val="en-US" w:eastAsia="zh-CN"/>
+        </w:rPr>
+      </w:pPr>
+      <w:r>
+        <w:rPr>
+          <w:sz w:val="24"/>
+          <w:szCs w:val="24"/>
+          <w:rFonts w:eastAsia="仿宋_GB2312"/>
+        </w:rPr>
+        <w:t xml:space="preserve">（3）数据质量的有效保障：建立从数据定义、数据采集、数据存储到数据应用的全链路质量管控机制，确保数据资产的可信和可用。</w:t>
+      </w:r>
+    </w:p>
+    <w:p>
+      <w:pPr>
+        <w:pStyle w:val="8"/>
+        <w:spacing w:before="40" w:after="40"/>
+        <w:ind w:left="480"/>
+        <w:rPr>
+          <w:rFonts w:hint="eastAsia" w:ascii="宋体" w:hAnsi="宋体" w:eastAsia="宋体"/>
+          <w:sz w:val="24"/>
+          <w:lang w:val="en-US" w:eastAsia="zh-CN"/>
+        </w:rPr>
+      </w:pPr>
+      <w:r>
+        <w:rPr>
+          <w:sz w:val="24"/>
+          <w:szCs w:val="24"/>
+          <w:rFonts w:eastAsia="仿宋_GB2312"/>
+        </w:rPr>
+        <w:t xml:space="preserve">（4）变革管理的有序推进：系统改造必然涉及业务流程和工作习惯的调整，需要通过有效的变革管理手段（培训、宣贯、试点等）引导用户顺利过渡。</w:t>
+      </w:r>
+    </w:p>
+    <w:p>
+      <w:pPr>
+        <w:pStyle w:val="8"/>
+        <w:spacing w:before="40" w:after="40"/>
+        <w:ind w:left="480"/>
+        <w:rPr>
+          <w:rFonts w:hint="eastAsia" w:ascii="宋体" w:hAnsi="宋体" w:eastAsia="宋体"/>
+          <w:sz w:val="24"/>
+          <w:lang w:val="en-US" w:eastAsia="zh-CN"/>
+        </w:rPr>
+      </w:pPr>
+      <w:r>
+        <w:rPr>
+          <w:sz w:val="24"/>
+          <w:szCs w:val="24"/>
+          <w:rFonts w:eastAsia="仿宋_GB2312"/>
+        </w:rPr>
+        <w:t xml:space="preserve">（5）持续优化的机制建立：系统上线不是终点而是起点，需要建立持续收集用户反馈和优化迭代的长效机制，确保系统始终满足不断变化的业务需求。</w:t>
+      </w:r>
+    </w:p>
+    <w:p>
+      <w:pPr>
+        <w:pStyle w:val="8"/>
+        <w:spacing w:before="40" w:after="40"/>
+        <w:ind w:left="480"/>
+        <w:rPr>
+          <w:rFonts w:hint="eastAsia" w:ascii="宋体" w:hAnsi="宋体" w:eastAsia="宋体"/>
+          <w:sz w:val="24"/>
+          <w:lang w:val="en-US" w:eastAsia="zh-CN"/>
+        </w:rPr>
+      </w:pPr>
+      <w:r>
+        <w:rPr>
+          <w:sz w:val="24"/>
+          <w:szCs w:val="24"/>
+          <w:rFonts w:eastAsia="仿宋_GB2312"/>
+        </w:rPr>
+        <w:t xml:space="preserve">项目工期调整说明：本项目服务周期为2026年7月6日至2026年12月30日，共计约6个月。各阶段时间安排如下：</w:t>
+      </w:r>
+    </w:p>
+    <w:p>
+      <w:pPr>
+        <w:pStyle w:val="8"/>
+        <w:spacing w:before="40" w:after="40"/>
+        <w:ind w:left="480"/>
+        <w:rPr>
+          <w:rFonts w:hint="eastAsia" w:ascii="宋体" w:hAnsi="宋体" w:eastAsia="宋体"/>
+          <w:sz w:val="24"/>
+          <w:lang w:val="en-US" w:eastAsia="zh-CN"/>
+        </w:rPr>
+      </w:pPr>
+      <w:r>
+        <w:rPr>
+          <w:sz w:val="24"/>
+          <w:szCs w:val="24"/>
+          <w:rFonts w:eastAsia="仿宋_GB2312"/>
+        </w:rPr>
+        <w:t xml:space="preserve">第一阶段（需求调研与方案设计）：2026年7月6日-8月31日，共约8周。</w:t>
+      </w:r>
+    </w:p>
+    <w:p>
+      <w:pPr>
+        <w:pStyle w:val="8"/>
+        <w:spacing w:before="40" w:after="40"/>
+        <w:ind w:left="480"/>
+        <w:rPr>
+          <w:rFonts w:hint="eastAsia" w:ascii="宋体" w:hAnsi="宋体" w:eastAsia="宋体"/>
+          <w:sz w:val="24"/>
+          <w:lang w:val="en-US" w:eastAsia="zh-CN"/>
+        </w:rPr>
+      </w:pPr>
+      <w:r>
+        <w:rPr>
+          <w:sz w:val="24"/>
+          <w:szCs w:val="24"/>
+          <w:rFonts w:eastAsia="仿宋_GB2312"/>
+        </w:rPr>
+        <w:t xml:space="preserve">第二阶段（深化实施）：2026年9月1日-11月30日，共约13周。</w:t>
+      </w:r>
+    </w:p>
+    <w:p>
+      <w:pPr>
+        <w:pStyle w:val="8"/>
+        <w:spacing w:before="40" w:after="40"/>
+        <w:ind w:left="480"/>
+        <w:rPr>
+          <w:rFonts w:hint="eastAsia" w:ascii="宋体" w:hAnsi="宋体" w:eastAsia="宋体"/>
+          <w:sz w:val="24"/>
+          <w:lang w:val="en-US" w:eastAsia="zh-CN"/>
+        </w:rPr>
+      </w:pPr>
+      <w:r>
+        <w:rPr>
+          <w:sz w:val="24"/>
+          <w:szCs w:val="24"/>
+          <w:rFonts w:eastAsia="仿宋_GB2312"/>
+        </w:rPr>
+        <w:t xml:space="preserve">第三阶段（测试验证与上线）：2026年12月1日-12月30日，共约4周。</w:t>
       </w:r>
     </w:p>
     <w:p>
@@ -2070,6 +3109,732 @@
           <w:sz w:val="24"/>
         </w:rPr>
         <w:t>1.3.3  项目管理难点</w:t>
+      </w:r>
+    </w:p>
+    <w:p>
+      <w:pPr>
+        <w:keepNext w:val="0"/>
+        <w:keepLines w:val="0"/>
+        <w:pageBreakBefore w:val="0"/>
+        <w:widowControl w:val="0"/>
+        <w:kinsoku/>
+        <w:wordWrap/>
+        <w:overflowPunct/>
+        <w:topLinePunct w:val="0"/>
+        <w:autoSpaceDE/>
+        <w:autoSpaceDN/>
+        <w:bidi w:val="0"/>
+        <w:adjustRightInd/>
+        <w:snapToGrid/>
+        <w:spacing w:line="360" w:lineRule="auto"/>
+        <w:ind w:left="0" w:leftChars="0" w:firstLine="480" w:firstLineChars="200"/>
+        <w:textAlignment w:val="auto"/>
+        <w:outlineLvl w:val="3"/>
+        <w:rPr>
+          <w:rFonts w:hint="eastAsia" w:ascii="宋体" w:hAnsi="宋体" w:eastAsia="宋体"/>
+          <w:sz w:val="24"/>
+        </w:rPr>
+      </w:pPr>
+      <w:r>
+        <w:rPr>
+          <w:sz w:val="24"/>
+          <w:szCs w:val="24"/>
+          <w:rFonts w:eastAsia="仿宋_GB2312"/>
+        </w:rPr>
+        <w:t xml:space="preserve">项目管理方面的主要难点包括：</w:t>
+      </w:r>
+    </w:p>
+    <w:p>
+      <w:pPr>
+        <w:keepNext w:val="0"/>
+        <w:keepLines w:val="0"/>
+        <w:pageBreakBefore w:val="0"/>
+        <w:widowControl w:val="0"/>
+        <w:kinsoku/>
+        <w:wordWrap/>
+        <w:overflowPunct/>
+        <w:topLinePunct w:val="0"/>
+        <w:autoSpaceDE/>
+        <w:autoSpaceDN/>
+        <w:bidi w:val="0"/>
+        <w:adjustRightInd/>
+        <w:snapToGrid/>
+        <w:spacing w:line="360" w:lineRule="auto"/>
+        <w:ind w:left="0" w:leftChars="0" w:firstLine="480" w:firstLineChars="200"/>
+        <w:textAlignment w:val="auto"/>
+        <w:outlineLvl w:val="3"/>
+        <w:rPr>
+          <w:rFonts w:hint="eastAsia" w:ascii="宋体" w:hAnsi="宋体" w:eastAsia="宋体"/>
+          <w:sz w:val="24"/>
+        </w:rPr>
+      </w:pPr>
+      <w:r>
+        <w:rPr>
+          <w:sz w:val="24"/>
+          <w:szCs w:val="24"/>
+          <w:rFonts w:eastAsia="仿宋_GB2312"/>
+        </w:rPr>
+        <w:t xml:space="preserve">（1）需求管理的挑战：业扩配套项目管理涉及多个部门（发展部、营销部、运检部、财务部、档案室等），各部门对系统功能的需求和期望各不相同，甚至可能存在矛盾。如何在有限的项目周期内协调各方需求，确定合理的功能优先级，是项目管理的首要挑战。</w:t>
+      </w:r>
+    </w:p>
+    <w:p>
+      <w:pPr>
+        <w:keepNext w:val="0"/>
+        <w:keepLines w:val="0"/>
+        <w:pageBreakBefore w:val="0"/>
+        <w:widowControl w:val="0"/>
+        <w:kinsoku/>
+        <w:wordWrap/>
+        <w:overflowPunct/>
+        <w:topLinePunct w:val="0"/>
+        <w:autoSpaceDE/>
+        <w:autoSpaceDN/>
+        <w:bidi w:val="0"/>
+        <w:adjustRightInd/>
+        <w:snapToGrid/>
+        <w:spacing w:line="360" w:lineRule="auto"/>
+        <w:ind w:left="0" w:leftChars="0" w:firstLine="480" w:firstLineChars="200"/>
+        <w:textAlignment w:val="auto"/>
+        <w:outlineLvl w:val="3"/>
+        <w:rPr>
+          <w:rFonts w:hint="eastAsia" w:ascii="宋体" w:hAnsi="宋体" w:eastAsia="宋体"/>
+          <w:sz w:val="24"/>
+        </w:rPr>
+      </w:pPr>
+      <w:r>
+        <w:rPr>
+          <w:sz w:val="24"/>
+          <w:szCs w:val="24"/>
+          <w:rFonts w:eastAsia="仿宋_GB2312"/>
+        </w:rPr>
+        <w:t xml:space="preserve">应对策略：建立需求分级管理机制，将需求分为"必须实现"、"优先实现"、"延后实现"三个等级；组织各部门参与的联合需求评审会议，通过协商确定需求优先级；对于存在分歧的需求，提请项目管理层决策。</w:t>
+      </w:r>
+    </w:p>
+    <w:p>
+      <w:pPr>
+        <w:keepNext w:val="0"/>
+        <w:keepLines w:val="0"/>
+        <w:pageBreakBefore w:val="0"/>
+        <w:widowControl w:val="0"/>
+        <w:kinsoku/>
+        <w:wordWrap/>
+        <w:overflowPunct/>
+        <w:topLinePunct w:val="0"/>
+        <w:autoSpaceDE/>
+        <w:autoSpaceDN/>
+        <w:bidi w:val="0"/>
+        <w:adjustRightInd/>
+        <w:snapToGrid/>
+        <w:spacing w:line="360" w:lineRule="auto"/>
+        <w:ind w:left="0" w:leftChars="0" w:firstLine="480" w:firstLineChars="200"/>
+        <w:textAlignment w:val="auto"/>
+        <w:outlineLvl w:val="3"/>
+        <w:rPr>
+          <w:rFonts w:hint="eastAsia" w:ascii="宋体" w:hAnsi="宋体" w:eastAsia="宋体"/>
+          <w:sz w:val="24"/>
+        </w:rPr>
+      </w:pPr>
+      <w:r>
+        <w:rPr>
+          <w:sz w:val="24"/>
+          <w:szCs w:val="24"/>
+          <w:rFonts w:eastAsia="仿宋_GB2312"/>
+        </w:rPr>
+        <w:t xml:space="preserve">（2）跨部门协调的复杂性：系统深化改造涉及多部门的业务流程调整，各部门的配合程度和响应速度可能不一致，影响项目整体进度。特别是需要外部系统配合进行接口对接时，协调难度更大。</w:t>
+      </w:r>
+    </w:p>
+    <w:p>
+      <w:pPr>
+        <w:keepNext w:val="0"/>
+        <w:keepLines w:val="0"/>
+        <w:pageBreakBefore w:val="0"/>
+        <w:widowControl w:val="0"/>
+        <w:kinsoku/>
+        <w:wordWrap/>
+        <w:overflowPunct/>
+        <w:topLinePunct w:val="0"/>
+        <w:autoSpaceDE/>
+        <w:autoSpaceDN/>
+        <w:bidi w:val="0"/>
+        <w:adjustRightInd/>
+        <w:snapToGrid/>
+        <w:spacing w:line="360" w:lineRule="auto"/>
+        <w:ind w:left="0" w:leftChars="0" w:firstLine="480" w:firstLineChars="200"/>
+        <w:textAlignment w:val="auto"/>
+        <w:outlineLvl w:val="3"/>
+        <w:rPr>
+          <w:rFonts w:hint="eastAsia" w:ascii="宋体" w:hAnsi="宋体" w:eastAsia="宋体"/>
+          <w:sz w:val="24"/>
+        </w:rPr>
+      </w:pPr>
+      <w:r>
+        <w:rPr>
+          <w:sz w:val="24"/>
+          <w:szCs w:val="24"/>
+          <w:rFonts w:eastAsia="仿宋_GB2312"/>
+        </w:rPr>
+        <w:t xml:space="preserve">应对策略：在项目启动阶段明确各部门的配合责任和配合时间要求；建立定期协调会议机制；对于外部系统对接，提前与相关系统运维单位建立联系，预留充足的联调测试时间。</w:t>
+      </w:r>
+    </w:p>
+    <w:p>
+      <w:pPr>
+        <w:keepNext w:val="0"/>
+        <w:keepLines w:val="0"/>
+        <w:pageBreakBefore w:val="0"/>
+        <w:widowControl w:val="0"/>
+        <w:kinsoku/>
+        <w:wordWrap/>
+        <w:overflowPunct/>
+        <w:topLinePunct w:val="0"/>
+        <w:autoSpaceDE/>
+        <w:autoSpaceDN/>
+        <w:bidi w:val="0"/>
+        <w:adjustRightInd/>
+        <w:snapToGrid/>
+        <w:spacing w:line="360" w:lineRule="auto"/>
+        <w:ind w:left="0" w:leftChars="0" w:firstLine="480" w:firstLineChars="200"/>
+        <w:textAlignment w:val="auto"/>
+        <w:outlineLvl w:val="3"/>
+        <w:rPr>
+          <w:rFonts w:hint="eastAsia" w:ascii="宋体" w:hAnsi="宋体" w:eastAsia="宋体"/>
+          <w:sz w:val="24"/>
+        </w:rPr>
+      </w:pPr>
+      <w:r>
+        <w:rPr>
+          <w:sz w:val="24"/>
+          <w:szCs w:val="24"/>
+          <w:rFonts w:eastAsia="仿宋_GB2312"/>
+        </w:rPr>
+        <w:t xml:space="preserve">（3）测试环境与生产环境差异的风险：开发测试环境中验证通过的功能，在生产环境中可能由于数据量差异、网络环境差异、权限配置差异等因素出现问题，需要在部署方案中充分考虑环境差异因素。</w:t>
+      </w:r>
+    </w:p>
+    <w:p>
+      <w:pPr>
+        <w:keepNext w:val="0"/>
+        <w:keepLines w:val="0"/>
+        <w:pageBreakBefore w:val="0"/>
+        <w:widowControl w:val="0"/>
+        <w:kinsoku/>
+        <w:wordWrap/>
+        <w:overflowPunct/>
+        <w:topLinePunct w:val="0"/>
+        <w:autoSpaceDE/>
+        <w:autoSpaceDN/>
+        <w:bidi w:val="0"/>
+        <w:adjustRightInd/>
+        <w:snapToGrid/>
+        <w:spacing w:line="360" w:lineRule="auto"/>
+        <w:ind w:left="0" w:leftChars="0" w:firstLine="480" w:firstLineChars="200"/>
+        <w:textAlignment w:val="auto"/>
+        <w:outlineLvl w:val="3"/>
+        <w:rPr>
+          <w:rFonts w:hint="eastAsia" w:ascii="宋体" w:hAnsi="宋体" w:eastAsia="宋体"/>
+          <w:sz w:val="24"/>
+        </w:rPr>
+      </w:pPr>
+      <w:r>
+        <w:rPr>
+          <w:sz w:val="24"/>
+          <w:szCs w:val="24"/>
+          <w:rFonts w:eastAsia="仿宋_GB2312"/>
+        </w:rPr>
+        <w:t xml:space="preserve">应对策略：在测试阶段使用脱敏后的生产数据进行测试，尽可能模拟真实业务场景；部署前制定详细的环境检查清单；上线后安排专人值守监控，快速处理突发问题。</w:t>
+      </w:r>
+    </w:p>
+    <w:p>
+      <w:pPr>
+        <w:keepNext w:val="0"/>
+        <w:keepLines w:val="0"/>
+        <w:pageBreakBefore w:val="0"/>
+        <w:widowControl w:val="0"/>
+        <w:kinsoku/>
+        <w:wordWrap/>
+        <w:overflowPunct/>
+        <w:topLinePunct w:val="0"/>
+        <w:autoSpaceDE/>
+        <w:autoSpaceDN/>
+        <w:bidi w:val="0"/>
+        <w:adjustRightInd/>
+        <w:snapToGrid/>
+        <w:spacing w:line="360" w:lineRule="auto"/>
+        <w:ind w:left="0" w:leftChars="0" w:firstLine="480" w:firstLineChars="200"/>
+        <w:textAlignment w:val="auto"/>
+        <w:outlineLvl w:val="3"/>
+        <w:rPr>
+          <w:rFonts w:hint="eastAsia" w:ascii="宋体" w:hAnsi="宋体" w:eastAsia="宋体"/>
+          <w:sz w:val="24"/>
+        </w:rPr>
+      </w:pPr>
+      <w:r>
+        <w:rPr>
+          <w:sz w:val="24"/>
+          <w:szCs w:val="24"/>
+          <w:rFonts w:eastAsia="仿宋_GB2312"/>
+        </w:rPr>
+        <w:t xml:space="preserve">（1）变革管理与用户接受度挑战</w:t>
+      </w:r>
+    </w:p>
+    <w:p>
+      <w:pPr>
+        <w:keepNext w:val="0"/>
+        <w:keepLines w:val="0"/>
+        <w:pageBreakBefore w:val="0"/>
+        <w:widowControl w:val="0"/>
+        <w:kinsoku/>
+        <w:wordWrap/>
+        <w:overflowPunct/>
+        <w:topLinePunct w:val="0"/>
+        <w:autoSpaceDE/>
+        <w:autoSpaceDN/>
+        <w:bidi w:val="0"/>
+        <w:adjustRightInd/>
+        <w:snapToGrid/>
+        <w:spacing w:line="360" w:lineRule="auto"/>
+        <w:ind w:left="0" w:leftChars="0" w:firstLine="480" w:firstLineChars="200"/>
+        <w:textAlignment w:val="auto"/>
+        <w:outlineLvl w:val="3"/>
+        <w:rPr>
+          <w:rFonts w:hint="eastAsia" w:ascii="宋体" w:hAnsi="宋体" w:eastAsia="宋体"/>
+          <w:sz w:val="24"/>
+        </w:rPr>
+      </w:pPr>
+      <w:r>
+        <w:rPr>
+          <w:sz w:val="24"/>
+          <w:szCs w:val="24"/>
+          <w:rFonts w:eastAsia="仿宋_GB2312"/>
+        </w:rPr>
+        <w:t xml:space="preserve">系统深化改造涉及业务流程的调整和操作方式的变化，部分一线业务人员可能对新系统产生抵触情绪。特别是将手工操作方式改为系统化流程后，短期内可能增加操作步骤和学习成本，导致用户满意度下降。</w:t>
+      </w:r>
+    </w:p>
+    <w:p>
+      <w:pPr>
+        <w:keepNext w:val="0"/>
+        <w:keepLines w:val="0"/>
+        <w:pageBreakBefore w:val="0"/>
+        <w:widowControl w:val="0"/>
+        <w:kinsoku/>
+        <w:wordWrap/>
+        <w:overflowPunct/>
+        <w:topLinePunct w:val="0"/>
+        <w:autoSpaceDE/>
+        <w:autoSpaceDN/>
+        <w:bidi w:val="0"/>
+        <w:adjustRightInd/>
+        <w:snapToGrid/>
+        <w:spacing w:line="360" w:lineRule="auto"/>
+        <w:ind w:left="0" w:leftChars="0" w:firstLine="480" w:firstLineChars="200"/>
+        <w:textAlignment w:val="auto"/>
+        <w:outlineLvl w:val="3"/>
+        <w:rPr>
+          <w:rFonts w:hint="eastAsia" w:ascii="宋体" w:hAnsi="宋体" w:eastAsia="宋体"/>
+          <w:sz w:val="24"/>
+        </w:rPr>
+      </w:pPr>
+      <w:r>
+        <w:rPr>
+          <w:sz w:val="24"/>
+          <w:szCs w:val="24"/>
+          <w:rFonts w:eastAsia="仿宋_GB2312"/>
+        </w:rPr>
+        <w:t xml:space="preserve">应对策略：在需求调研阶段充分听取用户意见，在方案设计中最大程度简化操作流程；采用试点推广策略，先在小范围验证后再全面推广；组织充分的培训和辅导，帮助用户顺利过渡。</w:t>
+      </w:r>
+    </w:p>
+    <w:p>
+      <w:pPr>
+        <w:keepNext w:val="0"/>
+        <w:keepLines w:val="0"/>
+        <w:pageBreakBefore w:val="0"/>
+        <w:widowControl w:val="0"/>
+        <w:kinsoku/>
+        <w:wordWrap/>
+        <w:overflowPunct/>
+        <w:topLinePunct w:val="0"/>
+        <w:autoSpaceDE/>
+        <w:autoSpaceDN/>
+        <w:bidi w:val="0"/>
+        <w:adjustRightInd/>
+        <w:snapToGrid/>
+        <w:spacing w:line="360" w:lineRule="auto"/>
+        <w:ind w:left="0" w:leftChars="0" w:firstLine="480" w:firstLineChars="200"/>
+        <w:textAlignment w:val="auto"/>
+        <w:outlineLvl w:val="3"/>
+        <w:rPr>
+          <w:rFonts w:hint="eastAsia" w:ascii="宋体" w:hAnsi="宋体" w:eastAsia="宋体"/>
+          <w:sz w:val="24"/>
+        </w:rPr>
+      </w:pPr>
+      <w:r>
+        <w:rPr>
+          <w:sz w:val="24"/>
+          <w:szCs w:val="24"/>
+          <w:rFonts w:eastAsia="仿宋_GB2312"/>
+        </w:rPr>
+        <w:t xml:space="preserve">（2）项目进度与质量的平衡</w:t>
+      </w:r>
+    </w:p>
+    <w:p>
+      <w:pPr>
+        <w:keepNext w:val="0"/>
+        <w:keepLines w:val="0"/>
+        <w:pageBreakBefore w:val="0"/>
+        <w:widowControl w:val="0"/>
+        <w:kinsoku/>
+        <w:wordWrap/>
+        <w:overflowPunct/>
+        <w:topLinePunct w:val="0"/>
+        <w:autoSpaceDE/>
+        <w:autoSpaceDN/>
+        <w:bidi w:val="0"/>
+        <w:adjustRightInd/>
+        <w:snapToGrid/>
+        <w:spacing w:line="360" w:lineRule="auto"/>
+        <w:ind w:left="0" w:leftChars="0" w:firstLine="480" w:firstLineChars="200"/>
+        <w:textAlignment w:val="auto"/>
+        <w:outlineLvl w:val="3"/>
+        <w:rPr>
+          <w:rFonts w:hint="eastAsia" w:ascii="宋体" w:hAnsi="宋体" w:eastAsia="宋体"/>
+          <w:sz w:val="24"/>
+        </w:rPr>
+      </w:pPr>
+      <w:r>
+        <w:rPr>
+          <w:sz w:val="24"/>
+          <w:szCs w:val="24"/>
+          <w:rFonts w:eastAsia="仿宋_GB2312"/>
+        </w:rPr>
+        <w:t xml:space="preserve">项目工期为6个月（2026年7月6日至12月30日），时间相对紧张。深化应用涉及的业务面广、技术环节多，在确保交付质量的前提下按时完成全部工作具有一定挑战性。</w:t>
+      </w:r>
+    </w:p>
+    <w:p>
+      <w:pPr>
+        <w:keepNext w:val="0"/>
+        <w:keepLines w:val="0"/>
+        <w:pageBreakBefore w:val="0"/>
+        <w:widowControl w:val="0"/>
+        <w:kinsoku/>
+        <w:wordWrap/>
+        <w:overflowPunct/>
+        <w:topLinePunct w:val="0"/>
+        <w:autoSpaceDE/>
+        <w:autoSpaceDN/>
+        <w:bidi w:val="0"/>
+        <w:adjustRightInd/>
+        <w:snapToGrid/>
+        <w:spacing w:line="360" w:lineRule="auto"/>
+        <w:ind w:left="0" w:leftChars="0" w:firstLine="480" w:firstLineChars="200"/>
+        <w:textAlignment w:val="auto"/>
+        <w:outlineLvl w:val="3"/>
+        <w:rPr>
+          <w:rFonts w:hint="eastAsia" w:ascii="宋体" w:hAnsi="宋体" w:eastAsia="宋体"/>
+          <w:sz w:val="24"/>
+        </w:rPr>
+      </w:pPr>
+      <w:r>
+        <w:rPr>
+          <w:sz w:val="24"/>
+          <w:szCs w:val="24"/>
+          <w:rFonts w:eastAsia="仿宋_GB2312"/>
+        </w:rPr>
+        <w:t xml:space="preserve">应对策略：制定详细的里程碑计划，严格管控各节点进度；采用迭代式开发方法，优先实现核心功能，渐进交付；配备充足的技术人员，必要时增加投入保进度。</w:t>
+      </w:r>
+    </w:p>
+    <w:p>
+      <w:pPr>
+        <w:keepNext w:val="0"/>
+        <w:keepLines w:val="0"/>
+        <w:pageBreakBefore w:val="0"/>
+        <w:widowControl w:val="0"/>
+        <w:kinsoku/>
+        <w:wordWrap/>
+        <w:overflowPunct/>
+        <w:topLinePunct w:val="0"/>
+        <w:autoSpaceDE/>
+        <w:autoSpaceDN/>
+        <w:bidi w:val="0"/>
+        <w:adjustRightInd/>
+        <w:snapToGrid/>
+        <w:spacing w:line="360" w:lineRule="auto"/>
+        <w:ind w:left="0" w:leftChars="0" w:firstLine="480" w:firstLineChars="200"/>
+        <w:textAlignment w:val="auto"/>
+        <w:outlineLvl w:val="3"/>
+        <w:rPr>
+          <w:rFonts w:hint="eastAsia" w:ascii="宋体" w:hAnsi="宋体" w:eastAsia="宋体"/>
+          <w:sz w:val="24"/>
+        </w:rPr>
+      </w:pPr>
+      <w:r>
+        <w:rPr>
+          <w:sz w:val="24"/>
+          <w:szCs w:val="24"/>
+          <w:rFonts w:eastAsia="仿宋_GB2312"/>
+        </w:rPr>
+        <w:t xml:space="preserve">（3）系统稳定性与业务连续性保障</w:t>
+      </w:r>
+    </w:p>
+    <w:p>
+      <w:pPr>
+        <w:keepNext w:val="0"/>
+        <w:keepLines w:val="0"/>
+        <w:pageBreakBefore w:val="0"/>
+        <w:widowControl w:val="0"/>
+        <w:kinsoku/>
+        <w:wordWrap/>
+        <w:overflowPunct/>
+        <w:topLinePunct w:val="0"/>
+        <w:autoSpaceDE/>
+        <w:autoSpaceDN/>
+        <w:bidi w:val="0"/>
+        <w:adjustRightInd/>
+        <w:snapToGrid/>
+        <w:spacing w:line="360" w:lineRule="auto"/>
+        <w:ind w:left="0" w:leftChars="0" w:firstLine="480" w:firstLineChars="200"/>
+        <w:textAlignment w:val="auto"/>
+        <w:outlineLvl w:val="3"/>
+        <w:rPr>
+          <w:rFonts w:hint="eastAsia" w:ascii="宋体" w:hAnsi="宋体" w:eastAsia="宋体"/>
+          <w:sz w:val="24"/>
+        </w:rPr>
+      </w:pPr>
+      <w:r>
+        <w:rPr>
+          <w:sz w:val="24"/>
+          <w:szCs w:val="24"/>
+          <w:rFonts w:eastAsia="仿宋_GB2312"/>
+        </w:rPr>
+        <w:t xml:space="preserve">系统深化改造在现有生产环境基础上进行，改造过程中需确保现有功能的正常使用不受影响。新功能的引入也需要经过充分测试，避免引入系统缺陷影响业务运行。</w:t>
+      </w:r>
+    </w:p>
+    <w:p>
+      <w:pPr>
+        <w:keepNext w:val="0"/>
+        <w:keepLines w:val="0"/>
+        <w:pageBreakBefore w:val="0"/>
+        <w:widowControl w:val="0"/>
+        <w:kinsoku/>
+        <w:wordWrap/>
+        <w:overflowPunct/>
+        <w:topLinePunct w:val="0"/>
+        <w:autoSpaceDE/>
+        <w:autoSpaceDN/>
+        <w:bidi w:val="0"/>
+        <w:adjustRightInd/>
+        <w:snapToGrid/>
+        <w:spacing w:line="360" w:lineRule="auto"/>
+        <w:ind w:left="0" w:leftChars="0" w:firstLine="480" w:firstLineChars="200"/>
+        <w:textAlignment w:val="auto"/>
+        <w:outlineLvl w:val="3"/>
+        <w:rPr>
+          <w:rFonts w:hint="eastAsia" w:ascii="宋体" w:hAnsi="宋体" w:eastAsia="宋体"/>
+          <w:sz w:val="24"/>
+        </w:rPr>
+      </w:pPr>
+      <w:r>
+        <w:rPr>
+          <w:sz w:val="24"/>
+          <w:szCs w:val="24"/>
+          <w:rFonts w:eastAsia="仿宋_GB2312"/>
+        </w:rPr>
+        <w:t xml:space="preserve">应对策略：建立独立的开发测试环境，所有改造在测试环境验证通过后方可部署到生产环境；制定详细的上线方案和回退预案；在非业务高峰时段进行系统部署和切换操作。</w:t>
+      </w:r>
+    </w:p>
+    <w:p>
+      <w:pPr>
+        <w:keepNext w:val="0"/>
+        <w:keepLines w:val="0"/>
+        <w:pageBreakBefore w:val="0"/>
+        <w:widowControl w:val="0"/>
+        <w:kinsoku/>
+        <w:wordWrap/>
+        <w:overflowPunct/>
+        <w:topLinePunct w:val="0"/>
+        <w:autoSpaceDE/>
+        <w:autoSpaceDN/>
+        <w:bidi w:val="0"/>
+        <w:adjustRightInd/>
+        <w:snapToGrid/>
+        <w:spacing w:line="360" w:lineRule="auto"/>
+        <w:ind w:left="0" w:leftChars="0" w:firstLine="480" w:firstLineChars="200"/>
+        <w:textAlignment w:val="auto"/>
+        <w:outlineLvl w:val="3"/>
+        <w:rPr>
+          <w:rFonts w:hint="eastAsia" w:ascii="宋体" w:hAnsi="宋体" w:eastAsia="宋体"/>
+          <w:sz w:val="24"/>
+        </w:rPr>
+      </w:pPr>
+      <w:r>
+        <w:rPr>
+          <w:sz w:val="24"/>
+          <w:szCs w:val="24"/>
+          <w:rFonts w:eastAsia="仿宋_GB2312"/>
+        </w:rPr>
+        <w:t xml:space="preserve">（4）数据安全与隐私保护</w:t>
+      </w:r>
+    </w:p>
+    <w:p>
+      <w:pPr>
+        <w:keepNext w:val="0"/>
+        <w:keepLines w:val="0"/>
+        <w:pageBreakBefore w:val="0"/>
+        <w:widowControl w:val="0"/>
+        <w:kinsoku/>
+        <w:wordWrap/>
+        <w:overflowPunct/>
+        <w:topLinePunct w:val="0"/>
+        <w:autoSpaceDE/>
+        <w:autoSpaceDN/>
+        <w:bidi w:val="0"/>
+        <w:adjustRightInd/>
+        <w:snapToGrid/>
+        <w:spacing w:line="360" w:lineRule="auto"/>
+        <w:ind w:left="0" w:leftChars="0" w:firstLine="480" w:firstLineChars="200"/>
+        <w:textAlignment w:val="auto"/>
+        <w:outlineLvl w:val="3"/>
+        <w:rPr>
+          <w:rFonts w:hint="eastAsia" w:ascii="宋体" w:hAnsi="宋体" w:eastAsia="宋体"/>
+          <w:sz w:val="24"/>
+        </w:rPr>
+      </w:pPr>
+      <w:r>
+        <w:rPr>
+          <w:sz w:val="24"/>
+          <w:szCs w:val="24"/>
+          <w:rFonts w:eastAsia="仿宋_GB2312"/>
+        </w:rPr>
+        <w:t xml:space="preserve">业扩配套项目涉及大量的用户信息（用户名称、用电地址、联系方式等）和工程商务信息（合同金额、结算数据等），属于企业敏感数据。在系统改造过程中，需要严格遵循数据安全法规和企业数据管理制度的要求，确保数据在开发、测试、运行各环节的安全性。</w:t>
+      </w:r>
+    </w:p>
+    <w:p>
+      <w:pPr>
+        <w:keepNext w:val="0"/>
+        <w:keepLines w:val="0"/>
+        <w:pageBreakBefore w:val="0"/>
+        <w:widowControl w:val="0"/>
+        <w:kinsoku/>
+        <w:wordWrap/>
+        <w:overflowPunct/>
+        <w:topLinePunct w:val="0"/>
+        <w:autoSpaceDE/>
+        <w:autoSpaceDN/>
+        <w:bidi w:val="0"/>
+        <w:adjustRightInd/>
+        <w:snapToGrid/>
+        <w:spacing w:line="360" w:lineRule="auto"/>
+        <w:ind w:left="0" w:leftChars="0" w:firstLine="480" w:firstLineChars="200"/>
+        <w:textAlignment w:val="auto"/>
+        <w:outlineLvl w:val="3"/>
+        <w:rPr>
+          <w:rFonts w:hint="eastAsia" w:ascii="宋体" w:hAnsi="宋体" w:eastAsia="宋体"/>
+          <w:sz w:val="24"/>
+        </w:rPr>
+      </w:pPr>
+      <w:r>
+        <w:rPr>
+          <w:sz w:val="24"/>
+          <w:szCs w:val="24"/>
+          <w:rFonts w:eastAsia="仿宋_GB2312"/>
+        </w:rPr>
+        <w:t xml:space="preserve">应对策略：开发测试环境使用脱敏数据；严格控制数据访问权限，基于角色的最小权限原则配置；对敏感数据字段实施加密存储和传输；建立数据操作审计日志，所有数据查看和导出操作留痕可追溯。</w:t>
+      </w:r>
+    </w:p>
+    <w:p>
+      <w:pPr>
+        <w:keepNext w:val="0"/>
+        <w:keepLines w:val="0"/>
+        <w:pageBreakBefore w:val="0"/>
+        <w:widowControl w:val="0"/>
+        <w:kinsoku/>
+        <w:wordWrap/>
+        <w:overflowPunct/>
+        <w:topLinePunct w:val="0"/>
+        <w:autoSpaceDE/>
+        <w:autoSpaceDN/>
+        <w:bidi w:val="0"/>
+        <w:adjustRightInd/>
+        <w:snapToGrid/>
+        <w:spacing w:line="360" w:lineRule="auto"/>
+        <w:ind w:left="0" w:leftChars="0" w:firstLine="480" w:firstLineChars="200"/>
+        <w:textAlignment w:val="auto"/>
+        <w:outlineLvl w:val="3"/>
+        <w:rPr>
+          <w:rFonts w:hint="eastAsia" w:ascii="宋体" w:hAnsi="宋体" w:eastAsia="宋体"/>
+          <w:sz w:val="24"/>
+        </w:rPr>
+      </w:pPr>
+      <w:r>
+        <w:rPr>
+          <w:sz w:val="24"/>
+          <w:szCs w:val="24"/>
+          <w:rFonts w:eastAsia="仿宋_GB2312"/>
+        </w:rPr>
+        <w:t xml:space="preserve">（5）技术债务的处理</w:t>
+      </w:r>
+    </w:p>
+    <w:p>
+      <w:pPr>
+        <w:keepNext w:val="0"/>
+        <w:keepLines w:val="0"/>
+        <w:pageBreakBefore w:val="0"/>
+        <w:widowControl w:val="0"/>
+        <w:kinsoku/>
+        <w:wordWrap/>
+        <w:overflowPunct/>
+        <w:topLinePunct w:val="0"/>
+        <w:autoSpaceDE/>
+        <w:autoSpaceDN/>
+        <w:bidi w:val="0"/>
+        <w:adjustRightInd/>
+        <w:snapToGrid/>
+        <w:spacing w:line="360" w:lineRule="auto"/>
+        <w:ind w:left="0" w:leftChars="0" w:firstLine="480" w:firstLineChars="200"/>
+        <w:textAlignment w:val="auto"/>
+        <w:outlineLvl w:val="3"/>
+        <w:rPr>
+          <w:rFonts w:hint="eastAsia" w:ascii="宋体" w:hAnsi="宋体" w:eastAsia="宋体"/>
+          <w:sz w:val="24"/>
+        </w:rPr>
+      </w:pPr>
+      <w:r>
+        <w:rPr>
+          <w:sz w:val="24"/>
+          <w:szCs w:val="24"/>
+          <w:rFonts w:eastAsia="仿宋_GB2312"/>
+        </w:rPr>
+        <w:t xml:space="preserve">一期平台建设过程中可能积累了一定的技术债务（如临时的数据处理方式、权宜的接口实现等），在本次深化改造中需要同步识别和处理这些技术债务，避免在不稳固的基础上叠加新功能导致系统整体质量下降。</w:t>
+      </w:r>
+    </w:p>
+    <w:p>
+      <w:pPr>
+        <w:keepNext w:val="0"/>
+        <w:keepLines w:val="0"/>
+        <w:pageBreakBefore w:val="0"/>
+        <w:widowControl w:val="0"/>
+        <w:kinsoku/>
+        <w:wordWrap/>
+        <w:overflowPunct/>
+        <w:topLinePunct w:val="0"/>
+        <w:autoSpaceDE/>
+        <w:autoSpaceDN/>
+        <w:bidi w:val="0"/>
+        <w:adjustRightInd/>
+        <w:snapToGrid/>
+        <w:spacing w:line="360" w:lineRule="auto"/>
+        <w:ind w:left="0" w:leftChars="0" w:firstLine="480" w:firstLineChars="200"/>
+        <w:textAlignment w:val="auto"/>
+        <w:outlineLvl w:val="3"/>
+        <w:rPr>
+          <w:rFonts w:hint="eastAsia" w:ascii="宋体" w:hAnsi="宋体" w:eastAsia="宋体"/>
+          <w:sz w:val="24"/>
+        </w:rPr>
+      </w:pPr>
+      <w:r>
+        <w:rPr>
+          <w:sz w:val="24"/>
+          <w:szCs w:val="24"/>
+          <w:rFonts w:eastAsia="仿宋_GB2312"/>
+        </w:rPr>
+        <w:t xml:space="preserve">应对策略：在调研阶段同步进行现有系统技术债务评估；将高优先级的技术债务处理纳入本次改造范围；对于暂时无法处理的技术债务，做好记录和隔离措施，避免影响新功能的开发。</w:t>
       </w:r>
     </w:p>
     <w:tbl>
@@ -2830,6 +4595,633 @@
           <w:sz w:val="24"/>
         </w:rPr>
         <w:t>1.4.2  实施阶段划分</w:t>
+      </w:r>
+    </w:p>
+    <w:p>
+      <w:pPr>
+        <w:keepNext w:val="0"/>
+        <w:keepLines w:val="0"/>
+        <w:pageBreakBefore w:val="0"/>
+        <w:widowControl w:val="0"/>
+        <w:kinsoku/>
+        <w:wordWrap/>
+        <w:overflowPunct/>
+        <w:topLinePunct w:val="0"/>
+        <w:autoSpaceDE/>
+        <w:autoSpaceDN/>
+        <w:bidi w:val="0"/>
+        <w:adjustRightInd/>
+        <w:snapToGrid/>
+        <w:spacing w:line="360" w:lineRule="auto"/>
+        <w:ind w:left="0" w:leftChars="0" w:firstLine="480" w:firstLineChars="200"/>
+        <w:textAlignment w:val="auto"/>
+        <w:outlineLvl w:val="3"/>
+        <w:rPr>
+          <w:rFonts w:hint="eastAsia" w:ascii="宋体" w:hAnsi="宋体" w:eastAsia="宋体"/>
+          <w:sz w:val="24"/>
+        </w:rPr>
+      </w:pPr>
+      <w:r>
+        <w:rPr>
+          <w:sz w:val="24"/>
+          <w:szCs w:val="24"/>
+          <w:rFonts w:eastAsia="仿宋_GB2312"/>
+        </w:rPr>
+        <w:t xml:space="preserve">本项目实施分为六个阶段，各阶段工作内容和交付物详述如下：</w:t>
+      </w:r>
+    </w:p>
+    <w:p>
+      <w:pPr>
+        <w:keepNext w:val="0"/>
+        <w:keepLines w:val="0"/>
+        <w:pageBreakBefore w:val="0"/>
+        <w:widowControl w:val="0"/>
+        <w:kinsoku/>
+        <w:wordWrap/>
+        <w:overflowPunct/>
+        <w:topLinePunct w:val="0"/>
+        <w:autoSpaceDE/>
+        <w:autoSpaceDN/>
+        <w:bidi w:val="0"/>
+        <w:adjustRightInd/>
+        <w:snapToGrid/>
+        <w:spacing w:line="360" w:lineRule="auto"/>
+        <w:ind w:left="0" w:leftChars="0" w:firstLine="480" w:firstLineChars="200"/>
+        <w:textAlignment w:val="auto"/>
+        <w:outlineLvl w:val="3"/>
+        <w:rPr>
+          <w:rFonts w:hint="eastAsia" w:ascii="宋体" w:hAnsi="宋体" w:eastAsia="宋体"/>
+          <w:sz w:val="24"/>
+        </w:rPr>
+      </w:pPr>
+      <w:r>
+        <w:rPr>
+          <w:sz w:val="24"/>
+          <w:szCs w:val="24"/>
+          <w:rFonts w:eastAsia="仿宋_GB2312"/>
+        </w:rPr>
+        <w:t xml:space="preserve">阶段一：项目启动与准备（2026年7月6日-7月20日，2周）</w:t>
+      </w:r>
+    </w:p>
+    <w:p>
+      <w:pPr>
+        <w:keepNext w:val="0"/>
+        <w:keepLines w:val="0"/>
+        <w:pageBreakBefore w:val="0"/>
+        <w:widowControl w:val="0"/>
+        <w:kinsoku/>
+        <w:wordWrap/>
+        <w:overflowPunct/>
+        <w:topLinePunct w:val="0"/>
+        <w:autoSpaceDE/>
+        <w:autoSpaceDN/>
+        <w:bidi w:val="0"/>
+        <w:adjustRightInd/>
+        <w:snapToGrid/>
+        <w:spacing w:line="360" w:lineRule="auto"/>
+        <w:ind w:left="0" w:leftChars="0" w:firstLine="480" w:firstLineChars="200"/>
+        <w:textAlignment w:val="auto"/>
+        <w:outlineLvl w:val="3"/>
+        <w:rPr>
+          <w:rFonts w:hint="eastAsia" w:ascii="宋体" w:hAnsi="宋体" w:eastAsia="宋体"/>
+          <w:sz w:val="24"/>
+        </w:rPr>
+      </w:pPr>
+      <w:r>
+        <w:rPr>
+          <w:sz w:val="24"/>
+          <w:szCs w:val="24"/>
+          <w:rFonts w:eastAsia="仿宋_GB2312"/>
+        </w:rPr>
+        <w:t xml:space="preserve">工作内容：组建项目团队并明确分工；签订项目章程和沟通计划；搭建开发测试环境；制定详细的项目工作计划和质量管理计划；与甲方各部门建立联系并确认配合机制。</w:t>
+      </w:r>
+    </w:p>
+    <w:p>
+      <w:pPr>
+        <w:keepNext w:val="0"/>
+        <w:keepLines w:val="0"/>
+        <w:pageBreakBefore w:val="0"/>
+        <w:widowControl w:val="0"/>
+        <w:kinsoku/>
+        <w:wordWrap/>
+        <w:overflowPunct/>
+        <w:topLinePunct w:val="0"/>
+        <w:autoSpaceDE/>
+        <w:autoSpaceDN/>
+        <w:bidi w:val="0"/>
+        <w:adjustRightInd/>
+        <w:snapToGrid/>
+        <w:spacing w:line="360" w:lineRule="auto"/>
+        <w:ind w:left="0" w:leftChars="0" w:firstLine="480" w:firstLineChars="200"/>
+        <w:textAlignment w:val="auto"/>
+        <w:outlineLvl w:val="3"/>
+        <w:rPr>
+          <w:rFonts w:hint="eastAsia" w:ascii="宋体" w:hAnsi="宋体" w:eastAsia="宋体"/>
+          <w:sz w:val="24"/>
+        </w:rPr>
+      </w:pPr>
+      <w:r>
+        <w:rPr>
+          <w:sz w:val="24"/>
+          <w:szCs w:val="24"/>
+          <w:rFonts w:eastAsia="仿宋_GB2312"/>
+        </w:rPr>
+        <w:t xml:space="preserve">交付物：项目启动报告、项目工作计划、团队通讯录。</w:t>
+      </w:r>
+    </w:p>
+    <w:p>
+      <w:pPr>
+        <w:keepNext w:val="0"/>
+        <w:keepLines w:val="0"/>
+        <w:pageBreakBefore w:val="0"/>
+        <w:widowControl w:val="0"/>
+        <w:kinsoku/>
+        <w:wordWrap/>
+        <w:overflowPunct/>
+        <w:topLinePunct w:val="0"/>
+        <w:autoSpaceDE/>
+        <w:autoSpaceDN/>
+        <w:bidi w:val="0"/>
+        <w:adjustRightInd/>
+        <w:snapToGrid/>
+        <w:spacing w:line="360" w:lineRule="auto"/>
+        <w:ind w:left="0" w:leftChars="0" w:firstLine="480" w:firstLineChars="200"/>
+        <w:textAlignment w:val="auto"/>
+        <w:outlineLvl w:val="3"/>
+        <w:rPr>
+          <w:rFonts w:hint="eastAsia" w:ascii="宋体" w:hAnsi="宋体" w:eastAsia="宋体"/>
+          <w:sz w:val="24"/>
+        </w:rPr>
+      </w:pPr>
+      <w:r>
+        <w:rPr>
+          <w:sz w:val="24"/>
+          <w:szCs w:val="24"/>
+          <w:rFonts w:eastAsia="仿宋_GB2312"/>
+        </w:rPr>
+        <w:t xml:space="preserve">阶段二：需求调研与分析（2026年7月21日-8月15日，约4周）</w:t>
+      </w:r>
+    </w:p>
+    <w:p>
+      <w:pPr>
+        <w:keepNext w:val="0"/>
+        <w:keepLines w:val="0"/>
+        <w:pageBreakBefore w:val="0"/>
+        <w:widowControl w:val="0"/>
+        <w:kinsoku/>
+        <w:wordWrap/>
+        <w:overflowPunct/>
+        <w:topLinePunct w:val="0"/>
+        <w:autoSpaceDE/>
+        <w:autoSpaceDN/>
+        <w:bidi w:val="0"/>
+        <w:adjustRightInd/>
+        <w:snapToGrid/>
+        <w:spacing w:line="360" w:lineRule="auto"/>
+        <w:ind w:left="0" w:leftChars="0" w:firstLine="480" w:firstLineChars="200"/>
+        <w:textAlignment w:val="auto"/>
+        <w:outlineLvl w:val="3"/>
+        <w:rPr>
+          <w:rFonts w:hint="eastAsia" w:ascii="宋体" w:hAnsi="宋体" w:eastAsia="宋体"/>
+          <w:sz w:val="24"/>
+        </w:rPr>
+      </w:pPr>
+      <w:r>
+        <w:rPr>
+          <w:sz w:val="24"/>
+          <w:szCs w:val="24"/>
+          <w:rFonts w:eastAsia="仿宋_GB2312"/>
+        </w:rPr>
+        <w:t xml:space="preserve">工作内容：深入各业务部门开展现场调研，了解业扩配套项目全流程的现状和痛点；梳理各流程节点的数据字段和业务规则；收集报表分析需求和校核规则需求；整理形成需求规格说明书。</w:t>
+      </w:r>
+    </w:p>
+    <w:p>
+      <w:pPr>
+        <w:keepNext w:val="0"/>
+        <w:keepLines w:val="0"/>
+        <w:pageBreakBefore w:val="0"/>
+        <w:widowControl w:val="0"/>
+        <w:kinsoku/>
+        <w:wordWrap/>
+        <w:overflowPunct/>
+        <w:topLinePunct w:val="0"/>
+        <w:autoSpaceDE/>
+        <w:autoSpaceDN/>
+        <w:bidi w:val="0"/>
+        <w:adjustRightInd/>
+        <w:snapToGrid/>
+        <w:spacing w:line="360" w:lineRule="auto"/>
+        <w:ind w:left="0" w:leftChars="0" w:firstLine="480" w:firstLineChars="200"/>
+        <w:textAlignment w:val="auto"/>
+        <w:outlineLvl w:val="3"/>
+        <w:rPr>
+          <w:rFonts w:hint="eastAsia" w:ascii="宋体" w:hAnsi="宋体" w:eastAsia="宋体"/>
+          <w:sz w:val="24"/>
+        </w:rPr>
+      </w:pPr>
+      <w:r>
+        <w:rPr>
+          <w:sz w:val="24"/>
+          <w:szCs w:val="24"/>
+          <w:rFonts w:eastAsia="仿宋_GB2312"/>
+        </w:rPr>
+        <w:t xml:space="preserve">交付物：业务调研报告、需求规格说明书。</w:t>
+      </w:r>
+    </w:p>
+    <w:p>
+      <w:pPr>
+        <w:keepNext w:val="0"/>
+        <w:keepLines w:val="0"/>
+        <w:pageBreakBefore w:val="0"/>
+        <w:widowControl w:val="0"/>
+        <w:kinsoku/>
+        <w:wordWrap/>
+        <w:overflowPunct/>
+        <w:topLinePunct w:val="0"/>
+        <w:autoSpaceDE/>
+        <w:autoSpaceDN/>
+        <w:bidi w:val="0"/>
+        <w:adjustRightInd/>
+        <w:snapToGrid/>
+        <w:spacing w:line="360" w:lineRule="auto"/>
+        <w:ind w:left="0" w:leftChars="0" w:firstLine="480" w:firstLineChars="200"/>
+        <w:textAlignment w:val="auto"/>
+        <w:outlineLvl w:val="3"/>
+        <w:rPr>
+          <w:rFonts w:hint="eastAsia" w:ascii="宋体" w:hAnsi="宋体" w:eastAsia="宋体"/>
+          <w:sz w:val="24"/>
+        </w:rPr>
+      </w:pPr>
+      <w:r>
+        <w:rPr>
+          <w:sz w:val="24"/>
+          <w:szCs w:val="24"/>
+          <w:rFonts w:eastAsia="仿宋_GB2312"/>
+        </w:rPr>
+        <w:t xml:space="preserve">阶段三：方案设计（2026年8月16日-8月31日，约2周）</w:t>
+      </w:r>
+    </w:p>
+    <w:p>
+      <w:pPr>
+        <w:keepNext w:val="0"/>
+        <w:keepLines w:val="0"/>
+        <w:pageBreakBefore w:val="0"/>
+        <w:widowControl w:val="0"/>
+        <w:kinsoku/>
+        <w:wordWrap/>
+        <w:overflowPunct/>
+        <w:topLinePunct w:val="0"/>
+        <w:autoSpaceDE/>
+        <w:autoSpaceDN/>
+        <w:bidi w:val="0"/>
+        <w:adjustRightInd/>
+        <w:snapToGrid/>
+        <w:spacing w:line="360" w:lineRule="auto"/>
+        <w:ind w:left="0" w:leftChars="0" w:firstLine="480" w:firstLineChars="200"/>
+        <w:textAlignment w:val="auto"/>
+        <w:outlineLvl w:val="3"/>
+        <w:rPr>
+          <w:rFonts w:hint="eastAsia" w:ascii="宋体" w:hAnsi="宋体" w:eastAsia="宋体"/>
+          <w:sz w:val="24"/>
+        </w:rPr>
+      </w:pPr>
+      <w:r>
+        <w:rPr>
+          <w:sz w:val="24"/>
+          <w:szCs w:val="24"/>
+          <w:rFonts w:eastAsia="仿宋_GB2312"/>
+        </w:rPr>
+        <w:t xml:space="preserve">工作内容：基于需求分析结果进行系统设计，包括流程配置方案、数据模型设计、接口设计、报表设计、UI界面设计等；组织设计评审会议。</w:t>
+      </w:r>
+    </w:p>
+    <w:p>
+      <w:pPr>
+        <w:keepNext w:val="0"/>
+        <w:keepLines w:val="0"/>
+        <w:pageBreakBefore w:val="0"/>
+        <w:widowControl w:val="0"/>
+        <w:kinsoku/>
+        <w:wordWrap/>
+        <w:overflowPunct/>
+        <w:topLinePunct w:val="0"/>
+        <w:autoSpaceDE/>
+        <w:autoSpaceDN/>
+        <w:bidi w:val="0"/>
+        <w:adjustRightInd/>
+        <w:snapToGrid/>
+        <w:spacing w:line="360" w:lineRule="auto"/>
+        <w:ind w:left="0" w:leftChars="0" w:firstLine="480" w:firstLineChars="200"/>
+        <w:textAlignment w:val="auto"/>
+        <w:outlineLvl w:val="3"/>
+        <w:rPr>
+          <w:rFonts w:hint="eastAsia" w:ascii="宋体" w:hAnsi="宋体" w:eastAsia="宋体"/>
+          <w:sz w:val="24"/>
+        </w:rPr>
+      </w:pPr>
+      <w:r>
+        <w:rPr>
+          <w:sz w:val="24"/>
+          <w:szCs w:val="24"/>
+          <w:rFonts w:eastAsia="仿宋_GB2312"/>
+        </w:rPr>
+        <w:t xml:space="preserve">交付物：系统设计方案文档（含流程设计、数据设计、接口设计、UI设计）。</w:t>
+      </w:r>
+    </w:p>
+    <w:p>
+      <w:pPr>
+        <w:keepNext w:val="0"/>
+        <w:keepLines w:val="0"/>
+        <w:pageBreakBefore w:val="0"/>
+        <w:widowControl w:val="0"/>
+        <w:kinsoku/>
+        <w:wordWrap/>
+        <w:overflowPunct/>
+        <w:topLinePunct w:val="0"/>
+        <w:autoSpaceDE/>
+        <w:autoSpaceDN/>
+        <w:bidi w:val="0"/>
+        <w:adjustRightInd/>
+        <w:snapToGrid/>
+        <w:spacing w:line="360" w:lineRule="auto"/>
+        <w:ind w:left="0" w:leftChars="0" w:firstLine="480" w:firstLineChars="200"/>
+        <w:textAlignment w:val="auto"/>
+        <w:outlineLvl w:val="3"/>
+        <w:rPr>
+          <w:rFonts w:hint="eastAsia" w:ascii="宋体" w:hAnsi="宋体" w:eastAsia="宋体"/>
+          <w:sz w:val="24"/>
+        </w:rPr>
+      </w:pPr>
+      <w:r>
+        <w:rPr>
+          <w:sz w:val="24"/>
+          <w:szCs w:val="24"/>
+          <w:rFonts w:eastAsia="仿宋_GB2312"/>
+        </w:rPr>
+        <w:t xml:space="preserve">阶段四：开发实施（2026年9月1日-11月15日，约11周）</w:t>
+      </w:r>
+    </w:p>
+    <w:p>
+      <w:pPr>
+        <w:keepNext w:val="0"/>
+        <w:keepLines w:val="0"/>
+        <w:pageBreakBefore w:val="0"/>
+        <w:widowControl w:val="0"/>
+        <w:kinsoku/>
+        <w:wordWrap/>
+        <w:overflowPunct/>
+        <w:topLinePunct w:val="0"/>
+        <w:autoSpaceDE/>
+        <w:autoSpaceDN/>
+        <w:bidi w:val="0"/>
+        <w:adjustRightInd/>
+        <w:snapToGrid/>
+        <w:spacing w:line="360" w:lineRule="auto"/>
+        <w:ind w:left="0" w:leftChars="0" w:firstLine="480" w:firstLineChars="200"/>
+        <w:textAlignment w:val="auto"/>
+        <w:outlineLvl w:val="3"/>
+        <w:rPr>
+          <w:rFonts w:hint="eastAsia" w:ascii="宋体" w:hAnsi="宋体" w:eastAsia="宋体"/>
+          <w:sz w:val="24"/>
+        </w:rPr>
+      </w:pPr>
+      <w:r>
+        <w:rPr>
+          <w:sz w:val="24"/>
+          <w:szCs w:val="24"/>
+          <w:rFonts w:eastAsia="仿宋_GB2312"/>
+        </w:rPr>
+        <w:t xml:space="preserve">工作内容：按照设计方案进行系统开发，包括流程配置、功能开发、接口开发、报表开发等；开发过程中进行单元测试和集成测试；每两周进行一次内部演示，确认开发方向正确。</w:t>
+      </w:r>
+    </w:p>
+    <w:p>
+      <w:pPr>
+        <w:keepNext w:val="0"/>
+        <w:keepLines w:val="0"/>
+        <w:pageBreakBefore w:val="0"/>
+        <w:widowControl w:val="0"/>
+        <w:kinsoku/>
+        <w:wordWrap/>
+        <w:overflowPunct/>
+        <w:topLinePunct w:val="0"/>
+        <w:autoSpaceDE/>
+        <w:autoSpaceDN/>
+        <w:bidi w:val="0"/>
+        <w:adjustRightInd/>
+        <w:snapToGrid/>
+        <w:spacing w:line="360" w:lineRule="auto"/>
+        <w:ind w:left="0" w:leftChars="0" w:firstLine="480" w:firstLineChars="200"/>
+        <w:textAlignment w:val="auto"/>
+        <w:outlineLvl w:val="3"/>
+        <w:rPr>
+          <w:rFonts w:hint="eastAsia" w:ascii="宋体" w:hAnsi="宋体" w:eastAsia="宋体"/>
+          <w:sz w:val="24"/>
+        </w:rPr>
+      </w:pPr>
+      <w:r>
+        <w:rPr>
+          <w:sz w:val="24"/>
+          <w:szCs w:val="24"/>
+          <w:rFonts w:eastAsia="仿宋_GB2312"/>
+        </w:rPr>
+        <w:t xml:space="preserve">交付物：功能开发完成的系统版本、内部测试报告。</w:t>
+      </w:r>
+    </w:p>
+    <w:p>
+      <w:pPr>
+        <w:keepNext w:val="0"/>
+        <w:keepLines w:val="0"/>
+        <w:pageBreakBefore w:val="0"/>
+        <w:widowControl w:val="0"/>
+        <w:kinsoku/>
+        <w:wordWrap/>
+        <w:overflowPunct/>
+        <w:topLinePunct w:val="0"/>
+        <w:autoSpaceDE/>
+        <w:autoSpaceDN/>
+        <w:bidi w:val="0"/>
+        <w:adjustRightInd/>
+        <w:snapToGrid/>
+        <w:spacing w:line="360" w:lineRule="auto"/>
+        <w:ind w:left="0" w:leftChars="0" w:firstLine="480" w:firstLineChars="200"/>
+        <w:textAlignment w:val="auto"/>
+        <w:outlineLvl w:val="3"/>
+        <w:rPr>
+          <w:rFonts w:hint="eastAsia" w:ascii="宋体" w:hAnsi="宋体" w:eastAsia="宋体"/>
+          <w:sz w:val="24"/>
+        </w:rPr>
+      </w:pPr>
+      <w:r>
+        <w:rPr>
+          <w:sz w:val="24"/>
+          <w:szCs w:val="24"/>
+          <w:rFonts w:eastAsia="仿宋_GB2312"/>
+        </w:rPr>
+        <w:t xml:space="preserve">阶段五：测试验证（2026年11月16日-12月15日，约4周）</w:t>
+      </w:r>
+    </w:p>
+    <w:p>
+      <w:pPr>
+        <w:keepNext w:val="0"/>
+        <w:keepLines w:val="0"/>
+        <w:pageBreakBefore w:val="0"/>
+        <w:widowControl w:val="0"/>
+        <w:kinsoku/>
+        <w:wordWrap/>
+        <w:overflowPunct/>
+        <w:topLinePunct w:val="0"/>
+        <w:autoSpaceDE/>
+        <w:autoSpaceDN/>
+        <w:bidi w:val="0"/>
+        <w:adjustRightInd/>
+        <w:snapToGrid/>
+        <w:spacing w:line="360" w:lineRule="auto"/>
+        <w:ind w:left="0" w:leftChars="0" w:firstLine="480" w:firstLineChars="200"/>
+        <w:textAlignment w:val="auto"/>
+        <w:outlineLvl w:val="3"/>
+        <w:rPr>
+          <w:rFonts w:hint="eastAsia" w:ascii="宋体" w:hAnsi="宋体" w:eastAsia="宋体"/>
+          <w:sz w:val="24"/>
+        </w:rPr>
+      </w:pPr>
+      <w:r>
+        <w:rPr>
+          <w:sz w:val="24"/>
+          <w:szCs w:val="24"/>
+          <w:rFonts w:eastAsia="仿宋_GB2312"/>
+        </w:rPr>
+        <w:t xml:space="preserve">工作内容：系统集成测试、性能测试、安全测试；用户验收测试（UAT）；问题修复和回归测试。</w:t>
+      </w:r>
+    </w:p>
+    <w:p>
+      <w:pPr>
+        <w:keepNext w:val="0"/>
+        <w:keepLines w:val="0"/>
+        <w:pageBreakBefore w:val="0"/>
+        <w:widowControl w:val="0"/>
+        <w:kinsoku/>
+        <w:wordWrap/>
+        <w:overflowPunct/>
+        <w:topLinePunct w:val="0"/>
+        <w:autoSpaceDE/>
+        <w:autoSpaceDN/>
+        <w:bidi w:val="0"/>
+        <w:adjustRightInd/>
+        <w:snapToGrid/>
+        <w:spacing w:line="360" w:lineRule="auto"/>
+        <w:ind w:left="0" w:leftChars="0" w:firstLine="480" w:firstLineChars="200"/>
+        <w:textAlignment w:val="auto"/>
+        <w:outlineLvl w:val="3"/>
+        <w:rPr>
+          <w:rFonts w:hint="eastAsia" w:ascii="宋体" w:hAnsi="宋体" w:eastAsia="宋体"/>
+          <w:sz w:val="24"/>
+        </w:rPr>
+      </w:pPr>
+      <w:r>
+        <w:rPr>
+          <w:sz w:val="24"/>
+          <w:szCs w:val="24"/>
+          <w:rFonts w:eastAsia="仿宋_GB2312"/>
+        </w:rPr>
+        <w:t xml:space="preserve">交付物：测试计划、测试报告、问题整改记录。</w:t>
+      </w:r>
+    </w:p>
+    <w:p>
+      <w:pPr>
+        <w:keepNext w:val="0"/>
+        <w:keepLines w:val="0"/>
+        <w:pageBreakBefore w:val="0"/>
+        <w:widowControl w:val="0"/>
+        <w:kinsoku/>
+        <w:wordWrap/>
+        <w:overflowPunct/>
+        <w:topLinePunct w:val="0"/>
+        <w:autoSpaceDE/>
+        <w:autoSpaceDN/>
+        <w:bidi w:val="0"/>
+        <w:adjustRightInd/>
+        <w:snapToGrid/>
+        <w:spacing w:line="360" w:lineRule="auto"/>
+        <w:ind w:left="0" w:leftChars="0" w:firstLine="480" w:firstLineChars="200"/>
+        <w:textAlignment w:val="auto"/>
+        <w:outlineLvl w:val="3"/>
+        <w:rPr>
+          <w:rFonts w:hint="eastAsia" w:ascii="宋体" w:hAnsi="宋体" w:eastAsia="宋体"/>
+          <w:sz w:val="24"/>
+        </w:rPr>
+      </w:pPr>
+      <w:r>
+        <w:rPr>
+          <w:sz w:val="24"/>
+          <w:szCs w:val="24"/>
+          <w:rFonts w:eastAsia="仿宋_GB2312"/>
+        </w:rPr>
+        <w:t xml:space="preserve">阶段六：上线推广（2026年12月16日-12月30日，约2周）</w:t>
+      </w:r>
+    </w:p>
+    <w:p>
+      <w:pPr>
+        <w:keepNext w:val="0"/>
+        <w:keepLines w:val="0"/>
+        <w:pageBreakBefore w:val="0"/>
+        <w:widowControl w:val="0"/>
+        <w:kinsoku/>
+        <w:wordWrap/>
+        <w:overflowPunct/>
+        <w:topLinePunct w:val="0"/>
+        <w:autoSpaceDE/>
+        <w:autoSpaceDN/>
+        <w:bidi w:val="0"/>
+        <w:adjustRightInd/>
+        <w:snapToGrid/>
+        <w:spacing w:line="360" w:lineRule="auto"/>
+        <w:ind w:left="0" w:leftChars="0" w:firstLine="480" w:firstLineChars="200"/>
+        <w:textAlignment w:val="auto"/>
+        <w:outlineLvl w:val="3"/>
+        <w:rPr>
+          <w:rFonts w:hint="eastAsia" w:ascii="宋体" w:hAnsi="宋体" w:eastAsia="宋体"/>
+          <w:sz w:val="24"/>
+        </w:rPr>
+      </w:pPr>
+      <w:r>
+        <w:rPr>
+          <w:sz w:val="24"/>
+          <w:szCs w:val="24"/>
+          <w:rFonts w:eastAsia="仿宋_GB2312"/>
+        </w:rPr>
+        <w:t xml:space="preserve">工作内容：制定上线方案和回退预案；执行生产环境部署；组织用户培训；系统正式上线运行；上线后监控和问题处理；项目验收和文档交付。</w:t>
+      </w:r>
+    </w:p>
+    <w:p>
+      <w:pPr>
+        <w:keepNext w:val="0"/>
+        <w:keepLines w:val="0"/>
+        <w:pageBreakBefore w:val="0"/>
+        <w:widowControl w:val="0"/>
+        <w:kinsoku/>
+        <w:wordWrap/>
+        <w:overflowPunct/>
+        <w:topLinePunct w:val="0"/>
+        <w:autoSpaceDE/>
+        <w:autoSpaceDN/>
+        <w:bidi w:val="0"/>
+        <w:adjustRightInd/>
+        <w:snapToGrid/>
+        <w:spacing w:line="360" w:lineRule="auto"/>
+        <w:ind w:left="0" w:leftChars="0" w:firstLine="480" w:firstLineChars="200"/>
+        <w:textAlignment w:val="auto"/>
+        <w:outlineLvl w:val="3"/>
+        <w:rPr>
+          <w:rFonts w:hint="eastAsia" w:ascii="宋体" w:hAnsi="宋体" w:eastAsia="宋体"/>
+          <w:sz w:val="24"/>
+        </w:rPr>
+      </w:pPr>
+      <w:r>
+        <w:rPr>
+          <w:sz w:val="24"/>
+          <w:szCs w:val="24"/>
+          <w:rFonts w:eastAsia="仿宋_GB2312"/>
+        </w:rPr>
+        <w:t xml:space="preserve">交付物：上线方案、培训材料、运维手册、验收报告、项目总结报告。</w:t>
       </w:r>
     </w:p>
     <w:p>
@@ -4471,6 +6863,321 @@
     </w:p>
     <w:p>
       <w:pPr>
+        <w:pStyle w:val="8"/>
+        <w:spacing w:before="40" w:after="40"/>
+        <w:ind w:left="480"/>
+        <w:rPr>
+          <w:rFonts w:hint="eastAsia" w:ascii="宋体" w:hAnsi="宋体" w:eastAsia="宋体" w:cs="宋体"/>
+          <w:sz w:val="24"/>
+          <w:szCs w:val="24"/>
+          <w:lang w:val="en-US" w:eastAsia="zh-CN"/>
+        </w:rPr>
+      </w:pPr>
+      <w:r>
+        <w:rPr>
+          <w:sz w:val="24"/>
+          <w:szCs w:val="24"/>
+          <w:rFonts w:eastAsia="仿宋_GB2312"/>
+        </w:rPr>
+        <w:t xml:space="preserve">实行自动化测试与手工测试相结合的策略，对核心业务流程建立自动化回归测试套件，确保每次系统变更不影响已有功能。</w:t>
+      </w:r>
+    </w:p>
+    <w:p>
+      <w:pPr>
+        <w:pStyle w:val="8"/>
+        <w:spacing w:before="40" w:after="40"/>
+        <w:ind w:left="480"/>
+        <w:rPr>
+          <w:rFonts w:hint="eastAsia" w:ascii="宋体" w:hAnsi="宋体" w:eastAsia="宋体" w:cs="宋体"/>
+          <w:sz w:val="24"/>
+          <w:szCs w:val="24"/>
+          <w:lang w:val="en-US" w:eastAsia="zh-CN"/>
+        </w:rPr>
+      </w:pPr>
+      <w:r>
+        <w:rPr>
+          <w:sz w:val="24"/>
+          <w:szCs w:val="24"/>
+          <w:rFonts w:eastAsia="仿宋_GB2312"/>
+        </w:rPr>
+        <w:t xml:space="preserve">建立性能测试机制，在系统上线前进行压力测试和并发测试，确保系统在预期业务量下的响应性能满足用户体验要求。</w:t>
+      </w:r>
+    </w:p>
+    <w:p>
+      <w:pPr>
+        <w:pStyle w:val="8"/>
+        <w:spacing w:before="40" w:after="40"/>
+        <w:ind w:left="480"/>
+        <w:rPr>
+          <w:rFonts w:hint="eastAsia" w:ascii="宋体" w:hAnsi="宋体" w:eastAsia="宋体" w:cs="宋体"/>
+          <w:sz w:val="24"/>
+          <w:szCs w:val="24"/>
+          <w:lang w:val="en-US" w:eastAsia="zh-CN"/>
+        </w:rPr>
+      </w:pPr>
+      <w:r>
+        <w:rPr>
+          <w:sz w:val="24"/>
+          <w:szCs w:val="24"/>
+          <w:rFonts w:eastAsia="仿宋_GB2312"/>
+        </w:rPr>
+        <w:t xml:space="preserve">组织用户参与的验收测试（UAT），邀请各部门业务骨干参与测试，从业务视角验证系统功能的正确性和可用性。用户验收测试发现的所有问题必须在上线前全部整改关闭。</w:t>
+      </w:r>
+    </w:p>
+    <w:p>
+      <w:pPr>
+        <w:pStyle w:val="8"/>
+        <w:spacing w:before="40" w:after="40"/>
+        <w:ind w:left="480"/>
+        <w:rPr>
+          <w:rFonts w:hint="eastAsia" w:ascii="宋体" w:hAnsi="宋体" w:eastAsia="宋体" w:cs="宋体"/>
+          <w:sz w:val="24"/>
+          <w:szCs w:val="24"/>
+          <w:lang w:val="en-US" w:eastAsia="zh-CN"/>
+        </w:rPr>
+      </w:pPr>
+      <w:r>
+        <w:rPr>
+          <w:sz w:val="24"/>
+          <w:szCs w:val="24"/>
+          <w:rFonts w:eastAsia="仿宋_GB2312"/>
+        </w:rPr>
+        <w:t xml:space="preserve">建立上线准入检查清单，包括功能完整性、性能达标、安全测试通过、文档齐备、培训完成、回退预案就绪等多个维度的检查项。所有检查项通过后方可执行生产环境部署。</w:t>
+      </w:r>
+    </w:p>
+    <w:p>
+      <w:pPr>
+        <w:pStyle w:val="8"/>
+        <w:spacing w:before="40" w:after="40"/>
+        <w:ind w:left="480"/>
+        <w:rPr>
+          <w:rFonts w:hint="eastAsia" w:ascii="宋体" w:hAnsi="宋体" w:eastAsia="宋体" w:cs="宋体"/>
+          <w:sz w:val="24"/>
+          <w:szCs w:val="24"/>
+          <w:lang w:val="en-US" w:eastAsia="zh-CN"/>
+        </w:rPr>
+      </w:pPr>
+      <w:r>
+        <w:rPr>
+          <w:sz w:val="24"/>
+          <w:szCs w:val="24"/>
+          <w:rFonts w:eastAsia="仿宋_GB2312"/>
+        </w:rPr>
+        <w:t xml:space="preserve">1.4.5  沟通与协调机制</w:t>
+      </w:r>
+    </w:p>
+    <w:p>
+      <w:pPr>
+        <w:pStyle w:val="8"/>
+        <w:spacing w:before="40" w:after="40"/>
+        <w:ind w:left="480"/>
+        <w:rPr>
+          <w:rFonts w:hint="eastAsia" w:ascii="宋体" w:hAnsi="宋体" w:eastAsia="宋体" w:cs="宋体"/>
+          <w:sz w:val="24"/>
+          <w:szCs w:val="24"/>
+          <w:lang w:val="en-US" w:eastAsia="zh-CN"/>
+        </w:rPr>
+      </w:pPr>
+      <w:r>
+        <w:rPr>
+          <w:sz w:val="24"/>
+          <w:szCs w:val="24"/>
+          <w:rFonts w:eastAsia="仿宋_GB2312"/>
+        </w:rPr>
+        <w:t xml:space="preserve">项目实施过程中建立以下沟通协调机制，确保项目信息的及时传递和问题的快速解决：</w:t>
+      </w:r>
+    </w:p>
+    <w:p>
+      <w:pPr>
+        <w:pStyle w:val="8"/>
+        <w:spacing w:before="40" w:after="40"/>
+        <w:ind w:left="480"/>
+        <w:rPr>
+          <w:rFonts w:hint="eastAsia" w:ascii="宋体" w:hAnsi="宋体" w:eastAsia="宋体" w:cs="宋体"/>
+          <w:sz w:val="24"/>
+          <w:szCs w:val="24"/>
+          <w:lang w:val="en-US" w:eastAsia="zh-CN"/>
+        </w:rPr>
+      </w:pPr>
+      <w:r>
+        <w:rPr>
+          <w:sz w:val="24"/>
+          <w:szCs w:val="24"/>
+          <w:rFonts w:eastAsia="仿宋_GB2312"/>
+        </w:rPr>
+        <w:t xml:space="preserve">（1）项目周例会：每周召开一次项目例会，我方项目经理与甲方项目负责人共同参加，汇报上周工作进展、本周工作计划、需协调解决的问题等。</w:t>
+      </w:r>
+    </w:p>
+    <w:p>
+      <w:pPr>
+        <w:pStyle w:val="8"/>
+        <w:spacing w:before="40" w:after="40"/>
+        <w:ind w:left="480"/>
+        <w:rPr>
+          <w:rFonts w:hint="eastAsia" w:ascii="宋体" w:hAnsi="宋体" w:eastAsia="宋体" w:cs="宋体"/>
+          <w:sz w:val="24"/>
+          <w:szCs w:val="24"/>
+          <w:lang w:val="en-US" w:eastAsia="zh-CN"/>
+        </w:rPr>
+      </w:pPr>
+      <w:r>
+        <w:rPr>
+          <w:sz w:val="24"/>
+          <w:szCs w:val="24"/>
+          <w:rFonts w:eastAsia="仿宋_GB2312"/>
+        </w:rPr>
+        <w:t xml:space="preserve">（2）日报制度：项目实施期间每日向甲方提交工作日报，包括当日完成的工作内容、遇到的问题和次日计划等。</w:t>
+      </w:r>
+    </w:p>
+    <w:p>
+      <w:pPr>
+        <w:pStyle w:val="8"/>
+        <w:spacing w:before="40" w:after="40"/>
+        <w:ind w:left="480"/>
+        <w:rPr>
+          <w:rFonts w:hint="eastAsia" w:ascii="宋体" w:hAnsi="宋体" w:eastAsia="宋体" w:cs="宋体"/>
+          <w:sz w:val="24"/>
+          <w:szCs w:val="24"/>
+          <w:lang w:val="en-US" w:eastAsia="zh-CN"/>
+        </w:rPr>
+      </w:pPr>
+      <w:r>
+        <w:rPr>
+          <w:sz w:val="24"/>
+          <w:szCs w:val="24"/>
+          <w:rFonts w:eastAsia="仿宋_GB2312"/>
+        </w:rPr>
+        <w:t xml:space="preserve">（3）月度报告：每月编制一份项目月度报告，全面总结本月工作完成情况、质量情况、风险情况和下月计划，供甲方管理层审阅。</w:t>
+      </w:r>
+    </w:p>
+    <w:p>
+      <w:pPr>
+        <w:pStyle w:val="8"/>
+        <w:spacing w:before="40" w:after="40"/>
+        <w:ind w:left="480"/>
+        <w:rPr>
+          <w:rFonts w:hint="eastAsia" w:ascii="宋体" w:hAnsi="宋体" w:eastAsia="宋体" w:cs="宋体"/>
+          <w:sz w:val="24"/>
+          <w:szCs w:val="24"/>
+          <w:lang w:val="en-US" w:eastAsia="zh-CN"/>
+        </w:rPr>
+      </w:pPr>
+      <w:r>
+        <w:rPr>
+          <w:sz w:val="24"/>
+          <w:szCs w:val="24"/>
+          <w:rFonts w:eastAsia="仿宋_GB2312"/>
+        </w:rPr>
+        <w:t xml:space="preserve">（4）关键节点评审：在需求评审、设计评审、测试评审等关键节点组织正式评审会议，甲乙双方共同参与，对阶段交付物进行质量审核和确认。</w:t>
+      </w:r>
+    </w:p>
+    <w:p>
+      <w:pPr>
+        <w:pStyle w:val="8"/>
+        <w:spacing w:before="40" w:after="40"/>
+        <w:ind w:left="480"/>
+        <w:rPr>
+          <w:rFonts w:hint="eastAsia" w:ascii="宋体" w:hAnsi="宋体" w:eastAsia="宋体" w:cs="宋体"/>
+          <w:sz w:val="24"/>
+          <w:szCs w:val="24"/>
+          <w:lang w:val="en-US" w:eastAsia="zh-CN"/>
+        </w:rPr>
+      </w:pPr>
+      <w:r>
+        <w:rPr>
+          <w:sz w:val="24"/>
+          <w:szCs w:val="24"/>
+          <w:rFonts w:eastAsia="仿宋_GB2312"/>
+        </w:rPr>
+        <w:t xml:space="preserve">（5）问题升级机制：对于项目执行中遇到的问题，按照严重程度分级处理。普通问题由项目经理协调；重大问题提交至双方项目负责人会商；特殊问题升级至公司管理层决策。</w:t>
+      </w:r>
+    </w:p>
+    <w:p>
+      <w:pPr>
+        <w:pStyle w:val="8"/>
+        <w:spacing w:before="40" w:after="40"/>
+        <w:ind w:left="480"/>
+        <w:rPr>
+          <w:rFonts w:hint="eastAsia" w:ascii="宋体" w:hAnsi="宋体" w:eastAsia="宋体" w:cs="宋体"/>
+          <w:sz w:val="24"/>
+          <w:szCs w:val="24"/>
+          <w:lang w:val="en-US" w:eastAsia="zh-CN"/>
+        </w:rPr>
+      </w:pPr>
+      <w:r>
+        <w:rPr>
+          <w:sz w:val="24"/>
+          <w:szCs w:val="24"/>
+          <w:rFonts w:eastAsia="仿宋_GB2312"/>
+        </w:rPr>
+        <w:t xml:space="preserve">1.4.6  验收与交付标准</w:t>
+      </w:r>
+    </w:p>
+    <w:p>
+      <w:pPr>
+        <w:pStyle w:val="8"/>
+        <w:spacing w:before="40" w:after="40"/>
+        <w:ind w:left="480"/>
+        <w:rPr>
+          <w:rFonts w:hint="eastAsia" w:ascii="宋体" w:hAnsi="宋体" w:eastAsia="宋体" w:cs="宋体"/>
+          <w:sz w:val="24"/>
+          <w:szCs w:val="24"/>
+          <w:lang w:val="en-US" w:eastAsia="zh-CN"/>
+        </w:rPr>
+      </w:pPr>
+      <w:r>
+        <w:rPr>
+          <w:sz w:val="24"/>
+          <w:szCs w:val="24"/>
+          <w:rFonts w:eastAsia="仿宋_GB2312"/>
+        </w:rPr>
+        <w:t xml:space="preserve">项目验收分为阶段验收和最终验收两个层次：</w:t>
+      </w:r>
+    </w:p>
+    <w:p>
+      <w:pPr>
+        <w:pStyle w:val="8"/>
+        <w:spacing w:before="40" w:after="40"/>
+        <w:ind w:left="480"/>
+        <w:rPr>
+          <w:rFonts w:hint="eastAsia" w:ascii="宋体" w:hAnsi="宋体" w:eastAsia="宋体" w:cs="宋体"/>
+          <w:sz w:val="24"/>
+          <w:szCs w:val="24"/>
+          <w:lang w:val="en-US" w:eastAsia="zh-CN"/>
+        </w:rPr>
+      </w:pPr>
+      <w:r>
+        <w:rPr>
+          <w:sz w:val="24"/>
+          <w:szCs w:val="24"/>
+          <w:rFonts w:eastAsia="仿宋_GB2312"/>
+        </w:rPr>
+        <w:t xml:space="preserve">阶段验收：每个实施阶段完成后进行阶段验收，确认该阶段的交付物满足质量标准。阶段验收通过后方可进入下一阶段。</w:t>
+      </w:r>
+    </w:p>
+    <w:p>
+      <w:pPr>
+        <w:pStyle w:val="8"/>
+        <w:spacing w:before="40" w:after="40"/>
+        <w:ind w:left="480"/>
+        <w:rPr>
+          <w:rFonts w:hint="eastAsia" w:ascii="宋体" w:hAnsi="宋体" w:eastAsia="宋体" w:cs="宋体"/>
+          <w:sz w:val="24"/>
+          <w:szCs w:val="24"/>
+          <w:lang w:val="en-US" w:eastAsia="zh-CN"/>
+        </w:rPr>
+      </w:pPr>
+      <w:r>
+        <w:rPr>
+          <w:sz w:val="24"/>
+          <w:szCs w:val="24"/>
+          <w:rFonts w:eastAsia="仿宋_GB2312"/>
+        </w:rPr>
+        <w:t xml:space="preserve">最终验收：全部开发和测试工作完成后，组织最终项目验收。验收内容包括：功能完整性验证、性能指标测试、用户验收测试结果确认、文档交付完整性检查等。验收通过后签署项目验收报告。</w:t>
+      </w:r>
+    </w:p>
+    <w:p>
+      <w:pPr>
         <w:numPr>
           <w:ilvl w:val="1"/>
           <w:numId w:val="3"/>
@@ -4819,6 +7526,258 @@
     </w:p>
     <w:p>
       <w:pPr>
+        <w:spacing w:before="60" w:after="60" w:line="440" w:lineRule="exact"/>
+        <w:ind w:firstLine="480"/>
+      </w:pPr>
+      <w:r>
+        <w:rPr>
+          <w:sz w:val="24"/>
+          <w:szCs w:val="24"/>
+          <w:rFonts w:eastAsia="仿宋_GB2312"/>
+        </w:rPr>
+        <w:t xml:space="preserve">1.5.4  安全与运维建议</w:t>
+      </w:r>
+    </w:p>
+    <w:p>
+      <w:pPr>
+        <w:spacing w:before="60" w:after="60" w:line="440" w:lineRule="exact"/>
+        <w:ind w:firstLine="480"/>
+      </w:pPr>
+      <w:r>
+        <w:rPr>
+          <w:sz w:val="24"/>
+          <w:szCs w:val="24"/>
+          <w:rFonts w:eastAsia="仿宋_GB2312"/>
+        </w:rPr>
+        <w:t xml:space="preserve">建议一：加强数据备份和灾备能力。建议在系统正式上线后建立定期数据备份机制（每日增量备份+每周全量备份），并定期进行数据恢复演练，确保在极端情况下能够快速恢复业务数据。</w:t>
+      </w:r>
+    </w:p>
+    <w:p>
+      <w:pPr>
+        <w:spacing w:before="60" w:after="60" w:line="440" w:lineRule="exact"/>
+        <w:ind w:firstLine="480"/>
+      </w:pPr>
+      <w:r>
+        <w:rPr>
+          <w:sz w:val="24"/>
+          <w:szCs w:val="24"/>
+          <w:rFonts w:eastAsia="仿宋_GB2312"/>
+        </w:rPr>
+        <w:t xml:space="preserve">建议二：建立系统运维监控体系。建议部署应用性能监控（APM）工具，实时监测系统的运行状态、性能指标和异常事件。建立运维值班制度和问题升级流程，确保系统问题能够被及时发现和处理。</w:t>
+      </w:r>
+    </w:p>
+    <w:p>
+      <w:pPr>
+        <w:spacing w:before="60" w:after="60" w:line="440" w:lineRule="exact"/>
+        <w:ind w:firstLine="480"/>
+      </w:pPr>
+      <w:r>
+        <w:rPr>
+          <w:sz w:val="24"/>
+          <w:szCs w:val="24"/>
+          <w:rFonts w:eastAsia="仿宋_GB2312"/>
+        </w:rPr>
+        <w:t xml:space="preserve">建议三：制定系统版本迭代计划。建议在项目验收后，制定明确的系统版本迭代计划（如季度小版本更新+年度大版本升级），持续根据业务需求变化和用户反馈进行系统优化，保持系统的先进性和适用性。</w:t>
+      </w:r>
+    </w:p>
+    <w:p>
+      <w:pPr>
+        <w:spacing w:before="60" w:after="60" w:line="440" w:lineRule="exact"/>
+        <w:ind w:firstLine="480"/>
+      </w:pPr>
+      <w:r>
+        <w:rPr>
+          <w:sz w:val="24"/>
+          <w:szCs w:val="24"/>
+          <w:rFonts w:eastAsia="仿宋_GB2312"/>
+        </w:rPr>
+        <w:t xml:space="preserve">1.5.4  项目推广建议</w:t>
+      </w:r>
+    </w:p>
+    <w:p>
+      <w:pPr>
+        <w:spacing w:before="60" w:after="60" w:line="440" w:lineRule="exact"/>
+        <w:ind w:firstLine="480"/>
+      </w:pPr>
+      <w:r>
+        <w:rPr>
+          <w:sz w:val="24"/>
+          <w:szCs w:val="24"/>
+          <w:rFonts w:eastAsia="仿宋_GB2312"/>
+        </w:rPr>
+        <w:t xml:space="preserve">建议一：分批次推广，降低上线风险</w:t>
+      </w:r>
+    </w:p>
+    <w:p>
+      <w:pPr>
+        <w:spacing w:before="60" w:after="60" w:line="440" w:lineRule="exact"/>
+        <w:ind w:firstLine="480"/>
+      </w:pPr>
+      <w:r>
+        <w:rPr>
+          <w:sz w:val="24"/>
+          <w:szCs w:val="24"/>
+          <w:rFonts w:eastAsia="仿宋_GB2312"/>
+        </w:rPr>
+        <w:t xml:space="preserve">建议系统深化功能上线后，采用"先试点后推广"的策略。先选择1-2个供电所作为试点单位，运行2-4周验证系统稳定性和业务适配性，总结试点经验后再向全公司推广。试点阶段安排专人驻场支持，确保问题快速响应。</w:t>
+      </w:r>
+    </w:p>
+    <w:p>
+      <w:pPr>
+        <w:spacing w:before="60" w:after="60" w:line="440" w:lineRule="exact"/>
+        <w:ind w:firstLine="480"/>
+      </w:pPr>
+      <w:r>
+        <w:rPr>
+          <w:sz w:val="24"/>
+          <w:szCs w:val="24"/>
+          <w:rFonts w:eastAsia="仿宋_GB2312"/>
+        </w:rPr>
+        <w:t xml:space="preserve">建议二：建立业务变革引导机制</w:t>
+      </w:r>
+    </w:p>
+    <w:p>
+      <w:pPr>
+        <w:spacing w:before="60" w:after="60" w:line="440" w:lineRule="exact"/>
+        <w:ind w:firstLine="480"/>
+      </w:pPr>
+      <w:r>
+        <w:rPr>
+          <w:sz w:val="24"/>
+          <w:szCs w:val="24"/>
+          <w:rFonts w:eastAsia="仿宋_GB2312"/>
+        </w:rPr>
+        <w:t xml:space="preserve">建议甲方在系统上线前后，组织业务骨干形成"数字化应用先锋"团队，作为系统推广的种子力量。通过先锋团队的示范引领和帮带作用，帮助其他业务人员快速适应新系统，降低推广阻力。</w:t>
+      </w:r>
+    </w:p>
+    <w:p>
+      <w:pPr>
+        <w:spacing w:before="60" w:after="60" w:line="440" w:lineRule="exact"/>
+        <w:ind w:firstLine="480"/>
+      </w:pPr>
+      <w:r>
+        <w:rPr>
+          <w:sz w:val="24"/>
+          <w:szCs w:val="24"/>
+          <w:rFonts w:eastAsia="仿宋_GB2312"/>
+        </w:rPr>
+        <w:t xml:space="preserve">建议三：建立应用效果评估机制</w:t>
+      </w:r>
+    </w:p>
+    <w:p>
+      <w:pPr>
+        <w:spacing w:before="60" w:after="60" w:line="440" w:lineRule="exact"/>
+        <w:ind w:firstLine="480"/>
+      </w:pPr>
+      <w:r>
+        <w:rPr>
+          <w:sz w:val="24"/>
+          <w:szCs w:val="24"/>
+          <w:rFonts w:eastAsia="仿宋_GB2312"/>
+        </w:rPr>
+        <w:t xml:space="preserve">建议在系统上线后建立应用效果定期评估机制，每月统计系统使用率、操作效率、数据质量等关键指标，评估深化应用的实际效果。根据评估结果持续调整优化策略，确保系统持续发挥价值。</w:t>
+      </w:r>
+    </w:p>
+    <w:p>
+      <w:pPr>
+        <w:spacing w:before="60" w:after="60" w:line="440" w:lineRule="exact"/>
+        <w:ind w:firstLine="480"/>
+      </w:pPr>
+      <w:r>
+        <w:rPr>
+          <w:sz w:val="24"/>
+          <w:szCs w:val="24"/>
+          <w:rFonts w:eastAsia="仿宋_GB2312"/>
+        </w:rPr>
+        <w:t xml:space="preserve">1.5.5  长期发展建议</w:t>
+      </w:r>
+    </w:p>
+    <w:p>
+      <w:pPr>
+        <w:spacing w:before="60" w:after="60" w:line="440" w:lineRule="exact"/>
+        <w:ind w:firstLine="480"/>
+      </w:pPr>
+      <w:r>
+        <w:rPr>
+          <w:sz w:val="24"/>
+          <w:szCs w:val="24"/>
+          <w:rFonts w:eastAsia="仿宋_GB2312"/>
+        </w:rPr>
+        <w:t xml:space="preserve">建议一：制定数字化管控平台三年演进路线</w:t>
+      </w:r>
+    </w:p>
+    <w:p>
+      <w:pPr>
+        <w:spacing w:before="60" w:after="60" w:line="440" w:lineRule="exact"/>
+        <w:ind w:firstLine="480"/>
+      </w:pPr>
+      <w:r>
+        <w:rPr>
+          <w:sz w:val="24"/>
+          <w:szCs w:val="24"/>
+          <w:rFonts w:eastAsia="仿宋_GB2312"/>
+        </w:rPr>
+        <w:t xml:space="preserve">建议甲方基于本次深化应用的成果，制定配网工程数字化管控平台未来三年的演进路线图。第一年（2027年）巩固深化成果，扩展至其他类型配网工程（如技改大修项目）；第二年（2028年）引入智能分析和预测能力，实现从"事后分析"到"事前预测"的升级；第三年（2029年）打通配网工程全链路数字化，实现设计、施工、运维一体化数字管控。</w:t>
+      </w:r>
+    </w:p>
+    <w:p>
+      <w:pPr>
+        <w:spacing w:before="60" w:after="60" w:line="440" w:lineRule="exact"/>
+        <w:ind w:firstLine="480"/>
+      </w:pPr>
+      <w:r>
+        <w:rPr>
+          <w:sz w:val="24"/>
+          <w:szCs w:val="24"/>
+          <w:rFonts w:eastAsia="仿宋_GB2312"/>
+        </w:rPr>
+        <w:t xml:space="preserve">建议二：培育内部数字化人才</w:t>
+      </w:r>
+    </w:p>
+    <w:p>
+      <w:pPr>
+        <w:spacing w:before="60" w:after="60" w:line="440" w:lineRule="exact"/>
+        <w:ind w:firstLine="480"/>
+      </w:pPr>
+      <w:r>
+        <w:rPr>
+          <w:sz w:val="24"/>
+          <w:szCs w:val="24"/>
+          <w:rFonts w:eastAsia="仿宋_GB2312"/>
+        </w:rPr>
+        <w:t xml:space="preserve">建议甲方在IT部门和业务部门分别培养"技术+业务"的复合型数字化人才。通过本项目实施过程中的知识转移和后续持续培训，使内部人员逐步具备系统配置管理、数据分析应用、小型功能定制等能力，降低对外部服务商的依赖，提升企业的数字化自主能力。</w:t>
+      </w:r>
+    </w:p>
+    <w:p>
+      <w:pPr>
+        <w:spacing w:before="60" w:after="60" w:line="440" w:lineRule="exact"/>
+        <w:ind w:firstLine="480"/>
+      </w:pPr>
+      <w:r>
+        <w:rPr>
+          <w:sz w:val="24"/>
+          <w:szCs w:val="24"/>
+          <w:rFonts w:eastAsia="仿宋_GB2312"/>
+        </w:rPr>
+        <w:t xml:space="preserve">建议三：探索数据资产运营</w:t>
+      </w:r>
+    </w:p>
+    <w:p>
+      <w:pPr>
+        <w:spacing w:before="60" w:after="60" w:line="440" w:lineRule="exact"/>
+        <w:ind w:firstLine="480"/>
+      </w:pPr>
+      <w:r>
+        <w:rPr>
+          <w:sz w:val="24"/>
+          <w:szCs w:val="24"/>
+          <w:rFonts w:eastAsia="仿宋_GB2312"/>
+        </w:rPr>
+        <w:t xml:space="preserve">建议充分发挥项目积累的数据资产价值。通过对历史项目数据的深度挖掘分析，可以产出多项管理决策参考成果：标准工期库建设、单位造价基准建立、施工单位绩效评级、区域工程需求预测等。这些数据成果不仅服务于工程管理本身，还可以为公司的投资决策、资源规划等更高层面的管理活动提供数据支撑。</w:t>
+      </w:r>
+    </w:p>
+    <w:p>
+      <w:pPr>
         <w:numPr>
           <w:ilvl w:val="1"/>
           <w:numId w:val="3"/>
@@ -5025,6 +7984,90 @@
     </w:p>
     <w:p>
       <w:pPr>
+        <w:spacing w:before="60" w:after="60" w:line="360" w:lineRule="auto"/>
+        <w:ind w:firstLine="480"/>
+      </w:pPr>
+      <w:r>
+        <w:rPr>
+          <w:sz w:val="24"/>
+          <w:szCs w:val="24"/>
+          <w:rFonts w:eastAsia="仿宋_GB2312"/>
+        </w:rPr>
+        <w:t xml:space="preserve">（5）降低管理成本</w:t>
+      </w:r>
+    </w:p>
+    <w:p>
+      <w:pPr>
+        <w:spacing w:before="60" w:after="60" w:line="360" w:lineRule="auto"/>
+        <w:ind w:firstLine="480"/>
+      </w:pPr>
+      <w:r>
+        <w:rPr>
+          <w:sz w:val="24"/>
+          <w:szCs w:val="24"/>
+          <w:rFonts w:eastAsia="仿宋_GB2312"/>
+        </w:rPr>
+        <w:t xml:space="preserve">通过流程自动化和数据自动归集，大幅减少了人工操作环节和重复劳动。据测算，系统深化应用后，业扩配套项目管理相关的人工操作工时可减少约40%，释放出的人力可投入到更具价值创造性的工作中去。同时，系统化的流程管控减少了因人为疏忽导致的管理失误和返工成本。</w:t>
+      </w:r>
+    </w:p>
+    <w:p>
+      <w:pPr>
+        <w:spacing w:before="60" w:after="60" w:line="360" w:lineRule="auto"/>
+        <w:ind w:firstLine="480"/>
+      </w:pPr>
+      <w:r>
+        <w:rPr>
+          <w:sz w:val="24"/>
+          <w:szCs w:val="24"/>
+          <w:rFonts w:eastAsia="仿宋_GB2312"/>
+        </w:rPr>
+        <w:t xml:space="preserve">（6）强化合规管控</w:t>
+      </w:r>
+    </w:p>
+    <w:p>
+      <w:pPr>
+        <w:spacing w:before="60" w:after="60" w:line="360" w:lineRule="auto"/>
+        <w:ind w:firstLine="480"/>
+      </w:pPr>
+      <w:r>
+        <w:rPr>
+          <w:sz w:val="24"/>
+          <w:szCs w:val="24"/>
+          <w:rFonts w:eastAsia="仿宋_GB2312"/>
+        </w:rPr>
+        <w:t xml:space="preserve">将业扩配套项目管理的各项制度要求和合规检查点嵌入系统流程，实现"制度上系统、权限管操作、流程控风险"。系统自动执行合规性检查，不合规的操作无法通过系统流转，从技术层面杜绝违规操作的可能，有效降低管理风险和审计风险。</w:t>
+      </w:r>
+    </w:p>
+    <w:p>
+      <w:pPr>
+        <w:spacing w:before="60" w:after="60" w:line="360" w:lineRule="auto"/>
+        <w:ind w:firstLine="480"/>
+      </w:pPr>
+      <w:r>
+        <w:rPr>
+          <w:sz w:val="24"/>
+          <w:szCs w:val="24"/>
+          <w:rFonts w:eastAsia="仿宋_GB2312"/>
+        </w:rPr>
+        <w:t xml:space="preserve">（7）积累数据资产</w:t>
+      </w:r>
+    </w:p>
+    <w:p>
+      <w:pPr>
+        <w:spacing w:before="60" w:after="60" w:line="360" w:lineRule="auto"/>
+        <w:ind w:firstLine="480"/>
+      </w:pPr>
+      <w:r>
+        <w:rPr>
+          <w:sz w:val="24"/>
+          <w:szCs w:val="24"/>
+          <w:rFonts w:eastAsia="仿宋_GB2312"/>
+        </w:rPr>
+        <w:t xml:space="preserve">项目实施后，业扩配套类项目的全生命周期数据将以结构化方式完整存储在系统中，随着时间积累形成宝贵的数据资产。这些数据可用于：工期标准建立（基于历史数据确定各类项目的合理工期区间）；成本基准分析（建立各类工程的单位造价基准）；绩效评估（基于数据客观评价各施工单位和各区域的管理绩效）；趋势预测（分析业扩工程需求的季节性规律和增长趋势，为资源配置提供依据）。</w:t>
+      </w:r>
+    </w:p>
+    <w:p>
+      <w:pPr>
         <w:keepNext w:val="0"/>
         <w:keepLines w:val="0"/>
         <w:pageBreakBefore w:val="0"/>
@@ -5131,6 +8174,156 @@
           <w:sz w:val="24"/>
         </w:rPr>
         <w:t>跨业务协同：进一步打通营配调一体化数据链路，实现业扩配套工程与电网调度、营业服务的深度协同。</w:t>
+      </w:r>
+    </w:p>
+    <w:p>
+      <w:pPr>
+        <w:pStyle w:val="8"/>
+        <w:spacing w:before="40" w:after="40" w:line="360" w:lineRule="auto"/>
+        <w:ind w:left="480"/>
+      </w:pPr>
+      <w:r>
+        <w:rPr>
+          <w:sz w:val="24"/>
+          <w:szCs w:val="24"/>
+          <w:rFonts w:eastAsia="仿宋_GB2312"/>
+        </w:rPr>
+        <w:t xml:space="preserve">数字孪生应用：探索将数字孪生技术引入配网工程管理，建立配网工程的数字化模型。在虚拟空间中模拟工程施工过程，提前发现设计问题和施工难点，优化施工方案，降低现场施工风险。</w:t>
+      </w:r>
+    </w:p>
+    <w:p>
+      <w:pPr>
+        <w:pStyle w:val="8"/>
+        <w:spacing w:before="40" w:after="40" w:line="360" w:lineRule="auto"/>
+        <w:ind w:left="480"/>
+      </w:pPr>
+      <w:r>
+        <w:rPr>
+          <w:sz w:val="24"/>
+          <w:szCs w:val="24"/>
+          <w:rFonts w:eastAsia="仿宋_GB2312"/>
+        </w:rPr>
+        <w:t xml:space="preserve">区块链存证：对工程管理过程中的关键文件和关键操作（如验收记录、结算审批等）引入区块链存证技术，确保数据的不可篡改性和法律效力，为可能的审计检查和争议解决提供可信的电子证据。</w:t>
+      </w:r>
+    </w:p>
+    <w:p>
+      <w:pPr>
+        <w:pStyle w:val="8"/>
+        <w:spacing w:before="40" w:after="40" w:line="360" w:lineRule="auto"/>
+        <w:ind w:left="480"/>
+      </w:pPr>
+      <w:r>
+        <w:rPr>
+          <w:sz w:val="24"/>
+          <w:szCs w:val="24"/>
+          <w:rFonts w:eastAsia="仿宋_GB2312"/>
+        </w:rPr>
+        <w:t xml:space="preserve">低代码平台演进：将现有配网工程管控平台逐步向低代码平台方向演进，使业务人员能够通过可视化配置工具自主完成流程调整、报表定制等日常运维工作，进一步提升系统的灵活性和响应速度。</w:t>
+      </w:r>
+    </w:p>
+    <w:p>
+      <w:pPr>
+        <w:pStyle w:val="8"/>
+        <w:spacing w:before="40" w:after="40" w:line="360" w:lineRule="auto"/>
+        <w:ind w:left="480"/>
+      </w:pPr>
+      <w:r>
+        <w:rPr>
+          <w:sz w:val="24"/>
+          <w:szCs w:val="24"/>
+          <w:rFonts w:eastAsia="仿宋_GB2312"/>
+        </w:rPr>
+        <w:t xml:space="preserve">总结而言，本项目的实施是乌鲁木齐供电公司配网工程数字化管控能力建设的重要里程碑。通过流程深化和业务分析深化两大核心任务的落地，将有效解决当前业扩配套项目管理中的痛点问题，显著提升管理效率和决策质量。我们将以高度负责的态度、专业精湛的技术能力和严谨规范的项目管理，确保项目目标的圆满实现，为乌鲁木齐供电公司的数字化转型贡献专业力量。</w:t>
+      </w:r>
+    </w:p>
+    <w:p>
+      <w:pPr>
+        <w:pStyle w:val="8"/>
+        <w:spacing w:before="40" w:after="40" w:line="360" w:lineRule="auto"/>
+        <w:ind w:left="480"/>
+      </w:pPr>
+      <w:r>
+        <w:rPr>
+          <w:sz w:val="24"/>
+          <w:szCs w:val="24"/>
+          <w:rFonts w:eastAsia="仿宋_GB2312"/>
+        </w:rPr>
+        <w:t xml:space="preserve">1.6.3  社会效益分析</w:t>
+      </w:r>
+    </w:p>
+    <w:p>
+      <w:pPr>
+        <w:pStyle w:val="8"/>
+        <w:spacing w:before="40" w:after="40" w:line="360" w:lineRule="auto"/>
+        <w:ind w:left="480"/>
+      </w:pPr>
+      <w:r>
+        <w:rPr>
+          <w:sz w:val="24"/>
+          <w:szCs w:val="24"/>
+          <w:rFonts w:eastAsia="仿宋_GB2312"/>
+        </w:rPr>
+        <w:t xml:space="preserve">本项目的实施还将产生积极的社会效益：</w:t>
+      </w:r>
+    </w:p>
+    <w:p>
+      <w:pPr>
+        <w:pStyle w:val="8"/>
+        <w:spacing w:before="40" w:after="40" w:line="360" w:lineRule="auto"/>
+        <w:ind w:left="480"/>
+      </w:pPr>
+      <w:r>
+        <w:rPr>
+          <w:sz w:val="24"/>
+          <w:szCs w:val="24"/>
+          <w:rFonts w:eastAsia="仿宋_GB2312"/>
+        </w:rPr>
+        <w:t xml:space="preserve">（1）优化营商环境：业扩配套工程管理效率的提升将直接缩短用户接电周期，改善"获得电力"指标，助力乌鲁木齐市营商环境优化。据测算，系统深化应用后，业扩配套项目平均接电周期有望缩短15%-20%。</w:t>
+      </w:r>
+    </w:p>
+    <w:p>
+      <w:pPr>
+        <w:pStyle w:val="8"/>
+        <w:spacing w:before="40" w:after="40" w:line="360" w:lineRule="auto"/>
+        <w:ind w:left="480"/>
+      </w:pPr>
+      <w:r>
+        <w:rPr>
+          <w:sz w:val="24"/>
+          <w:szCs w:val="24"/>
+          <w:rFonts w:eastAsia="仿宋_GB2312"/>
+        </w:rPr>
+        <w:t xml:space="preserve">（2）促进绿色发展：数字化管控减少了纸质单据流转和人工往返沟通，降低了碳排放。同时，精细化的工程管理有助于减少材料浪费和施工返工，提升资源利用效率。</w:t>
+      </w:r>
+    </w:p>
+    <w:p>
+      <w:pPr>
+        <w:pStyle w:val="8"/>
+        <w:spacing w:before="40" w:after="40" w:line="360" w:lineRule="auto"/>
+        <w:ind w:left="480"/>
+      </w:pPr>
+      <w:r>
+        <w:rPr>
+          <w:sz w:val="24"/>
+          <w:szCs w:val="24"/>
+          <w:rFonts w:eastAsia="仿宋_GB2312"/>
+        </w:rPr>
+        <w:t xml:space="preserve">（3）提升服务形象：高效、透明、可追溯的工程管理流程将显著提升供电公司的专业服务形象，增强用户对供电服务的信任感和满意度。</w:t>
+      </w:r>
+    </w:p>
+    <w:p>
+      <w:pPr>
+        <w:pStyle w:val="8"/>
+        <w:spacing w:before="40" w:after="40" w:line="360" w:lineRule="auto"/>
+        <w:ind w:left="480"/>
+      </w:pPr>
+      <w:r>
+        <w:rPr>
+          <w:sz w:val="24"/>
+          <w:szCs w:val="24"/>
+          <w:rFonts w:eastAsia="仿宋_GB2312"/>
+        </w:rPr>
+        <w:t xml:space="preserve">（4）推动行业进步：项目积累的经验和方法可以为新疆地区其他供电企业提供参考借鉴，推动整个区域配网工程管理水平的提升。</w:t>
       </w:r>
     </w:p>
     <w:p>
@@ -6456,6 +9649,303 @@
         <w:t>.4  服务人员规模</w:t>
       </w:r>
     </w:p>
+    <w:p>
+      <w:pPr>
+        <w:keepNext w:val="0"/>
+        <w:keepLines w:val="0"/>
+        <w:pageBreakBefore w:val="0"/>
+        <w:widowControl w:val="0"/>
+        <w:kinsoku/>
+        <w:wordWrap/>
+        <w:overflowPunct/>
+        <w:topLinePunct w:val="0"/>
+        <w:autoSpaceDE/>
+        <w:autoSpaceDN/>
+        <w:bidi w:val="0"/>
+        <w:adjustRightInd/>
+        <w:snapToGrid/>
+        <w:spacing w:line="360" w:lineRule="auto"/>
+        <w:ind w:left="0" w:leftChars="0" w:firstLine="480" w:firstLineChars="200"/>
+        <w:textAlignment w:val="auto"/>
+        <w:outlineLvl w:val="3"/>
+        <w:rPr>
+          <w:rFonts w:hint="eastAsia" w:ascii="宋体" w:hAnsi="宋体" w:eastAsia="宋体"/>
+          <w:sz w:val="24"/>
+        </w:rPr>
+      </w:pPr>
+      <w:r>
+        <w:rPr>
+          <w:sz w:val="24"/>
+          <w:szCs w:val="24"/>
+          <w:rFonts w:eastAsia="仿宋_GB2312"/>
+        </w:rPr>
+        <w:t xml:space="preserve">本次技术服务投入的人员团队配置如下：</w:t>
+      </w:r>
+    </w:p>
+    <w:p>
+      <w:pPr>
+        <w:keepNext w:val="0"/>
+        <w:keepLines w:val="0"/>
+        <w:pageBreakBefore w:val="0"/>
+        <w:widowControl w:val="0"/>
+        <w:kinsoku/>
+        <w:wordWrap/>
+        <w:overflowPunct/>
+        <w:topLinePunct w:val="0"/>
+        <w:autoSpaceDE/>
+        <w:autoSpaceDN/>
+        <w:bidi w:val="0"/>
+        <w:adjustRightInd/>
+        <w:snapToGrid/>
+        <w:spacing w:line="360" w:lineRule="auto"/>
+        <w:ind w:left="0" w:leftChars="0" w:firstLine="480" w:firstLineChars="200"/>
+        <w:textAlignment w:val="auto"/>
+        <w:outlineLvl w:val="3"/>
+        <w:rPr>
+          <w:rFonts w:hint="eastAsia" w:ascii="宋体" w:hAnsi="宋体" w:eastAsia="宋体"/>
+          <w:sz w:val="24"/>
+        </w:rPr>
+      </w:pPr>
+      <w:r>
+        <w:rPr>
+          <w:sz w:val="24"/>
+          <w:szCs w:val="24"/>
+          <w:rFonts w:eastAsia="仿宋_GB2312"/>
+        </w:rPr>
+        <w:t xml:space="preserve">项目经理1名：负责项目全面管理，包括计划制定、进度管控、质量管理、风险管理和客户沟通。要求具有5年以上信息化项目管理经验，持有PMP或同等认证。</w:t>
+      </w:r>
+    </w:p>
+    <w:p>
+      <w:pPr>
+        <w:keepNext w:val="0"/>
+        <w:keepLines w:val="0"/>
+        <w:pageBreakBefore w:val="0"/>
+        <w:widowControl w:val="0"/>
+        <w:kinsoku/>
+        <w:wordWrap/>
+        <w:overflowPunct/>
+        <w:topLinePunct w:val="0"/>
+        <w:autoSpaceDE/>
+        <w:autoSpaceDN/>
+        <w:bidi w:val="0"/>
+        <w:adjustRightInd/>
+        <w:snapToGrid/>
+        <w:spacing w:line="360" w:lineRule="auto"/>
+        <w:ind w:left="0" w:leftChars="0" w:firstLine="480" w:firstLineChars="200"/>
+        <w:textAlignment w:val="auto"/>
+        <w:outlineLvl w:val="3"/>
+        <w:rPr>
+          <w:rFonts w:hint="eastAsia" w:ascii="宋体" w:hAnsi="宋体" w:eastAsia="宋体"/>
+          <w:sz w:val="24"/>
+        </w:rPr>
+      </w:pPr>
+      <w:r>
+        <w:rPr>
+          <w:sz w:val="24"/>
+          <w:szCs w:val="24"/>
+          <w:rFonts w:eastAsia="仿宋_GB2312"/>
+        </w:rPr>
+        <w:t xml:space="preserve">需求分析师2名：负责业务调研、需求梳理、需求文档编制和需求确认。要求具有电力行业信息化项目经验，熟悉配网工程管理业务流程。</w:t>
+      </w:r>
+    </w:p>
+    <w:p>
+      <w:pPr>
+        <w:keepNext w:val="0"/>
+        <w:keepLines w:val="0"/>
+        <w:pageBreakBefore w:val="0"/>
+        <w:widowControl w:val="0"/>
+        <w:kinsoku/>
+        <w:wordWrap/>
+        <w:overflowPunct/>
+        <w:topLinePunct w:val="0"/>
+        <w:autoSpaceDE/>
+        <w:autoSpaceDN/>
+        <w:bidi w:val="0"/>
+        <w:adjustRightInd/>
+        <w:snapToGrid/>
+        <w:spacing w:line="360" w:lineRule="auto"/>
+        <w:ind w:left="0" w:leftChars="0" w:firstLine="480" w:firstLineChars="200"/>
+        <w:textAlignment w:val="auto"/>
+        <w:outlineLvl w:val="3"/>
+        <w:rPr>
+          <w:rFonts w:hint="eastAsia" w:ascii="宋体" w:hAnsi="宋体" w:eastAsia="宋体"/>
+          <w:sz w:val="24"/>
+        </w:rPr>
+      </w:pPr>
+      <w:r>
+        <w:rPr>
+          <w:sz w:val="24"/>
+          <w:szCs w:val="24"/>
+          <w:rFonts w:eastAsia="仿宋_GB2312"/>
+        </w:rPr>
+        <w:t xml:space="preserve">系统架构师1名：负责系统技术架构设计、关键技术方案评审和技术难题攻关。要求具有企业级应用系统架构设计经验。</w:t>
+      </w:r>
+    </w:p>
+    <w:p>
+      <w:pPr>
+        <w:keepNext w:val="0"/>
+        <w:keepLines w:val="0"/>
+        <w:pageBreakBefore w:val="0"/>
+        <w:widowControl w:val="0"/>
+        <w:kinsoku/>
+        <w:wordWrap/>
+        <w:overflowPunct/>
+        <w:topLinePunct w:val="0"/>
+        <w:autoSpaceDE/>
+        <w:autoSpaceDN/>
+        <w:bidi w:val="0"/>
+        <w:adjustRightInd/>
+        <w:snapToGrid/>
+        <w:spacing w:line="360" w:lineRule="auto"/>
+        <w:ind w:left="0" w:leftChars="0" w:firstLine="480" w:firstLineChars="200"/>
+        <w:textAlignment w:val="auto"/>
+        <w:outlineLvl w:val="3"/>
+        <w:rPr>
+          <w:rFonts w:hint="eastAsia" w:ascii="宋体" w:hAnsi="宋体" w:eastAsia="宋体"/>
+          <w:sz w:val="24"/>
+        </w:rPr>
+      </w:pPr>
+      <w:r>
+        <w:rPr>
+          <w:sz w:val="24"/>
+          <w:szCs w:val="24"/>
+          <w:rFonts w:eastAsia="仿宋_GB2312"/>
+        </w:rPr>
+        <w:t xml:space="preserve">高级开发工程师3名：负责核心功能开发、接口开发和数据库设计。要求具有3年以上Java/Spring框架开发经验。</w:t>
+      </w:r>
+    </w:p>
+    <w:p>
+      <w:pPr>
+        <w:keepNext w:val="0"/>
+        <w:keepLines w:val="0"/>
+        <w:pageBreakBefore w:val="0"/>
+        <w:widowControl w:val="0"/>
+        <w:kinsoku/>
+        <w:wordWrap/>
+        <w:overflowPunct/>
+        <w:topLinePunct w:val="0"/>
+        <w:autoSpaceDE/>
+        <w:autoSpaceDN/>
+        <w:bidi w:val="0"/>
+        <w:adjustRightInd/>
+        <w:snapToGrid/>
+        <w:spacing w:line="360" w:lineRule="auto"/>
+        <w:ind w:left="0" w:leftChars="0" w:firstLine="480" w:firstLineChars="200"/>
+        <w:textAlignment w:val="auto"/>
+        <w:outlineLvl w:val="3"/>
+        <w:rPr>
+          <w:rFonts w:hint="eastAsia" w:ascii="宋体" w:hAnsi="宋体" w:eastAsia="宋体"/>
+          <w:sz w:val="24"/>
+        </w:rPr>
+      </w:pPr>
+      <w:r>
+        <w:rPr>
+          <w:sz w:val="24"/>
+          <w:szCs w:val="24"/>
+          <w:rFonts w:eastAsia="仿宋_GB2312"/>
+        </w:rPr>
+        <w:t xml:space="preserve">前端开发工程师2名：负责用户界面开发、报表可视化开发。要求精通Vue.js/React等前端框架，具有数据可视化开发经验。</w:t>
+      </w:r>
+    </w:p>
+    <w:p>
+      <w:pPr>
+        <w:keepNext w:val="0"/>
+        <w:keepLines w:val="0"/>
+        <w:pageBreakBefore w:val="0"/>
+        <w:widowControl w:val="0"/>
+        <w:kinsoku/>
+        <w:wordWrap/>
+        <w:overflowPunct/>
+        <w:topLinePunct w:val="0"/>
+        <w:autoSpaceDE/>
+        <w:autoSpaceDN/>
+        <w:bidi w:val="0"/>
+        <w:adjustRightInd/>
+        <w:snapToGrid/>
+        <w:spacing w:line="360" w:lineRule="auto"/>
+        <w:ind w:left="0" w:leftChars="0" w:firstLine="480" w:firstLineChars="200"/>
+        <w:textAlignment w:val="auto"/>
+        <w:outlineLvl w:val="3"/>
+        <w:rPr>
+          <w:rFonts w:hint="eastAsia" w:ascii="宋体" w:hAnsi="宋体" w:eastAsia="宋体"/>
+          <w:sz w:val="24"/>
+        </w:rPr>
+      </w:pPr>
+      <w:r>
+        <w:rPr>
+          <w:sz w:val="24"/>
+          <w:szCs w:val="24"/>
+          <w:rFonts w:eastAsia="仿宋_GB2312"/>
+        </w:rPr>
+        <w:t xml:space="preserve">测试工程师2名：负责测试计划制定、测试用例设计、测试执行和缺陷跟踪。要求具有自动化测试经验。</w:t>
+      </w:r>
+    </w:p>
+    <w:p>
+      <w:pPr>
+        <w:keepNext w:val="0"/>
+        <w:keepLines w:val="0"/>
+        <w:pageBreakBefore w:val="0"/>
+        <w:widowControl w:val="0"/>
+        <w:kinsoku/>
+        <w:wordWrap/>
+        <w:overflowPunct/>
+        <w:topLinePunct w:val="0"/>
+        <w:autoSpaceDE/>
+        <w:autoSpaceDN/>
+        <w:bidi w:val="0"/>
+        <w:adjustRightInd/>
+        <w:snapToGrid/>
+        <w:spacing w:line="360" w:lineRule="auto"/>
+        <w:ind w:left="0" w:leftChars="0" w:firstLine="480" w:firstLineChars="200"/>
+        <w:textAlignment w:val="auto"/>
+        <w:outlineLvl w:val="3"/>
+        <w:rPr>
+          <w:rFonts w:hint="eastAsia" w:ascii="宋体" w:hAnsi="宋体" w:eastAsia="宋体"/>
+          <w:sz w:val="24"/>
+        </w:rPr>
+      </w:pPr>
+      <w:r>
+        <w:rPr>
+          <w:sz w:val="24"/>
+          <w:szCs w:val="24"/>
+          <w:rFonts w:eastAsia="仿宋_GB2312"/>
+        </w:rPr>
+        <w:t xml:space="preserve">数据工程师1名：负责数据模型设计、ETL开发、数据质量管控。要求熟悉数据仓库技术和BI工具。</w:t>
+      </w:r>
+    </w:p>
+    <w:p>
+      <w:pPr>
+        <w:keepNext w:val="0"/>
+        <w:keepLines w:val="0"/>
+        <w:pageBreakBefore w:val="0"/>
+        <w:widowControl w:val="0"/>
+        <w:kinsoku/>
+        <w:wordWrap/>
+        <w:overflowPunct/>
+        <w:topLinePunct w:val="0"/>
+        <w:autoSpaceDE/>
+        <w:autoSpaceDN/>
+        <w:bidi w:val="0"/>
+        <w:adjustRightInd/>
+        <w:snapToGrid/>
+        <w:spacing w:line="360" w:lineRule="auto"/>
+        <w:ind w:left="0" w:leftChars="0" w:firstLine="480" w:firstLineChars="200"/>
+        <w:textAlignment w:val="auto"/>
+        <w:outlineLvl w:val="3"/>
+        <w:rPr>
+          <w:rFonts w:hint="eastAsia" w:ascii="宋体" w:hAnsi="宋体" w:eastAsia="宋体"/>
+          <w:sz w:val="24"/>
+        </w:rPr>
+      </w:pPr>
+      <w:r>
+        <w:rPr>
+          <w:sz w:val="24"/>
+          <w:szCs w:val="24"/>
+          <w:rFonts w:eastAsia="仿宋_GB2312"/>
+        </w:rPr>
+        <w:t xml:space="preserve">项目团队高峰期约12人，平均约8人投入，确保各阶段工作的人力充足。</w:t>
+      </w:r>
+    </w:p>
     <w:tbl>
       <w:tblPr>
         <w:tblStyle w:val="16"/>
@@ -7196,6 +10686,158 @@
     </w:p>
     <w:p>
       <w:pPr>
+        <w:spacing w:line="360" w:lineRule="auto"/>
+        <w:ind w:firstLine="480"/>
+        <w:rPr>
+          <w:rFonts w:hint="eastAsia" w:ascii="宋体" w:hAnsi="宋体" w:eastAsia="宋体" w:cs="宋体"/>
+          <w:sz w:val="24"/>
+          <w:szCs w:val="24"/>
+        </w:rPr>
+      </w:pPr>
+      <w:r>
+        <w:rPr>
+          <w:sz w:val="24"/>
+          <w:szCs w:val="24"/>
+          <w:rFonts w:eastAsia="仿宋_GB2312"/>
+        </w:rPr>
+        <w:t xml:space="preserve">2.2.5  技术服务排除范围</w:t>
+      </w:r>
+    </w:p>
+    <w:p>
+      <w:pPr>
+        <w:spacing w:line="360" w:lineRule="auto"/>
+        <w:ind w:firstLine="480"/>
+        <w:rPr>
+          <w:rFonts w:hint="eastAsia" w:ascii="宋体" w:hAnsi="宋体" w:eastAsia="宋体" w:cs="宋体"/>
+          <w:sz w:val="24"/>
+          <w:szCs w:val="24"/>
+        </w:rPr>
+      </w:pPr>
+      <w:r>
+        <w:rPr>
+          <w:sz w:val="24"/>
+          <w:szCs w:val="24"/>
+          <w:rFonts w:eastAsia="仿宋_GB2312"/>
+        </w:rPr>
+        <w:t xml:space="preserve">为明确责任边界，以下内容不在本次技术服务范围内：</w:t>
+      </w:r>
+    </w:p>
+    <w:p>
+      <w:pPr>
+        <w:spacing w:line="360" w:lineRule="auto"/>
+        <w:ind w:firstLine="480"/>
+        <w:rPr>
+          <w:rFonts w:hint="eastAsia" w:ascii="宋体" w:hAnsi="宋体" w:eastAsia="宋体" w:cs="宋体"/>
+          <w:sz w:val="24"/>
+          <w:szCs w:val="24"/>
+        </w:rPr>
+      </w:pPr>
+      <w:r>
+        <w:rPr>
+          <w:sz w:val="24"/>
+          <w:szCs w:val="24"/>
+          <w:rFonts w:eastAsia="仿宋_GB2312"/>
+        </w:rPr>
+        <w:t xml:space="preserve">（1）平台基础架构的改造或升级（如服务器硬件扩容、操作系统升级等）。</w:t>
+      </w:r>
+    </w:p>
+    <w:p>
+      <w:pPr>
+        <w:spacing w:line="360" w:lineRule="auto"/>
+        <w:ind w:firstLine="480"/>
+        <w:rPr>
+          <w:rFonts w:hint="eastAsia" w:ascii="宋体" w:hAnsi="宋体" w:eastAsia="宋体" w:cs="宋体"/>
+          <w:sz w:val="24"/>
+          <w:szCs w:val="24"/>
+        </w:rPr>
+      </w:pPr>
+      <w:r>
+        <w:rPr>
+          <w:sz w:val="24"/>
+          <w:szCs w:val="24"/>
+          <w:rFonts w:eastAsia="仿宋_GB2312"/>
+        </w:rPr>
+        <w:t xml:space="preserve">（2）非业扩配套类项目的流程改造（如技改大修项目、新建项目等其他类型配网工程）。</w:t>
+      </w:r>
+    </w:p>
+    <w:p>
+      <w:pPr>
+        <w:spacing w:line="360" w:lineRule="auto"/>
+        <w:ind w:firstLine="480"/>
+        <w:rPr>
+          <w:rFonts w:hint="eastAsia" w:ascii="宋体" w:hAnsi="宋体" w:eastAsia="宋体" w:cs="宋体"/>
+          <w:sz w:val="24"/>
+          <w:szCs w:val="24"/>
+        </w:rPr>
+      </w:pPr>
+      <w:r>
+        <w:rPr>
+          <w:sz w:val="24"/>
+          <w:szCs w:val="24"/>
+          <w:rFonts w:eastAsia="仿宋_GB2312"/>
+        </w:rPr>
+        <w:t xml:space="preserve">（3）与本项目无直接关联的外部系统改造（如营销系统内部功能修改等）。</w:t>
+      </w:r>
+    </w:p>
+    <w:p>
+      <w:pPr>
+        <w:spacing w:line="360" w:lineRule="auto"/>
+        <w:ind w:firstLine="480"/>
+        <w:rPr>
+          <w:rFonts w:hint="eastAsia" w:ascii="宋体" w:hAnsi="宋体" w:eastAsia="宋体" w:cs="宋体"/>
+          <w:sz w:val="24"/>
+          <w:szCs w:val="24"/>
+        </w:rPr>
+      </w:pPr>
+      <w:r>
+        <w:rPr>
+          <w:sz w:val="24"/>
+          <w:szCs w:val="24"/>
+          <w:rFonts w:eastAsia="仿宋_GB2312"/>
+        </w:rPr>
+        <w:t xml:space="preserve">（4）历史数据的全量清洗和补录（仅负责新增流程产生的增量数据治理）。</w:t>
+      </w:r>
+    </w:p>
+    <w:p>
+      <w:pPr>
+        <w:spacing w:line="360" w:lineRule="auto"/>
+        <w:ind w:firstLine="480"/>
+        <w:rPr>
+          <w:rFonts w:hint="eastAsia" w:ascii="宋体" w:hAnsi="宋体" w:eastAsia="宋体" w:cs="宋体"/>
+          <w:sz w:val="24"/>
+          <w:szCs w:val="24"/>
+        </w:rPr>
+      </w:pPr>
+      <w:r>
+        <w:rPr>
+          <w:sz w:val="24"/>
+          <w:szCs w:val="24"/>
+          <w:rFonts w:eastAsia="仿宋_GB2312"/>
+        </w:rPr>
+        <w:t xml:space="preserve">（5）硬件设备的采购和安装部署。</w:t>
+      </w:r>
+    </w:p>
+    <w:p>
+      <w:pPr>
+        <w:spacing w:line="360" w:lineRule="auto"/>
+        <w:ind w:firstLine="480"/>
+        <w:rPr>
+          <w:rFonts w:hint="eastAsia" w:ascii="宋体" w:hAnsi="宋体" w:eastAsia="宋体" w:cs="宋体"/>
+          <w:sz w:val="24"/>
+          <w:szCs w:val="24"/>
+        </w:rPr>
+      </w:pPr>
+      <w:r>
+        <w:rPr>
+          <w:sz w:val="24"/>
+          <w:szCs w:val="24"/>
+          <w:rFonts w:eastAsia="仿宋_GB2312"/>
+        </w:rPr>
+        <w:t xml:space="preserve">如项目执行过程中发现需要调整服务范围的情况，双方将通过变更管理流程协商确认。</w:t>
+      </w:r>
+    </w:p>
+    <w:p>
+      <w:pPr>
         <w:numPr>
           <w:ilvl w:val="1"/>
           <w:numId w:val="3"/>
@@ -7774,6 +11416,66 @@
     </w:p>
     <w:p>
       <w:pPr>
+        <w:pStyle w:val="8"/>
+        <w:spacing w:before="40" w:after="40"/>
+        <w:ind w:left="480"/>
+        <w:rPr>
+          <w:rFonts w:hint="eastAsia" w:ascii="宋体" w:hAnsi="宋体" w:eastAsia="宋体" w:cs="宋体"/>
+          <w:b w:val="0"/>
+          <w:bCs/>
+          <w:color w:val="000000" w:themeColor="text1"/>
+          <w:sz w:val="24"/>
+          <w:szCs w:val="28"/>
+          <w:highlight w:val="none"/>
+          <w:lang w:val="en-US" w:eastAsia="zh-CN"/>
+          <w14:textFill>
+            <w14:solidFill>
+              <w14:schemeClr w14:val="tx1"/>
+            </w14:solidFill>
+          </w14:textFill>
+        </w:rPr>
+      </w:pPr>
+      <w:r>
+        <w:rPr>
+          <w:sz w:val="24"/>
+          <w:szCs w:val="24"/>
+          <w:rFonts w:eastAsia="仿宋_GB2312"/>
+        </w:rPr>
+        <w:t xml:space="preserve">上述建设依据从法律法规、行业标准、企业规范和项目文件四个层面构成了完整的项目合规性依据体系。项目实施过程中我方将严格遵循各层面的要求：在系统安全方面严格执行等级保护和数据安全法的要求；在开发管理方面遵循国网公司信息系统建设管理规范；在业务实现方面以技术规范书为核心依据；在质量控制方面参照ISO 9001质量管理体系标准。</w:t>
+      </w:r>
+    </w:p>
+    <w:p>
+      <w:pPr>
+        <w:pStyle w:val="8"/>
+        <w:spacing w:before="40" w:after="40"/>
+        <w:ind w:left="480"/>
+        <w:rPr>
+          <w:rFonts w:hint="eastAsia" w:ascii="宋体" w:hAnsi="宋体" w:eastAsia="宋体" w:cs="宋体"/>
+          <w:b w:val="0"/>
+          <w:bCs/>
+          <w:color w:val="000000" w:themeColor="text1"/>
+          <w:sz w:val="24"/>
+          <w:szCs w:val="28"/>
+          <w:highlight w:val="none"/>
+          <w:lang w:val="en-US" w:eastAsia="zh-CN"/>
+          <w14:textFill>
+            <w14:solidFill>
+              <w14:schemeClr w14:val="tx1"/>
+            </w14:solidFill>
+          </w14:textFill>
+        </w:rPr>
+      </w:pPr>
+      <w:r>
+        <w:rPr>
+          <w:sz w:val="24"/>
+          <w:szCs w:val="24"/>
+          <w:rFonts w:eastAsia="仿宋_GB2312"/>
+        </w:rPr>
+        <w:t xml:space="preserve">特别需要强调的是，本项目开发过程中涉及的所有用户数据处理活动，均严格遵循《个人信息保护法》的要求，对用户个人信息采取必要的保护措施，确保数据处理的合法性、正当性和必要性。</w:t>
+      </w:r>
+    </w:p>
+    <w:p>
+      <w:pPr>
         <w:numPr>
           <w:ilvl w:val="1"/>
           <w:numId w:val="3"/>
@@ -7879,6 +11581,90 @@
           <w:sz w:val="24"/>
         </w:rPr>
         <w:t>我方承诺在本次技术服务中达到以下服务质量目标：</w:t>
+      </w:r>
+    </w:p>
+    <w:p>
+      <w:pPr>
+        <w:spacing w:before="60" w:after="60" w:line="440" w:lineRule="exact"/>
+        <w:ind w:firstLine="480"/>
+      </w:pPr>
+      <w:r>
+        <w:rPr>
+          <w:sz w:val="24"/>
+          <w:szCs w:val="24"/>
+          <w:rFonts w:eastAsia="仿宋_GB2312"/>
+        </w:rPr>
+        <w:t xml:space="preserve">（1）功能交付质量：所有需求规格说明书中确认的功能需求100%实现，功能测试通过率不低于98%。</w:t>
+      </w:r>
+    </w:p>
+    <w:p>
+      <w:pPr>
+        <w:spacing w:before="60" w:after="60" w:line="440" w:lineRule="exact"/>
+        <w:ind w:firstLine="480"/>
+      </w:pPr>
+      <w:r>
+        <w:rPr>
+          <w:sz w:val="24"/>
+          <w:szCs w:val="24"/>
+          <w:rFonts w:eastAsia="仿宋_GB2312"/>
+        </w:rPr>
+        <w:t xml:space="preserve">（2）系统性能指标：页面响应时间不超过3秒（95分位值），报表生成时间不超过5秒，系统并发支持不低于50用户同时在线操作。</w:t>
+      </w:r>
+    </w:p>
+    <w:p>
+      <w:pPr>
+        <w:spacing w:before="60" w:after="60" w:line="440" w:lineRule="exact"/>
+        <w:ind w:firstLine="480"/>
+      </w:pPr>
+      <w:r>
+        <w:rPr>
+          <w:sz w:val="24"/>
+          <w:szCs w:val="24"/>
+          <w:rFonts w:eastAsia="仿宋_GB2312"/>
+        </w:rPr>
+        <w:t xml:space="preserve">（3）系统稳定性：上线后系统可用率不低于99.5%（月度），计划外停机时间每月不超过4小时。</w:t>
+      </w:r>
+    </w:p>
+    <w:p>
+      <w:pPr>
+        <w:spacing w:before="60" w:after="60" w:line="440" w:lineRule="exact"/>
+        <w:ind w:firstLine="480"/>
+      </w:pPr>
+      <w:r>
+        <w:rPr>
+          <w:sz w:val="24"/>
+          <w:szCs w:val="24"/>
+          <w:rFonts w:eastAsia="仿宋_GB2312"/>
+        </w:rPr>
+        <w:t xml:space="preserve">（4）缺陷管理：系统上线时不存在未关闭的严重缺陷（P1/P2级别），一般缺陷（P3/P4级别）遗留数不超过5个且有明确的修复计划。</w:t>
+      </w:r>
+    </w:p>
+    <w:p>
+      <w:pPr>
+        <w:spacing w:before="60" w:after="60" w:line="440" w:lineRule="exact"/>
+        <w:ind w:firstLine="480"/>
+      </w:pPr>
+      <w:r>
+        <w:rPr>
+          <w:sz w:val="24"/>
+          <w:szCs w:val="24"/>
+          <w:rFonts w:eastAsia="仿宋_GB2312"/>
+        </w:rPr>
+        <w:t xml:space="preserve">（5）用户满意度：项目验收时的用户满意度评价不低于85分（满分100分）。</w:t>
+      </w:r>
+    </w:p>
+    <w:p>
+      <w:pPr>
+        <w:spacing w:before="60" w:after="60" w:line="440" w:lineRule="exact"/>
+        <w:ind w:firstLine="480"/>
+      </w:pPr>
+      <w:r>
+        <w:rPr>
+          <w:sz w:val="24"/>
+          <w:szCs w:val="24"/>
+          <w:rFonts w:eastAsia="仿宋_GB2312"/>
+        </w:rPr>
+        <w:t xml:space="preserve">（6）文档质量：所有交付文档通过甲方文档评审，一次通过率不低于90%。</w:t>
       </w:r>
     </w:p>
     <w:tbl>
@@ -8817,6 +12603,111 @@
     </w:p>
     <w:p>
       <w:pPr>
+        <w:pStyle w:val="8"/>
+        <w:spacing w:before="40" w:after="40" w:line="360" w:lineRule="auto"/>
+        <w:ind w:left="480"/>
+      </w:pPr>
+      <w:r>
+        <w:rPr>
+          <w:sz w:val="24"/>
+          <w:szCs w:val="24"/>
+          <w:rFonts w:eastAsia="仿宋_GB2312"/>
+        </w:rPr>
+        <w:t xml:space="preserve">2.4.4  项目管理服务目标</w:t>
+      </w:r>
+    </w:p>
+    <w:p>
+      <w:pPr>
+        <w:pStyle w:val="8"/>
+        <w:spacing w:before="40" w:after="40" w:line="360" w:lineRule="auto"/>
+        <w:ind w:left="480"/>
+      </w:pPr>
+      <w:r>
+        <w:rPr>
+          <w:sz w:val="24"/>
+          <w:szCs w:val="24"/>
+          <w:rFonts w:eastAsia="仿宋_GB2312"/>
+        </w:rPr>
+        <w:t xml:space="preserve">在项目管理方面，我方承诺达到以下服务目标：</w:t>
+      </w:r>
+    </w:p>
+    <w:p>
+      <w:pPr>
+        <w:pStyle w:val="8"/>
+        <w:spacing w:before="40" w:after="40" w:line="360" w:lineRule="auto"/>
+        <w:ind w:left="480"/>
+      </w:pPr>
+      <w:r>
+        <w:rPr>
+          <w:sz w:val="24"/>
+          <w:szCs w:val="24"/>
+          <w:rFonts w:eastAsia="仿宋_GB2312"/>
+        </w:rPr>
+        <w:t xml:space="preserve">（1）进度管控：严格按照合同约定的里程碑节点完成各阶段工作，整体项目按期交付。如遇不可抗力或甲方原因导致延期，及时沟通协商调整计划。</w:t>
+      </w:r>
+    </w:p>
+    <w:p>
+      <w:pPr>
+        <w:pStyle w:val="8"/>
+        <w:spacing w:before="40" w:after="40" w:line="360" w:lineRule="auto"/>
+        <w:ind w:left="480"/>
+      </w:pPr>
+      <w:r>
+        <w:rPr>
+          <w:sz w:val="24"/>
+          <w:szCs w:val="24"/>
+          <w:rFonts w:eastAsia="仿宋_GB2312"/>
+        </w:rPr>
+        <w:t xml:space="preserve">（2）资源投入：按照合同约定配备足额的技术服务人员，关键岗位人员不随意更换。如确需更换，提前通知甲方并确保替换人员能力不低于原有人员。</w:t>
+      </w:r>
+    </w:p>
+    <w:p>
+      <w:pPr>
+        <w:pStyle w:val="8"/>
+        <w:spacing w:before="40" w:after="40" w:line="360" w:lineRule="auto"/>
+        <w:ind w:left="480"/>
+      </w:pPr>
+      <w:r>
+        <w:rPr>
+          <w:sz w:val="24"/>
+          <w:szCs w:val="24"/>
+          <w:rFonts w:eastAsia="仿宋_GB2312"/>
+        </w:rPr>
+        <w:t xml:space="preserve">（3）响应时效：项目实施期间，对甲方提出的问题和需求在规定时限内响应。一般问题4小时内响应，紧急问题30分钟内响应。</w:t>
+      </w:r>
+    </w:p>
+    <w:p>
+      <w:pPr>
+        <w:pStyle w:val="8"/>
+        <w:spacing w:before="40" w:after="40" w:line="360" w:lineRule="auto"/>
+        <w:ind w:left="480"/>
+      </w:pPr>
+      <w:r>
+        <w:rPr>
+          <w:sz w:val="24"/>
+          <w:szCs w:val="24"/>
+          <w:rFonts w:eastAsia="仿宋_GB2312"/>
+        </w:rPr>
+        <w:t xml:space="preserve">（4）文档交付：按照国网信息化项目管理规范要求，完整提交各阶段规定的文档交付物，文档质量满足评审要求。</w:t>
+      </w:r>
+    </w:p>
+    <w:p>
+      <w:pPr>
+        <w:pStyle w:val="8"/>
+        <w:spacing w:before="40" w:after="40" w:line="360" w:lineRule="auto"/>
+        <w:ind w:left="480"/>
+      </w:pPr>
+      <w:r>
+        <w:rPr>
+          <w:sz w:val="24"/>
+          <w:szCs w:val="24"/>
+          <w:rFonts w:eastAsia="仿宋_GB2312"/>
+        </w:rPr>
+        <w:t xml:space="preserve">（5）知识转移：项目完成后，我方技术人员向甲方运维人员进行系统性的知识转移，确保甲方能够独立承担系统的日常运维和基本配置管理工作。</w:t>
+      </w:r>
+    </w:p>
+    <w:p>
+      <w:pPr>
         <w:numPr>
           <w:ilvl w:val="1"/>
           <w:numId w:val="3"/>
@@ -8977,6 +12868,62 @@
       </w:pPr>
       <w:r>
         <w:rPr>
+          <w:sz w:val="24"/>
+          <w:szCs w:val="24"/>
+          <w:rFonts w:eastAsia="仿宋_GB2312"/>
+        </w:rPr>
+        <w:t xml:space="preserve">可研管理流程深化的技术实现要点：</w:t>
+      </w:r>
+    </w:p>
+    <w:p>
+      <w:pPr>
+        <w:spacing w:before="60" w:after="60" w:line="440" w:lineRule="exact"/>
+        <w:ind w:firstLine="480"/>
+      </w:pPr>
+      <w:r>
+        <w:rPr>
+          <w:sz w:val="24"/>
+          <w:szCs w:val="24"/>
+          <w:rFonts w:eastAsia="仿宋_GB2312"/>
+        </w:rPr>
+        <w:t xml:space="preserve">委托管理：在系统中建立标准化的可研委托书模板，支持业务人员在线填写委托信息（项目名称、建设内容概述、委托单位、计划完成时间等）并发起审批流程。审批通过后系统自动向受托方发送通知和任务指派。</w:t>
+      </w:r>
+    </w:p>
+    <w:p>
+      <w:pPr>
+        <w:spacing w:before="60" w:after="60" w:line="440" w:lineRule="exact"/>
+        <w:ind w:firstLine="480"/>
+      </w:pPr>
+      <w:r>
+        <w:rPr>
+          <w:sz w:val="24"/>
+          <w:szCs w:val="24"/>
+          <w:rFonts w:eastAsia="仿宋_GB2312"/>
+        </w:rPr>
+        <w:t xml:space="preserve">过程管控：支持可研编制过程中的进度跟踪。受托方在系统中录入可研工作进展，委托方可随时查看进度状态。可研编制超期时系统自动提醒。</w:t>
+      </w:r>
+    </w:p>
+    <w:p>
+      <w:pPr>
+        <w:spacing w:before="60" w:after="60" w:line="440" w:lineRule="exact"/>
+        <w:ind w:firstLine="480"/>
+      </w:pPr>
+      <w:r>
+        <w:rPr>
+          <w:sz w:val="24"/>
+          <w:szCs w:val="24"/>
+          <w:rFonts w:eastAsia="仿宋_GB2312"/>
+        </w:rPr>
+        <w:t xml:space="preserve">成果管理：可研成果报告支持在线提交和审核。审核通过的可研结论（推荐方案、投资估算等关键信息）自动归入项目基础数据库，为后续立项环节提供数据支撑。未通过审核的可研成果支持退回修改和重新提交。</w:t>
+      </w:r>
+    </w:p>
+    <w:p>
+      <w:pPr>
+        <w:spacing w:before="60" w:after="60" w:line="440" w:lineRule="exact"/>
+        <w:ind w:firstLine="480"/>
+      </w:pPr>
+      <w:r>
+        <w:rPr>
           <w:rFonts w:ascii="宋体" w:hAnsi="宋体" w:eastAsia="宋体"/>
           <w:b w:val="0"/>
           <w:sz w:val="24"/>
@@ -9005,6 +12952,76 @@
       </w:pPr>
       <w:r>
         <w:rPr>
+          <w:sz w:val="24"/>
+          <w:szCs w:val="24"/>
+          <w:rFonts w:eastAsia="仿宋_GB2312"/>
+        </w:rPr>
+        <w:t xml:space="preserve">项目立项管理深化的技术实现要点：</w:t>
+      </w:r>
+    </w:p>
+    <w:p>
+      <w:pPr>
+        <w:spacing w:before="60" w:after="60" w:line="440" w:lineRule="exact"/>
+        <w:ind w:firstLine="480"/>
+      </w:pPr>
+      <w:r>
+        <w:rPr>
+          <w:sz w:val="24"/>
+          <w:szCs w:val="24"/>
+          <w:rFonts w:eastAsia="仿宋_GB2312"/>
+        </w:rPr>
+        <w:t xml:space="preserve">立项条件校验：系统预设项目立项的必要条件（如可研已审批通过、投资计划已下达、供电方案已确认等），提交立项申请时自动校验各条件是否满足。条件不满足时，系统明确提示缺失条件，引导业务人员补齐前置工作后再提交。</w:t>
+      </w:r>
+    </w:p>
+    <w:p>
+      <w:pPr>
+        <w:spacing w:before="60" w:after="60" w:line="440" w:lineRule="exact"/>
+        <w:ind w:firstLine="480"/>
+      </w:pPr>
+      <w:r>
+        <w:rPr>
+          <w:sz w:val="24"/>
+          <w:szCs w:val="24"/>
+          <w:rFonts w:eastAsia="仿宋_GB2312"/>
+        </w:rPr>
+        <w:t xml:space="preserve">里程碑计划智能推算：项目立项时，系统根据项目类型和规模，参考标准工期库自动推算建议的各节点里程碑时间（如设计完成时间、开工时间、竣工时间等），业务人员可在建议基础上调整确认。</w:t>
+      </w:r>
+    </w:p>
+    <w:p>
+      <w:pPr>
+        <w:spacing w:before="60" w:after="60" w:line="440" w:lineRule="exact"/>
+        <w:ind w:firstLine="480"/>
+      </w:pPr>
+      <w:r>
+        <w:rPr>
+          <w:sz w:val="24"/>
+          <w:szCs w:val="24"/>
+          <w:rFonts w:eastAsia="仿宋_GB2312"/>
+        </w:rPr>
+        <w:t xml:space="preserve">框架协议关联：支持将项目与已有的施工框架协议进行关联绑定。系统自动校验关联的框架协议是否在有效期内且合同余额充足，协议即将到期或余额不足时自动预警。</w:t>
+      </w:r>
+    </w:p>
+    <w:p>
+      <w:pPr>
+        <w:spacing w:before="60" w:after="60" w:line="440" w:lineRule="exact"/>
+        <w:ind w:firstLine="480"/>
+      </w:pPr>
+      <w:r>
+        <w:rPr>
+          <w:sz w:val="24"/>
+          <w:szCs w:val="24"/>
+          <w:rFonts w:eastAsia="仿宋_GB2312"/>
+        </w:rPr>
+        <w:t xml:space="preserve">合同全生命周期管理：从合同起草、审核、签订、执行到终结的全过程在线管理。支持合同变更在线审批，变更记录完整可追溯。合同履约情况（付款进度、质量履约等）实时监控。</w:t>
+      </w:r>
+    </w:p>
+    <w:p>
+      <w:pPr>
+        <w:spacing w:before="60" w:after="60" w:line="440" w:lineRule="exact"/>
+        <w:ind w:firstLine="480"/>
+      </w:pPr>
+      <w:r>
+        <w:rPr>
           <w:rFonts w:ascii="宋体" w:hAnsi="宋体" w:eastAsia="宋体"/>
           <w:b w:val="0"/>
           <w:sz w:val="24"/>
@@ -9052,6 +13069,146 @@
           <w:sz w:val="24"/>
         </w:rPr>
         <w:t>开工管理：规范开工条件核查清单，实现开工申请与批复的电子化流转。施工计划管理：支持施工日计划、周计划、临时计划的在线创建、审批与执行记录。竣工验收管理：建立分项验收与综合验收联动机制，验收结论自动触发后续结算送审环节。</w:t>
+      </w:r>
+    </w:p>
+    <w:p>
+      <w:pPr>
+        <w:spacing w:before="60" w:after="60" w:line="440" w:lineRule="exact"/>
+        <w:ind w:firstLine="480"/>
+      </w:pPr>
+      <w:r>
+        <w:rPr>
+          <w:sz w:val="24"/>
+          <w:szCs w:val="24"/>
+          <w:rFonts w:eastAsia="仿宋_GB2312"/>
+        </w:rPr>
+        <w:t xml:space="preserve">设计管理流程深化的技术实现要点：</w:t>
+      </w:r>
+    </w:p>
+    <w:p>
+      <w:pPr>
+        <w:spacing w:before="60" w:after="60" w:line="440" w:lineRule="exact"/>
+        <w:ind w:firstLine="480"/>
+      </w:pPr>
+      <w:r>
+        <w:rPr>
+          <w:sz w:val="24"/>
+          <w:szCs w:val="24"/>
+          <w:rFonts w:eastAsia="仿宋_GB2312"/>
+        </w:rPr>
+        <w:t xml:space="preserve">版本管理：建立设计文件的版本控制机制，每次修改产生新版本，保留完整的修改历史。支持版本间的差异对比，方便审核人员快速了解变更内容。</w:t>
+      </w:r>
+    </w:p>
+    <w:p>
+      <w:pPr>
+        <w:spacing w:before="60" w:after="60" w:line="440" w:lineRule="exact"/>
+        <w:ind w:firstLine="480"/>
+      </w:pPr>
+      <w:r>
+        <w:rPr>
+          <w:sz w:val="24"/>
+          <w:szCs w:val="24"/>
+          <w:rFonts w:eastAsia="仿宋_GB2312"/>
+        </w:rPr>
+        <w:t xml:space="preserve">在线审查：支持设计审查人员在线批注和审查意见录入，审查意见自动推送至设计单位。设计单位回复审查意见后，审查人员确认关闭。所有审查意见形成闭环管理。</w:t>
+      </w:r>
+    </w:p>
+    <w:p>
+      <w:pPr>
+        <w:spacing w:before="60" w:after="60" w:line="440" w:lineRule="exact"/>
+        <w:ind w:firstLine="480"/>
+      </w:pPr>
+      <w:r>
+        <w:rPr>
+          <w:sz w:val="24"/>
+          <w:szCs w:val="24"/>
+          <w:rFonts w:eastAsia="仿宋_GB2312"/>
+        </w:rPr>
+        <w:t xml:space="preserve">设计变更关联：当施工过程中发生设计变更时，变更申请自动关联原设计文件和原审查记录。变更审批通过后，系统自动标注原设计文件的变更状态，避免使用过期设计文件施工。</w:t>
+      </w:r>
+    </w:p>
+    <w:p>
+      <w:pPr>
+        <w:spacing w:before="60" w:after="60" w:line="440" w:lineRule="exact"/>
+        <w:ind w:firstLine="480"/>
+      </w:pPr>
+      <w:r>
+        <w:rPr>
+          <w:sz w:val="24"/>
+          <w:szCs w:val="24"/>
+          <w:rFonts w:eastAsia="仿宋_GB2312"/>
+        </w:rPr>
+        <w:t xml:space="preserve">竣工图自动校验：竣工图提交时，系统自动校验竣工图与施工图的关键参数一致性，对不一致的部分标记提醒，辅助审核人员快速完成竣工图审核。</w:t>
+      </w:r>
+    </w:p>
+    <w:p>
+      <w:pPr>
+        <w:spacing w:before="60" w:after="60" w:line="440" w:lineRule="exact"/>
+        <w:ind w:firstLine="480"/>
+      </w:pPr>
+      <w:r>
+        <w:rPr>
+          <w:sz w:val="24"/>
+          <w:szCs w:val="24"/>
+          <w:rFonts w:eastAsia="仿宋_GB2312"/>
+        </w:rPr>
+        <w:t xml:space="preserve">施工过程管控深化的技术实现要点如下：</w:t>
+      </w:r>
+    </w:p>
+    <w:p>
+      <w:pPr>
+        <w:spacing w:before="60" w:after="60" w:line="440" w:lineRule="exact"/>
+        <w:ind w:firstLine="480"/>
+      </w:pPr>
+      <w:r>
+        <w:rPr>
+          <w:sz w:val="24"/>
+          <w:szCs w:val="24"/>
+          <w:rFonts w:eastAsia="仿宋_GB2312"/>
+        </w:rPr>
+        <w:t xml:space="preserve">开工条件核查自动化：系统预设开工必要条件清单（如设计图纸已审批、施工合同已签订、施工许可已获取、物资已到位等），提交开工申请时系统自动核查各条件是否满足，不满足条件的申请不予通过，确保工程在条件具备后方可开工。</w:t>
+      </w:r>
+    </w:p>
+    <w:p>
+      <w:pPr>
+        <w:spacing w:before="60" w:after="60" w:line="440" w:lineRule="exact"/>
+        <w:ind w:firstLine="480"/>
+      </w:pPr>
+      <w:r>
+        <w:rPr>
+          <w:sz w:val="24"/>
+          <w:szCs w:val="24"/>
+          <w:rFonts w:eastAsia="仿宋_GB2312"/>
+        </w:rPr>
+        <w:t xml:space="preserve">施工进度在线跟踪：支持施工单位按日/周录入施工进度，系统自动计算形象进度百分比。项目管理人员可实时查看各在建项目的进度状态。对于进度严重滞后的项目（如完成率低于计划进度20%以上），系统自动标红预警并通知相关责任人。</w:t>
+      </w:r>
+    </w:p>
+    <w:p>
+      <w:pPr>
+        <w:spacing w:before="60" w:after="60" w:line="440" w:lineRule="exact"/>
+        <w:ind w:firstLine="480"/>
+      </w:pPr>
+      <w:r>
+        <w:rPr>
+          <w:sz w:val="24"/>
+          <w:szCs w:val="24"/>
+          <w:rFonts w:eastAsia="仿宋_GB2312"/>
+        </w:rPr>
+        <w:t xml:space="preserve">质量验收电子化：建立分项验收和综合验收的电子化流程。验收人员通过移动端在现场填写验收记录、上传现场照片、签署电子签名。验收结论实时同步至系统，合格的项目自动流转至结算送审环节，不合格的项目自动触发整改通知。</w:t>
+      </w:r>
+    </w:p>
+    <w:p>
+      <w:pPr>
+        <w:spacing w:before="60" w:after="60" w:line="440" w:lineRule="exact"/>
+        <w:ind w:firstLine="480"/>
+      </w:pPr>
+      <w:r>
+        <w:rPr>
+          <w:sz w:val="24"/>
+          <w:szCs w:val="24"/>
+          <w:rFonts w:eastAsia="仿宋_GB2312"/>
+        </w:rPr>
+        <w:t xml:space="preserve">变更管理：支持施工过程中的设计变更、合同变更等变更事项的在线申请、审批和记录。变更信息自动关联至原项目，确保项目信息的完整性和可追溯性。</w:t>
       </w:r>
     </w:p>
     <w:tbl>
@@ -9720,6 +13877,76 @@
       </w:pPr>
       <w:r>
         <w:rPr>
+          <w:sz w:val="24"/>
+          <w:szCs w:val="24"/>
+          <w:rFonts w:eastAsia="仿宋_GB2312"/>
+        </w:rPr>
+        <w:t xml:space="preserve">结算送审流程深化的技术实现要点：</w:t>
+      </w:r>
+    </w:p>
+    <w:p>
+      <w:pPr>
+        <w:spacing w:before="60" w:after="60" w:line="440" w:lineRule="exact"/>
+        <w:ind w:firstLine="480"/>
+      </w:pPr>
+      <w:r>
+        <w:rPr>
+          <w:sz w:val="24"/>
+          <w:szCs w:val="24"/>
+          <w:rFonts w:eastAsia="仿宋_GB2312"/>
+        </w:rPr>
+        <w:t xml:space="preserve">结算文件标准化：系统预设各类工程的结算文件清单模板，业务人员按照模板逐项准备和上传结算资料。系统自动检查文件是否齐全，缺失文件时提示补充。</w:t>
+      </w:r>
+    </w:p>
+    <w:p>
+      <w:pPr>
+        <w:spacing w:before="60" w:after="60" w:line="440" w:lineRule="exact"/>
+        <w:ind w:firstLine="480"/>
+      </w:pPr>
+      <w:r>
+        <w:rPr>
+          <w:sz w:val="24"/>
+          <w:szCs w:val="24"/>
+          <w:rFonts w:eastAsia="仿宋_GB2312"/>
+        </w:rPr>
+        <w:t xml:space="preserve">数据自动关联：结算金额自动关联合同金额、变更签证金额，系统自动计算并展示偏差率。超出合理偏差范围的结算自动触发审核升级流程。</w:t>
+      </w:r>
+    </w:p>
+    <w:p>
+      <w:pPr>
+        <w:spacing w:before="60" w:after="60" w:line="440" w:lineRule="exact"/>
+        <w:ind w:firstLine="480"/>
+      </w:pPr>
+      <w:r>
+        <w:rPr>
+          <w:sz w:val="24"/>
+          <w:szCs w:val="24"/>
+          <w:rFonts w:eastAsia="仿宋_GB2312"/>
+        </w:rPr>
+        <w:t xml:space="preserve">审计送审包一键生成：系统根据结算审计的材料要求，一键生成标准化的审计送审包，包括合同文件、变更签证、竣工验收记录、费用凭证等，大幅减少资料整理时间。</w:t>
+      </w:r>
+    </w:p>
+    <w:p>
+      <w:pPr>
+        <w:spacing w:before="60" w:after="60" w:line="440" w:lineRule="exact"/>
+        <w:ind w:firstLine="480"/>
+      </w:pPr>
+      <w:r>
+        <w:rPr>
+          <w:sz w:val="24"/>
+          <w:szCs w:val="24"/>
+          <w:rFonts w:eastAsia="仿宋_GB2312"/>
+        </w:rPr>
+        <w:t xml:space="preserve">结算进度跟踪：从结算文件提交到最终审计结论出具的全过程进度可视化跟踪，各环节耗时统计分析，识别结算流程的效率瓶颈。</w:t>
+      </w:r>
+    </w:p>
+    <w:p>
+      <w:pPr>
+        <w:spacing w:before="60" w:after="60" w:line="440" w:lineRule="exact"/>
+        <w:ind w:firstLine="480"/>
+      </w:pPr>
+      <w:r>
+        <w:rPr>
           <w:rFonts w:ascii="宋体" w:hAnsi="宋体" w:eastAsia="宋体"/>
           <w:b w:val="0"/>
           <w:sz w:val="24"/>
@@ -9739,6 +13966,132 @@
           <w:sz w:val="24"/>
         </w:rPr>
         <w:t>完善档案归档清单，按项目类型明确归档文件目录和质量要求；建立档案归档进度自动跟踪机制；支持档案文件与项目数据的双向关联查询；与档案管理系统实现数据接口对接。</w:t>
+      </w:r>
+    </w:p>
+    <w:p>
+      <w:pPr>
+        <w:spacing w:before="60" w:after="60" w:line="440" w:lineRule="exact"/>
+        <w:ind w:firstLine="480"/>
+      </w:pPr>
+      <w:r>
+        <w:rPr>
+          <w:sz w:val="24"/>
+          <w:szCs w:val="24"/>
+          <w:rFonts w:eastAsia="仿宋_GB2312"/>
+        </w:rPr>
+        <w:t xml:space="preserve">（7）全流程数据贯通设计</w:t>
+      </w:r>
+    </w:p>
+    <w:p>
+      <w:pPr>
+        <w:spacing w:before="60" w:after="60" w:line="440" w:lineRule="exact"/>
+        <w:ind w:firstLine="480"/>
+      </w:pPr>
+      <w:r>
+        <w:rPr>
+          <w:sz w:val="24"/>
+          <w:szCs w:val="24"/>
+          <w:rFonts w:eastAsia="仿宋_GB2312"/>
+        </w:rPr>
+        <w:t xml:space="preserve">在上述六大流程环节深化的基础上，建立流程间的数据自动传递和关联机制，实现全生命周期数据贯通。具体设计如下：</w:t>
+      </w:r>
+    </w:p>
+    <w:p>
+      <w:pPr>
+        <w:spacing w:before="60" w:after="60" w:line="440" w:lineRule="exact"/>
+        <w:ind w:firstLine="480"/>
+      </w:pPr>
+      <w:r>
+        <w:rPr>
+          <w:sz w:val="24"/>
+          <w:szCs w:val="24"/>
+          <w:rFonts w:eastAsia="仿宋_GB2312"/>
+        </w:rPr>
+        <w:t xml:space="preserve">可研阶段的项目基本信息（项目名称、建设规模、投资估算等）自动传递至立项环节，无需重复录入；立项阶段确定的里程碑计划自动关联至施工管理环节，作为工期监控的基准；施工阶段的进度数据实时更新至项目总览，支持管理层随时查看项目进展状态；竣工验收完成后自动触发结算送审流程，并将验收结论数据传递至结算环节；结算审计完成后自动触发档案归档流程。</w:t>
+      </w:r>
+    </w:p>
+    <w:p>
+      <w:pPr>
+        <w:spacing w:before="60" w:after="60" w:line="440" w:lineRule="exact"/>
+        <w:ind w:firstLine="480"/>
+      </w:pPr>
+      <w:r>
+        <w:rPr>
+          <w:sz w:val="24"/>
+          <w:szCs w:val="24"/>
+          <w:rFonts w:eastAsia="仿宋_GB2312"/>
+        </w:rPr>
+        <w:t xml:space="preserve">通过全流程数据贯通，实现"数据录入一次、全流程共享"的目标，从根本上解决重复录入和数据不一致的问题。</w:t>
+      </w:r>
+    </w:p>
+    <w:p>
+      <w:pPr>
+        <w:spacing w:before="60" w:after="60" w:line="440" w:lineRule="exact"/>
+        <w:ind w:firstLine="480"/>
+      </w:pPr>
+      <w:r>
+        <w:rPr>
+          <w:sz w:val="24"/>
+          <w:szCs w:val="24"/>
+          <w:rFonts w:eastAsia="仿宋_GB2312"/>
+        </w:rPr>
+        <w:t xml:space="preserve">（8）流程监控与预警体系</w:t>
+      </w:r>
+    </w:p>
+    <w:p>
+      <w:pPr>
+        <w:spacing w:before="60" w:after="60" w:line="440" w:lineRule="exact"/>
+        <w:ind w:firstLine="480"/>
+      </w:pPr>
+      <w:r>
+        <w:rPr>
+          <w:sz w:val="24"/>
+          <w:szCs w:val="24"/>
+          <w:rFonts w:eastAsia="仿宋_GB2312"/>
+        </w:rPr>
+        <w:t xml:space="preserve">在流程深化的基础上，建立完善的流程监控与预警体系：</w:t>
+      </w:r>
+    </w:p>
+    <w:p>
+      <w:pPr>
+        <w:spacing w:before="60" w:after="60" w:line="440" w:lineRule="exact"/>
+        <w:ind w:firstLine="480"/>
+      </w:pPr>
+      <w:r>
+        <w:rPr>
+          <w:sz w:val="24"/>
+          <w:szCs w:val="24"/>
+          <w:rFonts w:eastAsia="仿宋_GB2312"/>
+        </w:rPr>
+        <w:t xml:space="preserve">节点超时预警：当流程节点处理时间超过预设阈值时（如审批环节超过3个工作日未处理），自动向责任人发送催办通知，超过第二阈值时向上级领导发送升级通知。</w:t>
+      </w:r>
+    </w:p>
+    <w:p>
+      <w:pPr>
+        <w:spacing w:before="60" w:after="60" w:line="440" w:lineRule="exact"/>
+        <w:ind w:firstLine="480"/>
+      </w:pPr>
+      <w:r>
+        <w:rPr>
+          <w:sz w:val="24"/>
+          <w:szCs w:val="24"/>
+          <w:rFonts w:eastAsia="仿宋_GB2312"/>
+        </w:rPr>
+        <w:t xml:space="preserve">流程卡点识别：系统自动统计各流程节点的平均处理时长，识别常态性的流程瓶颈节点，为流程优化提供数据支撑。</w:t>
+      </w:r>
+    </w:p>
+    <w:p>
+      <w:pPr>
+        <w:spacing w:before="60" w:after="60" w:line="440" w:lineRule="exact"/>
+        <w:ind w:firstLine="480"/>
+      </w:pPr>
+      <w:r>
+        <w:rPr>
+          <w:sz w:val="24"/>
+          <w:szCs w:val="24"/>
+          <w:rFonts w:eastAsia="仿宋_GB2312"/>
+        </w:rPr>
+        <w:t xml:space="preserve">异常流程告警：当出现流程跳过必要环节、数据异常变更等不合规操作时，系统自动告警并记录，供管理人员核查。</w:t>
       </w:r>
     </w:p>
     <w:p>
@@ -9837,6 +14190,76 @@
     </w:p>
     <w:p>
       <w:pPr>
+        <w:spacing w:before="60" w:after="60" w:line="360" w:lineRule="auto"/>
+        <w:ind w:firstLine="480"/>
+      </w:pPr>
+      <w:r>
+        <w:rPr>
+          <w:sz w:val="24"/>
+          <w:szCs w:val="24"/>
+          <w:rFonts w:eastAsia="仿宋_GB2312"/>
+        </w:rPr>
+        <w:t xml:space="preserve">数据自动归集的技术实现架构设计如下：</w:t>
+      </w:r>
+    </w:p>
+    <w:p>
+      <w:pPr>
+        <w:spacing w:before="60" w:after="60" w:line="360" w:lineRule="auto"/>
+        <w:ind w:firstLine="480"/>
+      </w:pPr>
+      <w:r>
+        <w:rPr>
+          <w:sz w:val="24"/>
+          <w:szCs w:val="24"/>
+          <w:rFonts w:eastAsia="仿宋_GB2312"/>
+        </w:rPr>
+        <w:t xml:space="preserve">数据归集触发机制：采用事件驱动架构（EDA），在流程引擎中注册业务事件监听器。当流程节点操作完成时（如审批通过、数据保存等），自动触发数据归集事件。归集事件包含操作类型、操作时间、操作人、操作数据等完整信息。</w:t>
+      </w:r>
+    </w:p>
+    <w:p>
+      <w:pPr>
+        <w:spacing w:before="60" w:after="60" w:line="360" w:lineRule="auto"/>
+        <w:ind w:firstLine="480"/>
+      </w:pPr>
+      <w:r>
+        <w:rPr>
+          <w:sz w:val="24"/>
+          <w:szCs w:val="24"/>
+          <w:rFonts w:eastAsia="仿宋_GB2312"/>
+        </w:rPr>
+        <w:t xml:space="preserve">字段映射规则引擎：建立可配置的字段映射规则库，定义每个报表字段对应的数据来源（来源系统、来源表、来源字段）和转换规则（直接引用、公式计算、条件判断等）。规则变更时无需修改代码，通过配置界面即可完成调整。</w:t>
+      </w:r>
+    </w:p>
+    <w:p>
+      <w:pPr>
+        <w:spacing w:before="60" w:after="60" w:line="360" w:lineRule="auto"/>
+        <w:ind w:firstLine="480"/>
+      </w:pPr>
+      <w:r>
+        <w:rPr>
+          <w:sz w:val="24"/>
+          <w:szCs w:val="24"/>
+          <w:rFonts w:eastAsia="仿宋_GB2312"/>
+        </w:rPr>
+        <w:t xml:space="preserve">数据质量校验：数据归集过程中自动执行质量校验规则，包括非空校验、格式校验、范围校验、逻辑一致性校验等。校验不通过的数据标记异常标签，生成数据质量异常报告供业务人员处理。</w:t>
+      </w:r>
+    </w:p>
+    <w:p>
+      <w:pPr>
+        <w:spacing w:before="60" w:after="60" w:line="360" w:lineRule="auto"/>
+        <w:ind w:firstLine="480"/>
+      </w:pPr>
+      <w:r>
+        <w:rPr>
+          <w:sz w:val="24"/>
+          <w:szCs w:val="24"/>
+          <w:rFonts w:eastAsia="仿宋_GB2312"/>
+        </w:rPr>
+        <w:t xml:space="preserve">归集日志与审计：完整记录每一次数据归集的触发时间、归集来源、归集数据内容、校验结果等信息，支持按时间、按项目、按字段等维度查询归集历史，为数据追溯和问题排查提供完整证据链。</w:t>
+      </w:r>
+    </w:p>
+    <w:p>
+      <w:pPr>
         <w:spacing w:before="60" w:after="60" w:line="440" w:lineRule="exact"/>
         <w:ind w:firstLine="480"/>
       </w:pPr>
@@ -9994,6 +14417,126 @@
           <w:sz w:val="24"/>
         </w:rPr>
         <w:t>工期合理性校核：对比标准工期库，标记工期严重偏短或偏长的项目，供管理人员重点关注。</w:t>
+      </w:r>
+    </w:p>
+    <w:p>
+      <w:pPr>
+        <w:pStyle w:val="8"/>
+        <w:spacing w:before="40" w:after="40" w:line="360" w:lineRule="auto"/>
+        <w:ind w:left="480"/>
+      </w:pPr>
+      <w:r>
+        <w:rPr>
+          <w:sz w:val="24"/>
+          <w:szCs w:val="24"/>
+          <w:rFonts w:eastAsia="仿宋_GB2312"/>
+        </w:rPr>
+        <w:t xml:space="preserve">费用合规性校核：对比项目概算与实际结算金额，标记偏差超过合理阈值（如±20%）的项目，供财务和审计人员重点审核。</w:t>
+      </w:r>
+    </w:p>
+    <w:p>
+      <w:pPr>
+        <w:pStyle w:val="8"/>
+        <w:spacing w:before="40" w:after="40" w:line="360" w:lineRule="auto"/>
+        <w:ind w:left="480"/>
+      </w:pPr>
+      <w:r>
+        <w:rPr>
+          <w:sz w:val="24"/>
+          <w:szCs w:val="24"/>
+          <w:rFonts w:eastAsia="仿宋_GB2312"/>
+        </w:rPr>
+        <w:t xml:space="preserve">（4）管理驾驶舱建设</w:t>
+      </w:r>
+    </w:p>
+    <w:p>
+      <w:pPr>
+        <w:pStyle w:val="8"/>
+        <w:spacing w:before="40" w:after="40" w:line="360" w:lineRule="auto"/>
+        <w:ind w:left="480"/>
+      </w:pPr>
+      <w:r>
+        <w:rPr>
+          <w:sz w:val="24"/>
+          <w:szCs w:val="24"/>
+          <w:rFonts w:eastAsia="仿宋_GB2312"/>
+        </w:rPr>
+        <w:t xml:space="preserve">在业务报表基础上，构建面向管理层的数据驾驶舱，以可视化方式集中展示业扩配套项目管理的核心指标：</w:t>
+      </w:r>
+    </w:p>
+    <w:p>
+      <w:pPr>
+        <w:pStyle w:val="8"/>
+        <w:spacing w:before="40" w:after="40" w:line="360" w:lineRule="auto"/>
+        <w:ind w:left="480"/>
+      </w:pPr>
+      <w:r>
+        <w:rPr>
+          <w:sz w:val="24"/>
+          <w:szCs w:val="24"/>
+          <w:rFonts w:eastAsia="仿宋_GB2312"/>
+        </w:rPr>
+        <w:t xml:space="preserve">总览区：显示在建项目总数、本月新开工数量、本月完工数量、累计完成率等核心数据。</w:t>
+      </w:r>
+    </w:p>
+    <w:p>
+      <w:pPr>
+        <w:pStyle w:val="8"/>
+        <w:spacing w:before="40" w:after="40" w:line="360" w:lineRule="auto"/>
+        <w:ind w:left="480"/>
+      </w:pPr>
+      <w:r>
+        <w:rPr>
+          <w:sz w:val="24"/>
+          <w:szCs w:val="24"/>
+          <w:rFonts w:eastAsia="仿宋_GB2312"/>
+        </w:rPr>
+        <w:t xml:space="preserve">进度区：以甘特图或进度条形式展示各在建项目的进度状态，红黄绿三色标识正常/预警/超期项目。</w:t>
+      </w:r>
+    </w:p>
+    <w:p>
+      <w:pPr>
+        <w:pStyle w:val="8"/>
+        <w:spacing w:before="40" w:after="40" w:line="360" w:lineRule="auto"/>
+        <w:ind w:left="480"/>
+      </w:pPr>
+      <w:r>
+        <w:rPr>
+          <w:sz w:val="24"/>
+          <w:szCs w:val="24"/>
+          <w:rFonts w:eastAsia="仿宋_GB2312"/>
+        </w:rPr>
+        <w:t xml:space="preserve">效率区：展示平均项目周期、各环节平均用时、同比环比变化趋势等效率指标。</w:t>
+      </w:r>
+    </w:p>
+    <w:p>
+      <w:pPr>
+        <w:pStyle w:val="8"/>
+        <w:spacing w:before="40" w:after="40" w:line="360" w:lineRule="auto"/>
+        <w:ind w:left="480"/>
+      </w:pPr>
+      <w:r>
+        <w:rPr>
+          <w:sz w:val="24"/>
+          <w:szCs w:val="24"/>
+          <w:rFonts w:eastAsia="仿宋_GB2312"/>
+        </w:rPr>
+        <w:t xml:space="preserve">质量区：展示数据完整率、流程合规率、一次验收通过率等质量指标。</w:t>
+      </w:r>
+    </w:p>
+    <w:p>
+      <w:pPr>
+        <w:pStyle w:val="8"/>
+        <w:spacing w:before="40" w:after="40" w:line="360" w:lineRule="auto"/>
+        <w:ind w:left="480"/>
+      </w:pPr>
+      <w:r>
+        <w:rPr>
+          <w:sz w:val="24"/>
+          <w:szCs w:val="24"/>
+          <w:rFonts w:eastAsia="仿宋_GB2312"/>
+        </w:rPr>
+        <w:t xml:space="preserve">驾驶舱数据实时刷新，支持钻取交互（点击汇总数据可下钻查看明细），为管理层提供"一屏掌握全局"的信息化支撑。</w:t>
       </w:r>
     </w:p>
     <w:p>
@@ -10071,11 +14614,11 @@
       </w:pPr>
       <w:r>
         <w:rPr>
-          <w:rFonts w:ascii="宋体" w:hAnsi="宋体" w:eastAsia="宋体"/>
-          <w:b w:val="0"/>
-          <w:sz w:val="24"/>
-        </w:rPr>
-        <w:t>文档服务：提供需求规格说明书、系统设计文档、测试报告、运维手册等完整文档交付物。</w:t>
+          <w:sz w:val="24"/>
+          <w:szCs w:val="24"/>
+          <w:rFonts w:eastAsia="仿宋_GB2312"/>
+        </w:rPr>
+        <w:t xml:space="preserve">培训服务的详细安排如下：</w:t>
       </w:r>
     </w:p>
     <w:p>
@@ -10086,11 +14629,11 @@
       </w:pPr>
       <w:r>
         <w:rPr>
-          <w:rFonts w:ascii="宋体" w:hAnsi="宋体" w:eastAsia="宋体"/>
-          <w:b w:val="0"/>
-          <w:sz w:val="24"/>
-        </w:rPr>
-        <w:t>现场技术支持：配置驻场技术支持团队，提供7×8小时现场技术支持服务。</w:t>
+          <w:sz w:val="24"/>
+          <w:szCs w:val="24"/>
+          <w:rFonts w:eastAsia="仿宋_GB2312"/>
+        </w:rPr>
+        <w:t xml:space="preserve">（1）管理员培训：面向系统管理员，培训内容包括系统架构介绍、后台配置管理、流程配置方法、报表定制方法、日常运维操作等。培训时长不少于3天，确保管理员具备独立管理系统的能力。</w:t>
       </w:r>
     </w:p>
     <w:p>
@@ -10101,11 +14644,266 @@
       </w:pPr>
       <w:r>
         <w:rPr>
+          <w:sz w:val="24"/>
+          <w:szCs w:val="24"/>
+          <w:rFonts w:eastAsia="仿宋_GB2312"/>
+        </w:rPr>
+        <w:t xml:space="preserve">（2）业务骨干培训：面向各部门业务骨干用户，培训内容包括系统功能介绍、各流程节点操作方法、报表查询和分析方法、常见问题处理等。培训时长不少于2天，采用"理论讲解+实操演练"的方式。</w:t>
+      </w:r>
+    </w:p>
+    <w:p>
+      <w:pPr>
+        <w:pStyle w:val="8"/>
+        <w:spacing w:before="40" w:after="40" w:line="360" w:lineRule="auto"/>
+        <w:ind w:left="480"/>
+      </w:pPr>
+      <w:r>
+        <w:rPr>
+          <w:sz w:val="24"/>
+          <w:szCs w:val="24"/>
+          <w:rFonts w:eastAsia="仿宋_GB2312"/>
+        </w:rPr>
+        <w:t xml:space="preserve">（3）全员推广培训：面向所有使用系统的业务人员，以线上视频+操作手册的方式进行，确保每位用户掌握本岗位涉及的系统操作。</w:t>
+      </w:r>
+    </w:p>
+    <w:p>
+      <w:pPr>
+        <w:pStyle w:val="8"/>
+        <w:spacing w:before="40" w:after="40" w:line="360" w:lineRule="auto"/>
+        <w:ind w:left="480"/>
+      </w:pPr>
+      <w:r>
+        <w:rPr>
+          <w:sz w:val="24"/>
+          <w:szCs w:val="24"/>
+          <w:rFonts w:eastAsia="仿宋_GB2312"/>
+        </w:rPr>
+        <w:t xml:space="preserve">（4）培训材料：提供完整的培训材料包，包括操作手册（含截图步骤说明）、培训PPT、操作视频（录屏讲解）、FAQ常见问题汇编等。所有培训材料电子化提交，方便后续新员工自学使用。</w:t>
+      </w:r>
+    </w:p>
+    <w:p>
+      <w:pPr>
+        <w:pStyle w:val="8"/>
+        <w:spacing w:before="40" w:after="40" w:line="360" w:lineRule="auto"/>
+        <w:ind w:left="480"/>
+      </w:pPr>
+      <w:r>
+        <w:rPr>
           <w:rFonts w:ascii="宋体" w:hAnsi="宋体" w:eastAsia="宋体"/>
           <w:b w:val="0"/>
           <w:sz w:val="24"/>
         </w:rPr>
+        <w:t>文档服务：提供需求规格说明书、系统设计文档、测试报告、运维手册等完整文档交付物。</w:t>
+      </w:r>
+    </w:p>
+    <w:p>
+      <w:pPr>
+        <w:pStyle w:val="8"/>
+        <w:spacing w:before="40" w:after="40" w:line="360" w:lineRule="auto"/>
+        <w:ind w:left="480"/>
+      </w:pPr>
+      <w:r>
+        <w:rPr>
+          <w:rFonts w:ascii="宋体" w:hAnsi="宋体" w:eastAsia="宋体"/>
+          <w:b w:val="0"/>
+          <w:sz w:val="24"/>
+        </w:rPr>
+        <w:t>现场技术支持：配置驻场技术支持团队，提供7×8小时现场技术支持服务。</w:t>
+      </w:r>
+    </w:p>
+    <w:p>
+      <w:pPr>
+        <w:pStyle w:val="8"/>
+        <w:spacing w:before="40" w:after="40" w:line="360" w:lineRule="auto"/>
+        <w:ind w:left="480"/>
+      </w:pPr>
+      <w:r>
+        <w:rPr>
+          <w:rFonts w:ascii="宋体" w:hAnsi="宋体" w:eastAsia="宋体"/>
+          <w:b w:val="0"/>
+          <w:sz w:val="24"/>
+        </w:rPr>
         <w:t>问题处理服务：建立问题分级响应机制，确保各级别问题在承诺时限内得到响应和处理。</w:t>
+      </w:r>
+    </w:p>
+    <w:p>
+      <w:pPr>
+        <w:pStyle w:val="8"/>
+        <w:spacing w:before="40" w:after="40" w:line="360" w:lineRule="auto"/>
+        <w:ind w:left="480"/>
+      </w:pPr>
+      <w:r>
+        <w:rPr>
+          <w:sz w:val="24"/>
+          <w:szCs w:val="24"/>
+          <w:rFonts w:eastAsia="仿宋_GB2312"/>
+        </w:rPr>
+        <w:t xml:space="preserve">2.5.4  系统集成与数据对接服务</w:t>
+      </w:r>
+    </w:p>
+    <w:p>
+      <w:pPr>
+        <w:pStyle w:val="8"/>
+        <w:spacing w:before="40" w:after="40" w:line="360" w:lineRule="auto"/>
+        <w:ind w:left="480"/>
+      </w:pPr>
+      <w:r>
+        <w:rPr>
+          <w:sz w:val="24"/>
+          <w:szCs w:val="24"/>
+          <w:rFonts w:eastAsia="仿宋_GB2312"/>
+        </w:rPr>
+        <w:t xml:space="preserve">本项目涉及与多个外部系统的数据对接，具体集成方案如下：</w:t>
+      </w:r>
+    </w:p>
+    <w:p>
+      <w:pPr>
+        <w:pStyle w:val="8"/>
+        <w:spacing w:before="40" w:after="40" w:line="360" w:lineRule="auto"/>
+        <w:ind w:left="480"/>
+      </w:pPr>
+      <w:r>
+        <w:rPr>
+          <w:sz w:val="24"/>
+          <w:szCs w:val="24"/>
+          <w:rFonts w:eastAsia="仿宋_GB2312"/>
+        </w:rPr>
+        <w:t xml:space="preserve">（1）与营销系统对接：通过ESB企业服务总线实现业扩报装工单信息的自动推送，当营销系统中产生需要配套建设的业扩工单时，自动推送至本平台创建对应的工程项目。对接字段包括：用户信息、报装容量、供电方案、用电地址等。</w:t>
+      </w:r>
+    </w:p>
+    <w:p>
+      <w:pPr>
+        <w:pStyle w:val="8"/>
+        <w:spacing w:before="40" w:after="40" w:line="360" w:lineRule="auto"/>
+        <w:ind w:left="480"/>
+      </w:pPr>
+      <w:r>
+        <w:rPr>
+          <w:sz w:val="24"/>
+          <w:szCs w:val="24"/>
+          <w:rFonts w:eastAsia="仿宋_GB2312"/>
+        </w:rPr>
+        <w:t xml:space="preserve">（2）与ERP系统对接：实现物资需求计划和合同信息的数据同步。工程立项后的物资需求计划同步至ERP进行采购流程；合同签订信息回传至本平台实现合同履约监控。</w:t>
+      </w:r>
+    </w:p>
+    <w:p>
+      <w:pPr>
+        <w:pStyle w:val="8"/>
+        <w:spacing w:before="40" w:after="40" w:line="360" w:lineRule="auto"/>
+        <w:ind w:left="480"/>
+      </w:pPr>
+      <w:r>
+        <w:rPr>
+          <w:sz w:val="24"/>
+          <w:szCs w:val="24"/>
+          <w:rFonts w:eastAsia="仿宋_GB2312"/>
+        </w:rPr>
+        <w:t xml:space="preserve">（3）与档案系统对接：工程竣工归档环节，电子档案文件通过接口自动推送至档案管理系统，实现归档流程的自动化，避免人工重复上传。</w:t>
+      </w:r>
+    </w:p>
+    <w:p>
+      <w:pPr>
+        <w:pStyle w:val="8"/>
+        <w:spacing w:before="40" w:after="40" w:line="360" w:lineRule="auto"/>
+        <w:ind w:left="480"/>
+      </w:pPr>
+      <w:r>
+        <w:rPr>
+          <w:sz w:val="24"/>
+          <w:szCs w:val="24"/>
+          <w:rFonts w:eastAsia="仿宋_GB2312"/>
+        </w:rPr>
+        <w:t xml:space="preserve">（4）与GIS系统对接：获取工程涉及的配网设备地理信息，在管控平台中展示工程空间分布，支持基于地图的项目进度可视化展示。</w:t>
+      </w:r>
+    </w:p>
+    <w:p>
+      <w:pPr>
+        <w:pStyle w:val="8"/>
+        <w:spacing w:before="40" w:after="40" w:line="360" w:lineRule="auto"/>
+        <w:ind w:left="480"/>
+      </w:pPr>
+      <w:r>
+        <w:rPr>
+          <w:sz w:val="24"/>
+          <w:szCs w:val="24"/>
+          <w:rFonts w:eastAsia="仿宋_GB2312"/>
+        </w:rPr>
+        <w:t xml:space="preserve">数据对接采用统一的接口规范（RESTful API），建立接口调用日志和异常监控机制，确保数据传输的可靠性和可追溯性。</w:t>
+      </w:r>
+    </w:p>
+    <w:p>
+      <w:pPr>
+        <w:pStyle w:val="8"/>
+        <w:spacing w:before="40" w:after="40" w:line="360" w:lineRule="auto"/>
+        <w:ind w:left="480"/>
+      </w:pPr>
+      <w:r>
+        <w:rPr>
+          <w:sz w:val="24"/>
+          <w:szCs w:val="24"/>
+          <w:rFonts w:eastAsia="仿宋_GB2312"/>
+        </w:rPr>
+        <w:t xml:space="preserve">数据对接的技术实现方案详述：</w:t>
+      </w:r>
+    </w:p>
+    <w:p>
+      <w:pPr>
+        <w:pStyle w:val="8"/>
+        <w:spacing w:before="40" w:after="40" w:line="360" w:lineRule="auto"/>
+        <w:ind w:left="480"/>
+      </w:pPr>
+      <w:r>
+        <w:rPr>
+          <w:sz w:val="24"/>
+          <w:szCs w:val="24"/>
+          <w:rFonts w:eastAsia="仿宋_GB2312"/>
+        </w:rPr>
+        <w:t xml:space="preserve">（1）接口通信协议：统一采用HTTPS/RESTful风格的Web Service接口，数据格式使用JSON。对于大批量数据同步场景，支持批量接口和异步回调机制。</w:t>
+      </w:r>
+    </w:p>
+    <w:p>
+      <w:pPr>
+        <w:pStyle w:val="8"/>
+        <w:spacing w:before="40" w:after="40" w:line="360" w:lineRule="auto"/>
+        <w:ind w:left="480"/>
+      </w:pPr>
+      <w:r>
+        <w:rPr>
+          <w:sz w:val="24"/>
+          <w:szCs w:val="24"/>
+          <w:rFonts w:eastAsia="仿宋_GB2312"/>
+        </w:rPr>
+        <w:t xml:space="preserve">（2）数据一致性保障：对于涉及多系统数据同步的场景，采用分布式事务管理机制，确保数据在各系统间的最终一致性。对于同步失败的数据，建立自动重试和人工干预相结合的异常处理机制。</w:t>
+      </w:r>
+    </w:p>
+    <w:p>
+      <w:pPr>
+        <w:pStyle w:val="8"/>
+        <w:spacing w:before="40" w:after="40" w:line="360" w:lineRule="auto"/>
+        <w:ind w:left="480"/>
+      </w:pPr>
+      <w:r>
+        <w:rPr>
+          <w:sz w:val="24"/>
+          <w:szCs w:val="24"/>
+          <w:rFonts w:eastAsia="仿宋_GB2312"/>
+        </w:rPr>
+        <w:t xml:space="preserve">（3）接口安全管控：所有接口调用需经过身份认证和权限校验；接口传输数据进行加密处理；建立接口调用频率限制，防止异常调用导致系统过载；所有接口调用记录完整的调用日志，支持问题追溯。</w:t>
+      </w:r>
+    </w:p>
+    <w:p>
+      <w:pPr>
+        <w:pStyle w:val="8"/>
+        <w:spacing w:before="40" w:after="40" w:line="360" w:lineRule="auto"/>
+        <w:ind w:left="480"/>
+      </w:pPr>
+      <w:r>
+        <w:rPr>
+          <w:sz w:val="24"/>
+          <w:szCs w:val="24"/>
+          <w:rFonts w:eastAsia="仿宋_GB2312"/>
+        </w:rPr>
+        <w:t xml:space="preserve">（4）接口监控与运维：建立接口运行状态监控仪表盘，实时监测各接口的调用量、响应时间、成功率等关键指标。接口异常时自动告警通知运维人员处理。定期出具接口运行报告，为系统优化提供依据。</w:t>
       </w:r>
     </w:p>
     <w:p>
@@ -13567,6 +18365,995 @@
           <w:szCs w:val="24"/>
         </w:rPr>
         <w:t>风险管理：识别项目过程中可能面临的风险，包括技术风险、安全风险、进度风险等。针对每个风险制定相应的风险应对策略和预案，确保在风险发生时能够及时有效地应对和处置</w:t>
+      </w:r>
+    </w:p>
+    <w:p>
+      <w:pPr>
+        <w:keepNext w:val="0"/>
+        <w:keepLines w:val="0"/>
+        <w:pageBreakBefore w:val="0"/>
+        <w:widowControl w:val="0"/>
+        <w:kinsoku/>
+        <w:wordWrap/>
+        <w:overflowPunct/>
+        <w:topLinePunct w:val="0"/>
+        <w:autoSpaceDE/>
+        <w:autoSpaceDN/>
+        <w:bidi w:val="0"/>
+        <w:adjustRightInd/>
+        <w:snapToGrid/>
+        <w:spacing w:line="360" w:lineRule="auto"/>
+        <w:ind w:left="0" w:leftChars="0" w:firstLine="480" w:firstLineChars="200"/>
+        <w:textAlignment w:val="auto"/>
+        <w:outlineLvl w:val="9"/>
+        <w:rPr>
+          <w:rFonts w:hint="eastAsia" w:ascii="宋体" w:hAnsi="宋体" w:eastAsia="宋体" w:cs="宋体"/>
+          <w:b w:val="0"/>
+          <w:bCs/>
+          <w:color w:val="000000" w:themeColor="text1"/>
+          <w:sz w:val="24"/>
+          <w:szCs w:val="24"/>
+          <w:highlight w:val="none"/>
+          <w14:textFill>
+            <w14:solidFill>
+              <w14:schemeClr w14:val="tx1"/>
+            </w14:solidFill>
+          </w14:textFill>
+        </w:rPr>
+      </w:pPr>
+      <w:r>
+        <w:rPr>
+          <w:sz w:val="24"/>
+          <w:szCs w:val="24"/>
+          <w:rFonts w:eastAsia="仿宋_GB2312"/>
+        </w:rPr>
+        <w:t xml:space="preserve">本项目主要风险识别及应对措施如下：</w:t>
+      </w:r>
+    </w:p>
+    <w:p>
+      <w:pPr>
+        <w:keepNext w:val="0"/>
+        <w:keepLines w:val="0"/>
+        <w:pageBreakBefore w:val="0"/>
+        <w:widowControl w:val="0"/>
+        <w:kinsoku/>
+        <w:wordWrap/>
+        <w:overflowPunct/>
+        <w:topLinePunct w:val="0"/>
+        <w:autoSpaceDE/>
+        <w:autoSpaceDN/>
+        <w:bidi w:val="0"/>
+        <w:adjustRightInd/>
+        <w:snapToGrid/>
+        <w:spacing w:line="360" w:lineRule="auto"/>
+        <w:ind w:left="0" w:leftChars="0" w:firstLine="480" w:firstLineChars="200"/>
+        <w:textAlignment w:val="auto"/>
+        <w:outlineLvl w:val="9"/>
+        <w:rPr>
+          <w:rFonts w:hint="eastAsia" w:ascii="宋体" w:hAnsi="宋体" w:eastAsia="宋体" w:cs="宋体"/>
+          <w:b w:val="0"/>
+          <w:bCs/>
+          <w:color w:val="000000" w:themeColor="text1"/>
+          <w:sz w:val="24"/>
+          <w:szCs w:val="24"/>
+          <w:highlight w:val="none"/>
+          <w14:textFill>
+            <w14:solidFill>
+              <w14:schemeClr w14:val="tx1"/>
+            </w14:solidFill>
+          </w14:textFill>
+        </w:rPr>
+      </w:pPr>
+      <w:r>
+        <w:rPr>
+          <w:sz w:val="24"/>
+          <w:szCs w:val="24"/>
+          <w:rFonts w:eastAsia="仿宋_GB2312"/>
+        </w:rPr>
+        <w:t xml:space="preserve">技术风险：现有平台的技术架构可能对新增功能形成约束，部分功能实现需要绕过技术限制。应对措施：在方案设计阶段充分评估技术可行性，对高风险功能制定备选技术方案。</w:t>
+      </w:r>
+    </w:p>
+    <w:p>
+      <w:pPr>
+        <w:keepNext w:val="0"/>
+        <w:keepLines w:val="0"/>
+        <w:pageBreakBefore w:val="0"/>
+        <w:widowControl w:val="0"/>
+        <w:kinsoku/>
+        <w:wordWrap/>
+        <w:overflowPunct/>
+        <w:topLinePunct w:val="0"/>
+        <w:autoSpaceDE/>
+        <w:autoSpaceDN/>
+        <w:bidi w:val="0"/>
+        <w:adjustRightInd/>
+        <w:snapToGrid/>
+        <w:spacing w:line="360" w:lineRule="auto"/>
+        <w:ind w:left="0" w:leftChars="0" w:firstLine="480" w:firstLineChars="200"/>
+        <w:textAlignment w:val="auto"/>
+        <w:outlineLvl w:val="9"/>
+        <w:rPr>
+          <w:rFonts w:hint="eastAsia" w:ascii="宋体" w:hAnsi="宋体" w:eastAsia="宋体" w:cs="宋体"/>
+          <w:b w:val="0"/>
+          <w:bCs/>
+          <w:color w:val="000000" w:themeColor="text1"/>
+          <w:sz w:val="24"/>
+          <w:szCs w:val="24"/>
+          <w:highlight w:val="none"/>
+          <w14:textFill>
+            <w14:solidFill>
+              <w14:schemeClr w14:val="tx1"/>
+            </w14:solidFill>
+          </w14:textFill>
+        </w:rPr>
+      </w:pPr>
+      <w:r>
+        <w:rPr>
+          <w:sz w:val="24"/>
+          <w:szCs w:val="24"/>
+          <w:rFonts w:eastAsia="仿宋_GB2312"/>
+        </w:rPr>
+        <w:t xml:space="preserve">需求变更风险：项目执行过程中甲方可能提出新的需求或变更已确认的需求，影响项目进度和成本。应对措施：建立正式的需求变更管理流程，变更需经双方评审确认后方可纳入实施范围；对于重大变更，评估对进度和资源的影响并协商解决方案。</w:t>
+      </w:r>
+    </w:p>
+    <w:p>
+      <w:pPr>
+        <w:keepNext w:val="0"/>
+        <w:keepLines w:val="0"/>
+        <w:pageBreakBefore w:val="0"/>
+        <w:widowControl w:val="0"/>
+        <w:kinsoku/>
+        <w:wordWrap/>
+        <w:overflowPunct/>
+        <w:topLinePunct w:val="0"/>
+        <w:autoSpaceDE/>
+        <w:autoSpaceDN/>
+        <w:bidi w:val="0"/>
+        <w:adjustRightInd/>
+        <w:snapToGrid/>
+        <w:spacing w:line="360" w:lineRule="auto"/>
+        <w:ind w:left="0" w:leftChars="0" w:firstLine="480" w:firstLineChars="200"/>
+        <w:textAlignment w:val="auto"/>
+        <w:outlineLvl w:val="9"/>
+        <w:rPr>
+          <w:rFonts w:hint="eastAsia" w:ascii="宋体" w:hAnsi="宋体" w:eastAsia="宋体" w:cs="宋体"/>
+          <w:b w:val="0"/>
+          <w:bCs/>
+          <w:color w:val="000000" w:themeColor="text1"/>
+          <w:sz w:val="24"/>
+          <w:szCs w:val="24"/>
+          <w:highlight w:val="none"/>
+          <w14:textFill>
+            <w14:solidFill>
+              <w14:schemeClr w14:val="tx1"/>
+            </w14:solidFill>
+          </w14:textFill>
+        </w:rPr>
+      </w:pPr>
+      <w:r>
+        <w:rPr>
+          <w:sz w:val="24"/>
+          <w:szCs w:val="24"/>
+          <w:rFonts w:eastAsia="仿宋_GB2312"/>
+        </w:rPr>
+        <w:t xml:space="preserve">数据质量风险：现有系统中的历史数据质量可能不满足新功能的使用要求，影响报表分析结果的准确性。应对措施：在需求调研阶段同步进行数据质量摸底；对于影响核心功能的数据质量问题，制定针对性的数据清洗方案。</w:t>
+      </w:r>
+    </w:p>
+    <w:p>
+      <w:pPr>
+        <w:keepNext w:val="0"/>
+        <w:keepLines w:val="0"/>
+        <w:pageBreakBefore w:val="0"/>
+        <w:widowControl w:val="0"/>
+        <w:kinsoku/>
+        <w:wordWrap/>
+        <w:overflowPunct/>
+        <w:topLinePunct w:val="0"/>
+        <w:autoSpaceDE/>
+        <w:autoSpaceDN/>
+        <w:bidi w:val="0"/>
+        <w:adjustRightInd/>
+        <w:snapToGrid/>
+        <w:spacing w:line="360" w:lineRule="auto"/>
+        <w:ind w:left="0" w:leftChars="0" w:firstLine="480" w:firstLineChars="200"/>
+        <w:textAlignment w:val="auto"/>
+        <w:outlineLvl w:val="9"/>
+        <w:rPr>
+          <w:rFonts w:hint="eastAsia" w:ascii="宋体" w:hAnsi="宋体" w:eastAsia="宋体" w:cs="宋体"/>
+          <w:b w:val="0"/>
+          <w:bCs/>
+          <w:color w:val="000000" w:themeColor="text1"/>
+          <w:sz w:val="24"/>
+          <w:szCs w:val="24"/>
+          <w:highlight w:val="none"/>
+          <w14:textFill>
+            <w14:solidFill>
+              <w14:schemeClr w14:val="tx1"/>
+            </w14:solidFill>
+          </w14:textFill>
+        </w:rPr>
+      </w:pPr>
+      <w:r>
+        <w:rPr>
+          <w:sz w:val="24"/>
+          <w:szCs w:val="24"/>
+          <w:rFonts w:eastAsia="仿宋_GB2312"/>
+        </w:rPr>
+        <w:t xml:space="preserve">人员风险：项目关键人员变动可能影响项目交付质量和进度。应对措施：建立AB角机制，关键岗位配备备份人员；做好知识共享和文档管理，降低对个人的依赖。</w:t>
+      </w:r>
+    </w:p>
+    <w:p>
+      <w:pPr>
+        <w:keepNext w:val="0"/>
+        <w:keepLines w:val="0"/>
+        <w:pageBreakBefore w:val="0"/>
+        <w:widowControl w:val="0"/>
+        <w:kinsoku/>
+        <w:wordWrap/>
+        <w:overflowPunct/>
+        <w:topLinePunct w:val="0"/>
+        <w:autoSpaceDE/>
+        <w:autoSpaceDN/>
+        <w:bidi w:val="0"/>
+        <w:adjustRightInd/>
+        <w:snapToGrid/>
+        <w:spacing w:line="360" w:lineRule="auto"/>
+        <w:ind w:left="0" w:leftChars="0" w:firstLine="480" w:firstLineChars="200"/>
+        <w:textAlignment w:val="auto"/>
+        <w:outlineLvl w:val="9"/>
+        <w:rPr>
+          <w:rFonts w:hint="eastAsia" w:ascii="宋体" w:hAnsi="宋体" w:eastAsia="宋体" w:cs="宋体"/>
+          <w:b w:val="0"/>
+          <w:bCs/>
+          <w:color w:val="000000" w:themeColor="text1"/>
+          <w:sz w:val="24"/>
+          <w:szCs w:val="24"/>
+          <w:highlight w:val="none"/>
+          <w14:textFill>
+            <w14:solidFill>
+              <w14:schemeClr w14:val="tx1"/>
+            </w14:solidFill>
+          </w14:textFill>
+        </w:rPr>
+      </w:pPr>
+      <w:r>
+        <w:rPr>
+          <w:sz w:val="24"/>
+          <w:szCs w:val="24"/>
+          <w:rFonts w:eastAsia="仿宋_GB2312"/>
+        </w:rPr>
+        <w:t xml:space="preserve">进度风险：外部依赖（如接口联调需要外部系统配合）可能导致进度延误。应对措施：提前识别外部依赖并建立协调机制；在计划中为外部依赖环节预留缓冲时间；必要时采用Mock方式先行开发后联调的策略。</w:t>
+      </w:r>
+    </w:p>
+    <w:p>
+      <w:pPr>
+        <w:keepNext w:val="0"/>
+        <w:keepLines w:val="0"/>
+        <w:pageBreakBefore w:val="0"/>
+        <w:widowControl w:val="0"/>
+        <w:kinsoku/>
+        <w:wordWrap/>
+        <w:overflowPunct/>
+        <w:topLinePunct w:val="0"/>
+        <w:autoSpaceDE/>
+        <w:autoSpaceDN/>
+        <w:bidi w:val="0"/>
+        <w:adjustRightInd/>
+        <w:snapToGrid/>
+        <w:spacing w:line="360" w:lineRule="auto"/>
+        <w:ind w:left="0" w:leftChars="0" w:firstLine="480" w:firstLineChars="200"/>
+        <w:textAlignment w:val="auto"/>
+        <w:outlineLvl w:val="9"/>
+        <w:rPr>
+          <w:rFonts w:hint="eastAsia" w:ascii="宋体" w:hAnsi="宋体" w:eastAsia="宋体" w:cs="宋体"/>
+          <w:b w:val="0"/>
+          <w:bCs/>
+          <w:color w:val="000000" w:themeColor="text1"/>
+          <w:sz w:val="24"/>
+          <w:szCs w:val="24"/>
+          <w:highlight w:val="none"/>
+          <w14:textFill>
+            <w14:solidFill>
+              <w14:schemeClr w14:val="tx1"/>
+            </w14:solidFill>
+          </w14:textFill>
+        </w:rPr>
+      </w:pPr>
+      <w:r>
+        <w:rPr>
+          <w:sz w:val="24"/>
+          <w:szCs w:val="24"/>
+          <w:rFonts w:eastAsia="仿宋_GB2312"/>
+        </w:rPr>
+        <w:t xml:space="preserve">2.6.5  项目工期与里程碑</w:t>
+      </w:r>
+    </w:p>
+    <w:p>
+      <w:pPr>
+        <w:keepNext w:val="0"/>
+        <w:keepLines w:val="0"/>
+        <w:pageBreakBefore w:val="0"/>
+        <w:widowControl w:val="0"/>
+        <w:kinsoku/>
+        <w:wordWrap/>
+        <w:overflowPunct/>
+        <w:topLinePunct w:val="0"/>
+        <w:autoSpaceDE/>
+        <w:autoSpaceDN/>
+        <w:bidi w:val="0"/>
+        <w:adjustRightInd/>
+        <w:snapToGrid/>
+        <w:spacing w:line="360" w:lineRule="auto"/>
+        <w:ind w:left="0" w:leftChars="0" w:firstLine="480" w:firstLineChars="200"/>
+        <w:textAlignment w:val="auto"/>
+        <w:outlineLvl w:val="9"/>
+        <w:rPr>
+          <w:rFonts w:hint="eastAsia" w:ascii="宋体" w:hAnsi="宋体" w:eastAsia="宋体" w:cs="宋体"/>
+          <w:b w:val="0"/>
+          <w:bCs/>
+          <w:color w:val="000000" w:themeColor="text1"/>
+          <w:sz w:val="24"/>
+          <w:szCs w:val="24"/>
+          <w:highlight w:val="none"/>
+          <w14:textFill>
+            <w14:solidFill>
+              <w14:schemeClr w14:val="tx1"/>
+            </w14:solidFill>
+          </w14:textFill>
+        </w:rPr>
+      </w:pPr>
+      <w:r>
+        <w:rPr>
+          <w:sz w:val="24"/>
+          <w:szCs w:val="24"/>
+          <w:rFonts w:eastAsia="仿宋_GB2312"/>
+        </w:rPr>
+        <w:t xml:space="preserve">本项目总工期为2026年7月6日至2026年12月30日，共计约6个月。详细里程碑计划如下：</w:t>
+      </w:r>
+    </w:p>
+    <w:p>
+      <w:pPr>
+        <w:keepNext w:val="0"/>
+        <w:keepLines w:val="0"/>
+        <w:pageBreakBefore w:val="0"/>
+        <w:widowControl w:val="0"/>
+        <w:kinsoku/>
+        <w:wordWrap/>
+        <w:overflowPunct/>
+        <w:topLinePunct w:val="0"/>
+        <w:autoSpaceDE/>
+        <w:autoSpaceDN/>
+        <w:bidi w:val="0"/>
+        <w:adjustRightInd/>
+        <w:snapToGrid/>
+        <w:spacing w:line="360" w:lineRule="auto"/>
+        <w:ind w:left="0" w:leftChars="0" w:firstLine="480" w:firstLineChars="200"/>
+        <w:textAlignment w:val="auto"/>
+        <w:outlineLvl w:val="9"/>
+        <w:rPr>
+          <w:rFonts w:hint="eastAsia" w:ascii="宋体" w:hAnsi="宋体" w:eastAsia="宋体" w:cs="宋体"/>
+          <w:b w:val="0"/>
+          <w:bCs/>
+          <w:color w:val="000000" w:themeColor="text1"/>
+          <w:sz w:val="24"/>
+          <w:szCs w:val="24"/>
+          <w:highlight w:val="none"/>
+          <w14:textFill>
+            <w14:solidFill>
+              <w14:schemeClr w14:val="tx1"/>
+            </w14:solidFill>
+          </w14:textFill>
+        </w:rPr>
+      </w:pPr>
+      <w:r>
+        <w:rPr>
+          <w:sz w:val="24"/>
+          <w:szCs w:val="24"/>
+          <w:rFonts w:eastAsia="仿宋_GB2312"/>
+        </w:rPr>
+        <w:t xml:space="preserve">里程碑1（2026年7月20日）：项目启动会召开，项目组正式进场。</w:t>
+      </w:r>
+    </w:p>
+    <w:p>
+      <w:pPr>
+        <w:keepNext w:val="0"/>
+        <w:keepLines w:val="0"/>
+        <w:pageBreakBefore w:val="0"/>
+        <w:widowControl w:val="0"/>
+        <w:kinsoku/>
+        <w:wordWrap/>
+        <w:overflowPunct/>
+        <w:topLinePunct w:val="0"/>
+        <w:autoSpaceDE/>
+        <w:autoSpaceDN/>
+        <w:bidi w:val="0"/>
+        <w:adjustRightInd/>
+        <w:snapToGrid/>
+        <w:spacing w:line="360" w:lineRule="auto"/>
+        <w:ind w:left="0" w:leftChars="0" w:firstLine="480" w:firstLineChars="200"/>
+        <w:textAlignment w:val="auto"/>
+        <w:outlineLvl w:val="9"/>
+        <w:rPr>
+          <w:rFonts w:hint="eastAsia" w:ascii="宋体" w:hAnsi="宋体" w:eastAsia="宋体" w:cs="宋体"/>
+          <w:b w:val="0"/>
+          <w:bCs/>
+          <w:color w:val="000000" w:themeColor="text1"/>
+          <w:sz w:val="24"/>
+          <w:szCs w:val="24"/>
+          <w:highlight w:val="none"/>
+          <w14:textFill>
+            <w14:solidFill>
+              <w14:schemeClr w14:val="tx1"/>
+            </w14:solidFill>
+          </w14:textFill>
+        </w:rPr>
+      </w:pPr>
+      <w:r>
+        <w:rPr>
+          <w:sz w:val="24"/>
+          <w:szCs w:val="24"/>
+          <w:rFonts w:eastAsia="仿宋_GB2312"/>
+        </w:rPr>
+        <w:t xml:space="preserve">里程碑2（2026年8月15日）：完成全面业务调研，输出调研报告。</w:t>
+      </w:r>
+    </w:p>
+    <w:p>
+      <w:pPr>
+        <w:keepNext w:val="0"/>
+        <w:keepLines w:val="0"/>
+        <w:pageBreakBefore w:val="0"/>
+        <w:widowControl w:val="0"/>
+        <w:kinsoku/>
+        <w:wordWrap/>
+        <w:overflowPunct/>
+        <w:topLinePunct w:val="0"/>
+        <w:autoSpaceDE/>
+        <w:autoSpaceDN/>
+        <w:bidi w:val="0"/>
+        <w:adjustRightInd/>
+        <w:snapToGrid/>
+        <w:spacing w:line="360" w:lineRule="auto"/>
+        <w:ind w:left="0" w:leftChars="0" w:firstLine="480" w:firstLineChars="200"/>
+        <w:textAlignment w:val="auto"/>
+        <w:outlineLvl w:val="9"/>
+        <w:rPr>
+          <w:rFonts w:hint="eastAsia" w:ascii="宋体" w:hAnsi="宋体" w:eastAsia="宋体" w:cs="宋体"/>
+          <w:b w:val="0"/>
+          <w:bCs/>
+          <w:color w:val="000000" w:themeColor="text1"/>
+          <w:sz w:val="24"/>
+          <w:szCs w:val="24"/>
+          <w:highlight w:val="none"/>
+          <w14:textFill>
+            <w14:solidFill>
+              <w14:schemeClr w14:val="tx1"/>
+            </w14:solidFill>
+          </w14:textFill>
+        </w:rPr>
+      </w:pPr>
+      <w:r>
+        <w:rPr>
+          <w:sz w:val="24"/>
+          <w:szCs w:val="24"/>
+          <w:rFonts w:eastAsia="仿宋_GB2312"/>
+        </w:rPr>
+        <w:t xml:space="preserve">里程碑3（2026年8月31日）：需求规格说明书和方案设计文档通过评审。</w:t>
+      </w:r>
+    </w:p>
+    <w:p>
+      <w:pPr>
+        <w:keepNext w:val="0"/>
+        <w:keepLines w:val="0"/>
+        <w:pageBreakBefore w:val="0"/>
+        <w:widowControl w:val="0"/>
+        <w:kinsoku/>
+        <w:wordWrap/>
+        <w:overflowPunct/>
+        <w:topLinePunct w:val="0"/>
+        <w:autoSpaceDE/>
+        <w:autoSpaceDN/>
+        <w:bidi w:val="0"/>
+        <w:adjustRightInd/>
+        <w:snapToGrid/>
+        <w:spacing w:line="360" w:lineRule="auto"/>
+        <w:ind w:left="0" w:leftChars="0" w:firstLine="480" w:firstLineChars="200"/>
+        <w:textAlignment w:val="auto"/>
+        <w:outlineLvl w:val="9"/>
+        <w:rPr>
+          <w:rFonts w:hint="eastAsia" w:ascii="宋体" w:hAnsi="宋体" w:eastAsia="宋体" w:cs="宋体"/>
+          <w:b w:val="0"/>
+          <w:bCs/>
+          <w:color w:val="000000" w:themeColor="text1"/>
+          <w:sz w:val="24"/>
+          <w:szCs w:val="24"/>
+          <w:highlight w:val="none"/>
+          <w14:textFill>
+            <w14:solidFill>
+              <w14:schemeClr w14:val="tx1"/>
+            </w14:solidFill>
+          </w14:textFill>
+        </w:rPr>
+      </w:pPr>
+      <w:r>
+        <w:rPr>
+          <w:sz w:val="24"/>
+          <w:szCs w:val="24"/>
+          <w:rFonts w:eastAsia="仿宋_GB2312"/>
+        </w:rPr>
+        <w:t xml:space="preserve">里程碑4（2026年10月15日）：流程深化配置开发完成，进入内部测试。</w:t>
+      </w:r>
+    </w:p>
+    <w:p>
+      <w:pPr>
+        <w:keepNext w:val="0"/>
+        <w:keepLines w:val="0"/>
+        <w:pageBreakBefore w:val="0"/>
+        <w:widowControl w:val="0"/>
+        <w:kinsoku/>
+        <w:wordWrap/>
+        <w:overflowPunct/>
+        <w:topLinePunct w:val="0"/>
+        <w:autoSpaceDE/>
+        <w:autoSpaceDN/>
+        <w:bidi w:val="0"/>
+        <w:adjustRightInd/>
+        <w:snapToGrid/>
+        <w:spacing w:line="360" w:lineRule="auto"/>
+        <w:ind w:left="0" w:leftChars="0" w:firstLine="480" w:firstLineChars="200"/>
+        <w:textAlignment w:val="auto"/>
+        <w:outlineLvl w:val="9"/>
+        <w:rPr>
+          <w:rFonts w:hint="eastAsia" w:ascii="宋体" w:hAnsi="宋体" w:eastAsia="宋体" w:cs="宋体"/>
+          <w:b w:val="0"/>
+          <w:bCs/>
+          <w:color w:val="000000" w:themeColor="text1"/>
+          <w:sz w:val="24"/>
+          <w:szCs w:val="24"/>
+          <w:highlight w:val="none"/>
+          <w14:textFill>
+            <w14:solidFill>
+              <w14:schemeClr w14:val="tx1"/>
+            </w14:solidFill>
+          </w14:textFill>
+        </w:rPr>
+      </w:pPr>
+      <w:r>
+        <w:rPr>
+          <w:sz w:val="24"/>
+          <w:szCs w:val="24"/>
+          <w:rFonts w:eastAsia="仿宋_GB2312"/>
+        </w:rPr>
+        <w:t xml:space="preserve">里程碑5（2026年11月15日）：业务分析报表改造完成，进入内部测试。</w:t>
+      </w:r>
+    </w:p>
+    <w:p>
+      <w:pPr>
+        <w:keepNext w:val="0"/>
+        <w:keepLines w:val="0"/>
+        <w:pageBreakBefore w:val="0"/>
+        <w:widowControl w:val="0"/>
+        <w:kinsoku/>
+        <w:wordWrap/>
+        <w:overflowPunct/>
+        <w:topLinePunct w:val="0"/>
+        <w:autoSpaceDE/>
+        <w:autoSpaceDN/>
+        <w:bidi w:val="0"/>
+        <w:adjustRightInd/>
+        <w:snapToGrid/>
+        <w:spacing w:line="360" w:lineRule="auto"/>
+        <w:ind w:left="0" w:leftChars="0" w:firstLine="480" w:firstLineChars="200"/>
+        <w:textAlignment w:val="auto"/>
+        <w:outlineLvl w:val="9"/>
+        <w:rPr>
+          <w:rFonts w:hint="eastAsia" w:ascii="宋体" w:hAnsi="宋体" w:eastAsia="宋体" w:cs="宋体"/>
+          <w:b w:val="0"/>
+          <w:bCs/>
+          <w:color w:val="000000" w:themeColor="text1"/>
+          <w:sz w:val="24"/>
+          <w:szCs w:val="24"/>
+          <w:highlight w:val="none"/>
+          <w14:textFill>
+            <w14:solidFill>
+              <w14:schemeClr w14:val="tx1"/>
+            </w14:solidFill>
+          </w14:textFill>
+        </w:rPr>
+      </w:pPr>
+      <w:r>
+        <w:rPr>
+          <w:sz w:val="24"/>
+          <w:szCs w:val="24"/>
+          <w:rFonts w:eastAsia="仿宋_GB2312"/>
+        </w:rPr>
+        <w:t xml:space="preserve">里程碑6（2026年11月30日）：系统联调测试完成，具备用户验收测试条件。</w:t>
+      </w:r>
+    </w:p>
+    <w:p>
+      <w:pPr>
+        <w:keepNext w:val="0"/>
+        <w:keepLines w:val="0"/>
+        <w:pageBreakBefore w:val="0"/>
+        <w:widowControl w:val="0"/>
+        <w:kinsoku/>
+        <w:wordWrap/>
+        <w:overflowPunct/>
+        <w:topLinePunct w:val="0"/>
+        <w:autoSpaceDE/>
+        <w:autoSpaceDN/>
+        <w:bidi w:val="0"/>
+        <w:adjustRightInd/>
+        <w:snapToGrid/>
+        <w:spacing w:line="360" w:lineRule="auto"/>
+        <w:ind w:left="0" w:leftChars="0" w:firstLine="480" w:firstLineChars="200"/>
+        <w:textAlignment w:val="auto"/>
+        <w:outlineLvl w:val="9"/>
+        <w:rPr>
+          <w:rFonts w:hint="eastAsia" w:ascii="宋体" w:hAnsi="宋体" w:eastAsia="宋体" w:cs="宋体"/>
+          <w:b w:val="0"/>
+          <w:bCs/>
+          <w:color w:val="000000" w:themeColor="text1"/>
+          <w:sz w:val="24"/>
+          <w:szCs w:val="24"/>
+          <w:highlight w:val="none"/>
+          <w14:textFill>
+            <w14:solidFill>
+              <w14:schemeClr w14:val="tx1"/>
+            </w14:solidFill>
+          </w14:textFill>
+        </w:rPr>
+      </w:pPr>
+      <w:r>
+        <w:rPr>
+          <w:sz w:val="24"/>
+          <w:szCs w:val="24"/>
+          <w:rFonts w:eastAsia="仿宋_GB2312"/>
+        </w:rPr>
+        <w:t xml:space="preserve">里程碑7（2026年12月15日）：用户验收测试完成，所有问题整改关闭。</w:t>
+      </w:r>
+    </w:p>
+    <w:p>
+      <w:pPr>
+        <w:keepNext w:val="0"/>
+        <w:keepLines w:val="0"/>
+        <w:pageBreakBefore w:val="0"/>
+        <w:widowControl w:val="0"/>
+        <w:kinsoku/>
+        <w:wordWrap/>
+        <w:overflowPunct/>
+        <w:topLinePunct w:val="0"/>
+        <w:autoSpaceDE/>
+        <w:autoSpaceDN/>
+        <w:bidi w:val="0"/>
+        <w:adjustRightInd/>
+        <w:snapToGrid/>
+        <w:spacing w:line="360" w:lineRule="auto"/>
+        <w:ind w:left="0" w:leftChars="0" w:firstLine="480" w:firstLineChars="200"/>
+        <w:textAlignment w:val="auto"/>
+        <w:outlineLvl w:val="9"/>
+        <w:rPr>
+          <w:rFonts w:hint="eastAsia" w:ascii="宋体" w:hAnsi="宋体" w:eastAsia="宋体" w:cs="宋体"/>
+          <w:b w:val="0"/>
+          <w:bCs/>
+          <w:color w:val="000000" w:themeColor="text1"/>
+          <w:sz w:val="24"/>
+          <w:szCs w:val="24"/>
+          <w:highlight w:val="none"/>
+          <w14:textFill>
+            <w14:solidFill>
+              <w14:schemeClr w14:val="tx1"/>
+            </w14:solidFill>
+          </w14:textFill>
+        </w:rPr>
+      </w:pPr>
+      <w:r>
+        <w:rPr>
+          <w:sz w:val="24"/>
+          <w:szCs w:val="24"/>
+          <w:rFonts w:eastAsia="仿宋_GB2312"/>
+        </w:rPr>
+        <w:t xml:space="preserve">里程碑8（2026年12月25日）：用户培训完成，系统正式上线运行。</w:t>
+      </w:r>
+    </w:p>
+    <w:p>
+      <w:pPr>
+        <w:keepNext w:val="0"/>
+        <w:keepLines w:val="0"/>
+        <w:pageBreakBefore w:val="0"/>
+        <w:widowControl w:val="0"/>
+        <w:kinsoku/>
+        <w:wordWrap/>
+        <w:overflowPunct/>
+        <w:topLinePunct w:val="0"/>
+        <w:autoSpaceDE/>
+        <w:autoSpaceDN/>
+        <w:bidi w:val="0"/>
+        <w:adjustRightInd/>
+        <w:snapToGrid/>
+        <w:spacing w:line="360" w:lineRule="auto"/>
+        <w:ind w:left="0" w:leftChars="0" w:firstLine="480" w:firstLineChars="200"/>
+        <w:textAlignment w:val="auto"/>
+        <w:outlineLvl w:val="9"/>
+        <w:rPr>
+          <w:rFonts w:hint="eastAsia" w:ascii="宋体" w:hAnsi="宋体" w:eastAsia="宋体" w:cs="宋体"/>
+          <w:b w:val="0"/>
+          <w:bCs/>
+          <w:color w:val="000000" w:themeColor="text1"/>
+          <w:sz w:val="24"/>
+          <w:szCs w:val="24"/>
+          <w:highlight w:val="none"/>
+          <w14:textFill>
+            <w14:solidFill>
+              <w14:schemeClr w14:val="tx1"/>
+            </w14:solidFill>
+          </w14:textFill>
+        </w:rPr>
+      </w:pPr>
+      <w:r>
+        <w:rPr>
+          <w:sz w:val="24"/>
+          <w:szCs w:val="24"/>
+          <w:rFonts w:eastAsia="仿宋_GB2312"/>
+        </w:rPr>
+        <w:t xml:space="preserve">里程碑9（2026年12月30日）：项目验收完成，全套文档交付。</w:t>
+      </w:r>
+    </w:p>
+    <w:p>
+      <w:pPr>
+        <w:keepNext w:val="0"/>
+        <w:keepLines w:val="0"/>
+        <w:pageBreakBefore w:val="0"/>
+        <w:widowControl w:val="0"/>
+        <w:kinsoku/>
+        <w:wordWrap/>
+        <w:overflowPunct/>
+        <w:topLinePunct w:val="0"/>
+        <w:autoSpaceDE/>
+        <w:autoSpaceDN/>
+        <w:bidi w:val="0"/>
+        <w:adjustRightInd/>
+        <w:snapToGrid/>
+        <w:spacing w:line="360" w:lineRule="auto"/>
+        <w:ind w:left="0" w:leftChars="0" w:firstLine="480" w:firstLineChars="200"/>
+        <w:textAlignment w:val="auto"/>
+        <w:outlineLvl w:val="9"/>
+        <w:rPr>
+          <w:rFonts w:hint="eastAsia" w:ascii="宋体" w:hAnsi="宋体" w:eastAsia="宋体" w:cs="宋体"/>
+          <w:b w:val="0"/>
+          <w:bCs/>
+          <w:color w:val="000000" w:themeColor="text1"/>
+          <w:sz w:val="24"/>
+          <w:szCs w:val="24"/>
+          <w:highlight w:val="none"/>
+          <w14:textFill>
+            <w14:solidFill>
+              <w14:schemeClr w14:val="tx1"/>
+            </w14:solidFill>
+          </w14:textFill>
+        </w:rPr>
+      </w:pPr>
+      <w:r>
+        <w:rPr>
+          <w:sz w:val="24"/>
+          <w:szCs w:val="24"/>
+          <w:rFonts w:eastAsia="仿宋_GB2312"/>
+        </w:rPr>
+        <w:t xml:space="preserve">2.6.6  人员投入计划</w:t>
+      </w:r>
+    </w:p>
+    <w:p>
+      <w:pPr>
+        <w:keepNext w:val="0"/>
+        <w:keepLines w:val="0"/>
+        <w:pageBreakBefore w:val="0"/>
+        <w:widowControl w:val="0"/>
+        <w:kinsoku/>
+        <w:wordWrap/>
+        <w:overflowPunct/>
+        <w:topLinePunct w:val="0"/>
+        <w:autoSpaceDE/>
+        <w:autoSpaceDN/>
+        <w:bidi w:val="0"/>
+        <w:adjustRightInd/>
+        <w:snapToGrid/>
+        <w:spacing w:line="360" w:lineRule="auto"/>
+        <w:ind w:left="0" w:leftChars="0" w:firstLine="480" w:firstLineChars="200"/>
+        <w:textAlignment w:val="auto"/>
+        <w:outlineLvl w:val="9"/>
+        <w:rPr>
+          <w:rFonts w:hint="eastAsia" w:ascii="宋体" w:hAnsi="宋体" w:eastAsia="宋体" w:cs="宋体"/>
+          <w:b w:val="0"/>
+          <w:bCs/>
+          <w:color w:val="000000" w:themeColor="text1"/>
+          <w:sz w:val="24"/>
+          <w:szCs w:val="24"/>
+          <w:highlight w:val="none"/>
+          <w14:textFill>
+            <w14:solidFill>
+              <w14:schemeClr w14:val="tx1"/>
+            </w14:solidFill>
+          </w14:textFill>
+        </w:rPr>
+      </w:pPr>
+      <w:r>
+        <w:rPr>
+          <w:sz w:val="24"/>
+          <w:szCs w:val="24"/>
+          <w:rFonts w:eastAsia="仿宋_GB2312"/>
+        </w:rPr>
+        <w:t xml:space="preserve">项目各阶段人员投入安排如下：</w:t>
+      </w:r>
+    </w:p>
+    <w:p>
+      <w:pPr>
+        <w:keepNext w:val="0"/>
+        <w:keepLines w:val="0"/>
+        <w:pageBreakBefore w:val="0"/>
+        <w:widowControl w:val="0"/>
+        <w:kinsoku/>
+        <w:wordWrap/>
+        <w:overflowPunct/>
+        <w:topLinePunct w:val="0"/>
+        <w:autoSpaceDE/>
+        <w:autoSpaceDN/>
+        <w:bidi w:val="0"/>
+        <w:adjustRightInd/>
+        <w:snapToGrid/>
+        <w:spacing w:line="360" w:lineRule="auto"/>
+        <w:ind w:left="0" w:leftChars="0" w:firstLine="480" w:firstLineChars="200"/>
+        <w:textAlignment w:val="auto"/>
+        <w:outlineLvl w:val="9"/>
+        <w:rPr>
+          <w:rFonts w:hint="eastAsia" w:ascii="宋体" w:hAnsi="宋体" w:eastAsia="宋体" w:cs="宋体"/>
+          <w:b w:val="0"/>
+          <w:bCs/>
+          <w:color w:val="000000" w:themeColor="text1"/>
+          <w:sz w:val="24"/>
+          <w:szCs w:val="24"/>
+          <w:highlight w:val="none"/>
+          <w14:textFill>
+            <w14:solidFill>
+              <w14:schemeClr w14:val="tx1"/>
+            </w14:solidFill>
+          </w14:textFill>
+        </w:rPr>
+      </w:pPr>
+      <w:r>
+        <w:rPr>
+          <w:sz w:val="24"/>
+          <w:szCs w:val="24"/>
+          <w:rFonts w:eastAsia="仿宋_GB2312"/>
+        </w:rPr>
+        <w:t xml:space="preserve">第一阶段（需求调研与方案设计，2026.7.6-8.31）：投入项目经理1名、需求分析师2名、系统架构师1名、UI设计师1名，共5人。</w:t>
+      </w:r>
+    </w:p>
+    <w:p>
+      <w:pPr>
+        <w:keepNext w:val="0"/>
+        <w:keepLines w:val="0"/>
+        <w:pageBreakBefore w:val="0"/>
+        <w:widowControl w:val="0"/>
+        <w:kinsoku/>
+        <w:wordWrap/>
+        <w:overflowPunct/>
+        <w:topLinePunct w:val="0"/>
+        <w:autoSpaceDE/>
+        <w:autoSpaceDN/>
+        <w:bidi w:val="0"/>
+        <w:adjustRightInd/>
+        <w:snapToGrid/>
+        <w:spacing w:line="360" w:lineRule="auto"/>
+        <w:ind w:left="0" w:leftChars="0" w:firstLine="480" w:firstLineChars="200"/>
+        <w:textAlignment w:val="auto"/>
+        <w:outlineLvl w:val="9"/>
+        <w:rPr>
+          <w:rFonts w:hint="eastAsia" w:ascii="宋体" w:hAnsi="宋体" w:eastAsia="宋体" w:cs="宋体"/>
+          <w:b w:val="0"/>
+          <w:bCs/>
+          <w:color w:val="000000" w:themeColor="text1"/>
+          <w:sz w:val="24"/>
+          <w:szCs w:val="24"/>
+          <w:highlight w:val="none"/>
+          <w14:textFill>
+            <w14:solidFill>
+              <w14:schemeClr w14:val="tx1"/>
+            </w14:solidFill>
+          </w14:textFill>
+        </w:rPr>
+      </w:pPr>
+      <w:r>
+        <w:rPr>
+          <w:sz w:val="24"/>
+          <w:szCs w:val="24"/>
+          <w:rFonts w:eastAsia="仿宋_GB2312"/>
+        </w:rPr>
+        <w:t xml:space="preserve">第二阶段（深化实施，2026.9.1-11.30）：投入项目经理1名、高级开发工程师3名、前端开发工程师2名、测试工程师2名、数据工程师1名，共9人。</w:t>
+      </w:r>
+    </w:p>
+    <w:p>
+      <w:pPr>
+        <w:keepNext w:val="0"/>
+        <w:keepLines w:val="0"/>
+        <w:pageBreakBefore w:val="0"/>
+        <w:widowControl w:val="0"/>
+        <w:kinsoku/>
+        <w:wordWrap/>
+        <w:overflowPunct/>
+        <w:topLinePunct w:val="0"/>
+        <w:autoSpaceDE/>
+        <w:autoSpaceDN/>
+        <w:bidi w:val="0"/>
+        <w:adjustRightInd/>
+        <w:snapToGrid/>
+        <w:spacing w:line="360" w:lineRule="auto"/>
+        <w:ind w:left="0" w:leftChars="0" w:firstLine="480" w:firstLineChars="200"/>
+        <w:textAlignment w:val="auto"/>
+        <w:outlineLvl w:val="9"/>
+        <w:rPr>
+          <w:rFonts w:hint="eastAsia" w:ascii="宋体" w:hAnsi="宋体" w:eastAsia="宋体" w:cs="宋体"/>
+          <w:b w:val="0"/>
+          <w:bCs/>
+          <w:color w:val="000000" w:themeColor="text1"/>
+          <w:sz w:val="24"/>
+          <w:szCs w:val="24"/>
+          <w:highlight w:val="none"/>
+          <w14:textFill>
+            <w14:solidFill>
+              <w14:schemeClr w14:val="tx1"/>
+            </w14:solidFill>
+          </w14:textFill>
+        </w:rPr>
+      </w:pPr>
+      <w:r>
+        <w:rPr>
+          <w:sz w:val="24"/>
+          <w:szCs w:val="24"/>
+          <w:rFonts w:eastAsia="仿宋_GB2312"/>
+        </w:rPr>
+        <w:t xml:space="preserve">第三阶段（测试验证与上线，2026.12.1-12.30）：投入项目经理1名、测试工程师2名、运维工程师1名、培训讲师1名，共5人。</w:t>
+      </w:r>
+    </w:p>
+    <w:p>
+      <w:pPr>
+        <w:keepNext w:val="0"/>
+        <w:keepLines w:val="0"/>
+        <w:pageBreakBefore w:val="0"/>
+        <w:widowControl w:val="0"/>
+        <w:kinsoku/>
+        <w:wordWrap/>
+        <w:overflowPunct/>
+        <w:topLinePunct w:val="0"/>
+        <w:autoSpaceDE/>
+        <w:autoSpaceDN/>
+        <w:bidi w:val="0"/>
+        <w:adjustRightInd/>
+        <w:snapToGrid/>
+        <w:spacing w:line="360" w:lineRule="auto"/>
+        <w:ind w:left="0" w:leftChars="0" w:firstLine="480" w:firstLineChars="200"/>
+        <w:textAlignment w:val="auto"/>
+        <w:outlineLvl w:val="9"/>
+        <w:rPr>
+          <w:rFonts w:hint="eastAsia" w:ascii="宋体" w:hAnsi="宋体" w:eastAsia="宋体" w:cs="宋体"/>
+          <w:b w:val="0"/>
+          <w:bCs/>
+          <w:color w:val="000000" w:themeColor="text1"/>
+          <w:sz w:val="24"/>
+          <w:szCs w:val="24"/>
+          <w:highlight w:val="none"/>
+          <w14:textFill>
+            <w14:solidFill>
+              <w14:schemeClr w14:val="tx1"/>
+            </w14:solidFill>
+          </w14:textFill>
+        </w:rPr>
+      </w:pPr>
+      <w:r>
+        <w:rPr>
+          <w:sz w:val="24"/>
+          <w:szCs w:val="24"/>
+          <w:rFonts w:eastAsia="仿宋_GB2312"/>
+        </w:rPr>
+        <w:t xml:space="preserve">全程配备技术总监1名进行技术把关和质量审核。</w:t>
       </w:r>
     </w:p>
     <w:bookmarkEnd w:id="11"/>

--- a/技术方案/包58-国网乌鲁木齐供电公司配网工程全过程数字化管控应用业扩配套类项目深化应用技术方案.docx
+++ b/技术方案/包58-国网乌鲁木齐供电公司配网工程全过程数字化管控应用业扩配套类项目深化应用技术方案.docx
@@ -273,6 +273,48 @@
           <w:rFonts w:eastAsia="仿宋_GB2312"/>
         </w:rPr>
         <w:t xml:space="preserve">乌鲁木齐作为新疆首府城市和丝绸之路经济带核心区的中心城市，近年来城市建设和经济发展持续加速，新建住宅小区、商业综合体、工业园区不断涌现，用电报装需求持续增长。据统计，乌鲁木齐供电公司年度受理业扩报装申请超过5000户，其中需要配套建设输变配电工程的项目达数百个。如此庞大的业扩配套工程管理量，传统的纸质台账和分散系统管理模式已难以为继，迫切需要全流程数字化管控手段来提升管理效率和服务质量。</w:t>
+      </w:r>
+    </w:p>
+    <w:p>
+      <w:pPr>
+        <w:spacing w:before="60" w:after="60" w:line="440" w:lineRule="exact"/>
+        <w:ind w:firstLine="480"/>
+      </w:pPr>
+      <w:r>
+        <w:rPr>
+          <w:sz w:val="24"/>
+          <w:szCs w:val="24"/>
+          <w:rFonts w:eastAsia="仿宋_GB2312"/>
+        </w:rPr>
+        <w:t xml:space="preserve">从乌鲁木齐供电公司的配网建设规模来看，公司下辖多个供电分公司和供电所，管辖范围涵盖乌鲁木齐市七区一县及周边区域。配电网线路总长度超过2万公里，配电变压器数量超过3万台，年度配网工程投资额达数亿元。其中业扩配套工程作为连接用户与电网的最后一公里，项目数量占配网工程总量的60%以上，是配网工程管理的重点领域。</w:t>
+      </w:r>
+    </w:p>
+    <w:p>
+      <w:pPr>
+        <w:spacing w:before="60" w:after="60" w:line="440" w:lineRule="exact"/>
+        <w:ind w:firstLine="480"/>
+      </w:pPr>
+      <w:r>
+        <w:rPr>
+          <w:sz w:val="24"/>
+          <w:szCs w:val="24"/>
+          <w:rFonts w:eastAsia="仿宋_GB2312"/>
+        </w:rPr>
+        <w:t xml:space="preserve">从业务管理现状来看，乌鲁木齐供电公司已在2024年完成配网工程全过程数字化管控应用平台一期建设。但经过一年的实际运行，各业务部门反馈了大量的优化需求。据统计，一期系统运行以来累计收集用户反馈意见超过200条，其中约70%集中在业扩配套类项目的流程管控和数据分析两个方面。</w:t>
+      </w:r>
+    </w:p>
+    <w:p>
+      <w:pPr>
+        <w:spacing w:before="60" w:after="60" w:line="440" w:lineRule="exact"/>
+        <w:ind w:firstLine="480"/>
+      </w:pPr>
+      <w:r>
+        <w:rPr>
+          <w:sz w:val="24"/>
+          <w:szCs w:val="24"/>
+          <w:rFonts w:eastAsia="仿宋_GB2312"/>
+        </w:rPr>
+        <w:t xml:space="preserve">从管理层关注重点来看，公司领导层特别关注以下几个方面：一是业扩接电时限的管控和优化，直接影响获得电力营商环境评价指标；二是工程投资效益的分析和评估；三是施工质量和安全的全过程管控；四是各区域各单位的管理绩效对标分析。这些管理关注点将在本项目的业务分析深化中得到重点回应。</w:t>
       </w:r>
     </w:p>
     <w:p>
@@ -1140,6 +1182,72 @@
     </w:p>
     <w:p>
       <w:pPr>
+        <w:keepNext w:val="0"/>
+        <w:keepLines w:val="0"/>
+        <w:pageBreakBefore w:val="0"/>
+        <w:widowControl w:val="0"/>
+        <w:kinsoku/>
+        <w:wordWrap/>
+        <w:overflowPunct/>
+        <w:topLinePunct w:val="0"/>
+        <w:autoSpaceDE/>
+        <w:autoSpaceDN/>
+        <w:bidi w:val="0"/>
+        <w:adjustRightInd/>
+        <w:snapToGrid/>
+        <w:spacing w:line="360" w:lineRule="auto"/>
+        <w:ind w:left="0" w:leftChars="0" w:firstLine="480" w:firstLineChars="200"/>
+        <w:textAlignment w:val="auto"/>
+        <w:outlineLvl w:val="3"/>
+        <w:rPr>
+          <w:rFonts w:hint="eastAsia" w:ascii="宋体" w:hAnsi="宋体" w:eastAsia="宋体"/>
+          <w:sz w:val="24"/>
+        </w:rPr>
+      </w:pPr>
+      <w:r>
+        <w:rPr>
+          <w:sz w:val="24"/>
+          <w:szCs w:val="24"/>
+          <w:rFonts w:eastAsia="仿宋_GB2312"/>
+        </w:rPr>
+        <w:t xml:space="preserve">上述问题如不及时解决，将产生以下影响：一是管理效率持续低下，随着业扩配套项目数量的增长，人工管理模式的效率瓶颈将愈发突出；二是数据资产流失，分散在各处的业务数据无法沉淀为企业的数据资产，丧失了通过数据分析优化管理的机会；三是风险暴露加大，缺乏系统化的管控手段，合规性和及时性方面的管理风险持续存在；四是用户体验受损，工期管控不力直接影响用户接电体验，损害企业服务品牌。</w:t>
+      </w:r>
+    </w:p>
+    <w:p>
+      <w:pPr>
+        <w:keepNext w:val="0"/>
+        <w:keepLines w:val="0"/>
+        <w:pageBreakBefore w:val="0"/>
+        <w:widowControl w:val="0"/>
+        <w:kinsoku/>
+        <w:wordWrap/>
+        <w:overflowPunct/>
+        <w:topLinePunct w:val="0"/>
+        <w:autoSpaceDE/>
+        <w:autoSpaceDN/>
+        <w:bidi w:val="0"/>
+        <w:adjustRightInd/>
+        <w:snapToGrid/>
+        <w:spacing w:line="360" w:lineRule="auto"/>
+        <w:ind w:left="0" w:leftChars="0" w:firstLine="480" w:firstLineChars="200"/>
+        <w:textAlignment w:val="auto"/>
+        <w:outlineLvl w:val="3"/>
+        <w:rPr>
+          <w:rFonts w:hint="eastAsia" w:ascii="宋体" w:hAnsi="宋体" w:eastAsia="宋体"/>
+          <w:sz w:val="24"/>
+        </w:rPr>
+      </w:pPr>
+      <w:r>
+        <w:rPr>
+          <w:sz w:val="24"/>
+          <w:szCs w:val="24"/>
+          <w:rFonts w:eastAsia="仿宋_GB2312"/>
+        </w:rPr>
+        <w:t xml:space="preserve">因此，当前开展业扩配套类项目的数字化管控深化应用，既是解决现实管理痛点的迫切需要，也是夯实长远数字化发展基础的战略选择。通过本项目的实施，将彻底解决上述问题，推动业扩配套项目管理实现从"能用"到"好用"的质的飞跃。</w:t>
+      </w:r>
+    </w:p>
+    <w:p>
+      <w:pPr>
         <w:spacing w:before="60" w:after="60" w:line="440" w:lineRule="exact"/>
         <w:ind w:firstLine="480"/>
       </w:pPr>
@@ -1385,6 +1493,62 @@
           <w:sz w:val="24"/>
         </w:rPr>
         <w:t>本项目总体目标为：在现有配网工程全过程数字化管控应用平台基础上，针对业扩配套类项目开展深化应用，全面优化流程管控能力，构建数据驱动的业务分析体系，实现业扩配套类项目"管得住、看得清、算得准"的数字化管理目标。</w:t>
+      </w:r>
+    </w:p>
+    <w:p>
+      <w:pPr>
+        <w:spacing w:before="60" w:after="60" w:line="440" w:lineRule="exact"/>
+        <w:ind w:firstLine="480"/>
+      </w:pPr>
+      <w:r>
+        <w:rPr>
+          <w:sz w:val="24"/>
+          <w:szCs w:val="24"/>
+          <w:rFonts w:eastAsia="仿宋_GB2312"/>
+        </w:rPr>
+        <w:t xml:space="preserve">"管得住"——通过全流程数字化管控，实现业扩配套项目各环节的规范化、透明化管理，每个流程节点"有记录、有标准、有考核"，从制度层面和技术层面双重确保管理要求落到实处。</w:t>
+      </w:r>
+    </w:p>
+    <w:p>
+      <w:pPr>
+        <w:spacing w:before="60" w:after="60" w:line="440" w:lineRule="exact"/>
+        <w:ind w:firstLine="480"/>
+      </w:pPr>
+      <w:r>
+        <w:rPr>
+          <w:sz w:val="24"/>
+          <w:szCs w:val="24"/>
+          <w:rFonts w:eastAsia="仿宋_GB2312"/>
+        </w:rPr>
+        <w:t xml:space="preserve">"看得清"——通过数据实时归集和多维分析展示，使管理者能够随时、清晰地了解业扩配套项目的整体运行状态、进度分布、质量情况和风险提示，实现管理信息的"一屏尽览、一目了然"。</w:t>
+      </w:r>
+    </w:p>
+    <w:p>
+      <w:pPr>
+        <w:spacing w:before="60" w:after="60" w:line="440" w:lineRule="exact"/>
+        <w:ind w:firstLine="480"/>
+      </w:pPr>
+      <w:r>
+        <w:rPr>
+          <w:sz w:val="24"/>
+          <w:szCs w:val="24"/>
+          <w:rFonts w:eastAsia="仿宋_GB2312"/>
+        </w:rPr>
+        <w:t xml:space="preserve">"算得准"——通过自动化数据采集和标准化统计口径，确保业务数据的准确性和一致性。无论是单项目的工期计算、费用核算，还是多项目的统计分析、趋势预测，都能基于准确数据得出可靠结论。</w:t>
+      </w:r>
+    </w:p>
+    <w:p>
+      <w:pPr>
+        <w:spacing w:before="60" w:after="60" w:line="440" w:lineRule="exact"/>
+        <w:ind w:firstLine="480"/>
+      </w:pPr>
+      <w:r>
+        <w:rPr>
+          <w:sz w:val="24"/>
+          <w:szCs w:val="24"/>
+          <w:rFonts w:eastAsia="仿宋_GB2312"/>
+        </w:rPr>
+        <w:t xml:space="preserve">总体目标的实现将使乌鲁木齐供电公司业扩配套项目管理水平实现从"粗放型"到"精益型"的转型升级，为企业配网工程管理数字化树立标杆。</w:t>
       </w:r>
     </w:p>
     <w:p>
@@ -2649,6 +2813,106 @@
           <w:rFonts w:eastAsia="仿宋_GB2312"/>
         </w:rPr>
         <w:t xml:space="preserve">（5）持续优化的机制建立：系统上线不是终点而是起点，需要建立持续收集用户反馈和优化迭代的长效机制，确保系统始终满足不断变化的业务需求。</w:t>
+      </w:r>
+    </w:p>
+    <w:p>
+      <w:pPr>
+        <w:pStyle w:val="8"/>
+        <w:spacing w:before="40" w:after="40"/>
+        <w:ind w:left="480"/>
+        <w:rPr>
+          <w:rFonts w:hint="eastAsia" w:ascii="宋体" w:hAnsi="宋体" w:eastAsia="宋体"/>
+          <w:sz w:val="24"/>
+          <w:lang w:val="en-US" w:eastAsia="zh-CN"/>
+        </w:rPr>
+      </w:pPr>
+      <w:r>
+        <w:rPr>
+          <w:sz w:val="24"/>
+          <w:szCs w:val="24"/>
+          <w:rFonts w:eastAsia="仿宋_GB2312"/>
+        </w:rPr>
+        <w:t xml:space="preserve">为确保上述目标的顺利达成，我方建立以下目标保障机制：</w:t>
+      </w:r>
+    </w:p>
+    <w:p>
+      <w:pPr>
+        <w:pStyle w:val="8"/>
+        <w:spacing w:before="40" w:after="40"/>
+        <w:ind w:left="480"/>
+        <w:rPr>
+          <w:rFonts w:hint="eastAsia" w:ascii="宋体" w:hAnsi="宋体" w:eastAsia="宋体"/>
+          <w:sz w:val="24"/>
+          <w:lang w:val="en-US" w:eastAsia="zh-CN"/>
+        </w:rPr>
+      </w:pPr>
+      <w:r>
+        <w:rPr>
+          <w:sz w:val="24"/>
+          <w:szCs w:val="24"/>
+          <w:rFonts w:eastAsia="仿宋_GB2312"/>
+        </w:rPr>
+        <w:t xml:space="preserve">（1）目标分解与跟踪：将总体目标分解为可量化的阶段性子目标，建立目标达成进度跟踪表，每两周评估一次目标达成情况。</w:t>
+      </w:r>
+    </w:p>
+    <w:p>
+      <w:pPr>
+        <w:pStyle w:val="8"/>
+        <w:spacing w:before="40" w:after="40"/>
+        <w:ind w:left="480"/>
+        <w:rPr>
+          <w:rFonts w:hint="eastAsia" w:ascii="宋体" w:hAnsi="宋体" w:eastAsia="宋体"/>
+          <w:sz w:val="24"/>
+          <w:lang w:val="en-US" w:eastAsia="zh-CN"/>
+        </w:rPr>
+      </w:pPr>
+      <w:r>
+        <w:rPr>
+          <w:sz w:val="24"/>
+          <w:szCs w:val="24"/>
+          <w:rFonts w:eastAsia="仿宋_GB2312"/>
+        </w:rPr>
+        <w:t xml:space="preserve">（2）质量门禁机制：在各阶段关键里程碑节点设置质量门禁，只有通过质量审核的交付物才允许进入下一阶段。</w:t>
+      </w:r>
+    </w:p>
+    <w:p>
+      <w:pPr>
+        <w:pStyle w:val="8"/>
+        <w:spacing w:before="40" w:after="40"/>
+        <w:ind w:left="480"/>
+        <w:rPr>
+          <w:rFonts w:hint="eastAsia" w:ascii="宋体" w:hAnsi="宋体" w:eastAsia="宋体"/>
+          <w:sz w:val="24"/>
+          <w:lang w:val="en-US" w:eastAsia="zh-CN"/>
+        </w:rPr>
+      </w:pPr>
+      <w:r>
+        <w:rPr>
+          <w:sz w:val="24"/>
+          <w:szCs w:val="24"/>
+          <w:rFonts w:eastAsia="仿宋_GB2312"/>
+        </w:rPr>
+        <w:t xml:space="preserve">（3）用户参与机制：在项目全过程中保持与甲方业务用户的紧密互动，确保交付成果真正满足业务需要。</w:t>
+      </w:r>
+    </w:p>
+    <w:p>
+      <w:pPr>
+        <w:pStyle w:val="8"/>
+        <w:spacing w:before="40" w:after="40"/>
+        <w:ind w:left="480"/>
+        <w:rPr>
+          <w:rFonts w:hint="eastAsia" w:ascii="宋体" w:hAnsi="宋体" w:eastAsia="宋体"/>
+          <w:sz w:val="24"/>
+          <w:lang w:val="en-US" w:eastAsia="zh-CN"/>
+        </w:rPr>
+      </w:pPr>
+      <w:r>
+        <w:rPr>
+          <w:sz w:val="24"/>
+          <w:szCs w:val="24"/>
+          <w:rFonts w:eastAsia="仿宋_GB2312"/>
+        </w:rPr>
+        <w:t xml:space="preserve">（4）风险预警机制：建立项目风险日志，对识别到的风险项目进行持续跟踪，及时启动应对措施。</w:t>
       </w:r>
     </w:p>
     <w:p>
@@ -9946,6 +10210,303 @@
         <w:t xml:space="preserve">项目团队高峰期约12人，平均约8人投入，确保各阶段工作的人力充足。</w:t>
       </w:r>
     </w:p>
+    <w:p>
+      <w:pPr>
+        <w:keepNext w:val="0"/>
+        <w:keepLines w:val="0"/>
+        <w:pageBreakBefore w:val="0"/>
+        <w:widowControl w:val="0"/>
+        <w:kinsoku/>
+        <w:wordWrap/>
+        <w:overflowPunct/>
+        <w:topLinePunct w:val="0"/>
+        <w:autoSpaceDE/>
+        <w:autoSpaceDN/>
+        <w:bidi w:val="0"/>
+        <w:adjustRightInd/>
+        <w:snapToGrid/>
+        <w:spacing w:line="360" w:lineRule="auto"/>
+        <w:ind w:left="0" w:leftChars="0" w:firstLine="480" w:firstLineChars="200"/>
+        <w:textAlignment w:val="auto"/>
+        <w:outlineLvl w:val="3"/>
+        <w:rPr>
+          <w:rFonts w:hint="eastAsia" w:ascii="宋体" w:hAnsi="宋体" w:eastAsia="宋体"/>
+          <w:sz w:val="24"/>
+        </w:rPr>
+      </w:pPr>
+      <w:r>
+        <w:rPr>
+          <w:sz w:val="24"/>
+          <w:szCs w:val="24"/>
+          <w:rFonts w:eastAsia="仿宋_GB2312"/>
+        </w:rPr>
+        <w:t xml:space="preserve">本次技术服务投入的人员团队配置如下：</w:t>
+      </w:r>
+    </w:p>
+    <w:p>
+      <w:pPr>
+        <w:keepNext w:val="0"/>
+        <w:keepLines w:val="0"/>
+        <w:pageBreakBefore w:val="0"/>
+        <w:widowControl w:val="0"/>
+        <w:kinsoku/>
+        <w:wordWrap/>
+        <w:overflowPunct/>
+        <w:topLinePunct w:val="0"/>
+        <w:autoSpaceDE/>
+        <w:autoSpaceDN/>
+        <w:bidi w:val="0"/>
+        <w:adjustRightInd/>
+        <w:snapToGrid/>
+        <w:spacing w:line="360" w:lineRule="auto"/>
+        <w:ind w:left="0" w:leftChars="0" w:firstLine="480" w:firstLineChars="200"/>
+        <w:textAlignment w:val="auto"/>
+        <w:outlineLvl w:val="3"/>
+        <w:rPr>
+          <w:rFonts w:hint="eastAsia" w:ascii="宋体" w:hAnsi="宋体" w:eastAsia="宋体"/>
+          <w:sz w:val="24"/>
+        </w:rPr>
+      </w:pPr>
+      <w:r>
+        <w:rPr>
+          <w:sz w:val="24"/>
+          <w:szCs w:val="24"/>
+          <w:rFonts w:eastAsia="仿宋_GB2312"/>
+        </w:rPr>
+        <w:t xml:space="preserve">项目经理1名：负责项目全面管理，包括计划制定、进度管控、质量管理、风险管理和客户沟通。要求具有5年以上信息化项目管理经验，持有PMP或同等认证。</w:t>
+      </w:r>
+    </w:p>
+    <w:p>
+      <w:pPr>
+        <w:keepNext w:val="0"/>
+        <w:keepLines w:val="0"/>
+        <w:pageBreakBefore w:val="0"/>
+        <w:widowControl w:val="0"/>
+        <w:kinsoku/>
+        <w:wordWrap/>
+        <w:overflowPunct/>
+        <w:topLinePunct w:val="0"/>
+        <w:autoSpaceDE/>
+        <w:autoSpaceDN/>
+        <w:bidi w:val="0"/>
+        <w:adjustRightInd/>
+        <w:snapToGrid/>
+        <w:spacing w:line="360" w:lineRule="auto"/>
+        <w:ind w:left="0" w:leftChars="0" w:firstLine="480" w:firstLineChars="200"/>
+        <w:textAlignment w:val="auto"/>
+        <w:outlineLvl w:val="3"/>
+        <w:rPr>
+          <w:rFonts w:hint="eastAsia" w:ascii="宋体" w:hAnsi="宋体" w:eastAsia="宋体"/>
+          <w:sz w:val="24"/>
+        </w:rPr>
+      </w:pPr>
+      <w:r>
+        <w:rPr>
+          <w:sz w:val="24"/>
+          <w:szCs w:val="24"/>
+          <w:rFonts w:eastAsia="仿宋_GB2312"/>
+        </w:rPr>
+        <w:t xml:space="preserve">需求分析师2名：负责业务调研、需求梳理、需求文档编制和需求确认。要求具有电力行业信息化项目经验，熟悉配网工程管理业务流程。</w:t>
+      </w:r>
+    </w:p>
+    <w:p>
+      <w:pPr>
+        <w:keepNext w:val="0"/>
+        <w:keepLines w:val="0"/>
+        <w:pageBreakBefore w:val="0"/>
+        <w:widowControl w:val="0"/>
+        <w:kinsoku/>
+        <w:wordWrap/>
+        <w:overflowPunct/>
+        <w:topLinePunct w:val="0"/>
+        <w:autoSpaceDE/>
+        <w:autoSpaceDN/>
+        <w:bidi w:val="0"/>
+        <w:adjustRightInd/>
+        <w:snapToGrid/>
+        <w:spacing w:line="360" w:lineRule="auto"/>
+        <w:ind w:left="0" w:leftChars="0" w:firstLine="480" w:firstLineChars="200"/>
+        <w:textAlignment w:val="auto"/>
+        <w:outlineLvl w:val="3"/>
+        <w:rPr>
+          <w:rFonts w:hint="eastAsia" w:ascii="宋体" w:hAnsi="宋体" w:eastAsia="宋体"/>
+          <w:sz w:val="24"/>
+        </w:rPr>
+      </w:pPr>
+      <w:r>
+        <w:rPr>
+          <w:sz w:val="24"/>
+          <w:szCs w:val="24"/>
+          <w:rFonts w:eastAsia="仿宋_GB2312"/>
+        </w:rPr>
+        <w:t xml:space="preserve">系统架构师1名：负责系统技术架构设计、关键技术方案评审和技术难题攻关。要求具有企业级应用系统架构设计经验。</w:t>
+      </w:r>
+    </w:p>
+    <w:p>
+      <w:pPr>
+        <w:keepNext w:val="0"/>
+        <w:keepLines w:val="0"/>
+        <w:pageBreakBefore w:val="0"/>
+        <w:widowControl w:val="0"/>
+        <w:kinsoku/>
+        <w:wordWrap/>
+        <w:overflowPunct/>
+        <w:topLinePunct w:val="0"/>
+        <w:autoSpaceDE/>
+        <w:autoSpaceDN/>
+        <w:bidi w:val="0"/>
+        <w:adjustRightInd/>
+        <w:snapToGrid/>
+        <w:spacing w:line="360" w:lineRule="auto"/>
+        <w:ind w:left="0" w:leftChars="0" w:firstLine="480" w:firstLineChars="200"/>
+        <w:textAlignment w:val="auto"/>
+        <w:outlineLvl w:val="3"/>
+        <w:rPr>
+          <w:rFonts w:hint="eastAsia" w:ascii="宋体" w:hAnsi="宋体" w:eastAsia="宋体"/>
+          <w:sz w:val="24"/>
+        </w:rPr>
+      </w:pPr>
+      <w:r>
+        <w:rPr>
+          <w:sz w:val="24"/>
+          <w:szCs w:val="24"/>
+          <w:rFonts w:eastAsia="仿宋_GB2312"/>
+        </w:rPr>
+        <w:t xml:space="preserve">高级开发工程师3名：负责核心功能开发、接口开发和数据库设计。要求具有3年以上Java/Spring框架开发经验。</w:t>
+      </w:r>
+    </w:p>
+    <w:p>
+      <w:pPr>
+        <w:keepNext w:val="0"/>
+        <w:keepLines w:val="0"/>
+        <w:pageBreakBefore w:val="0"/>
+        <w:widowControl w:val="0"/>
+        <w:kinsoku/>
+        <w:wordWrap/>
+        <w:overflowPunct/>
+        <w:topLinePunct w:val="0"/>
+        <w:autoSpaceDE/>
+        <w:autoSpaceDN/>
+        <w:bidi w:val="0"/>
+        <w:adjustRightInd/>
+        <w:snapToGrid/>
+        <w:spacing w:line="360" w:lineRule="auto"/>
+        <w:ind w:left="0" w:leftChars="0" w:firstLine="480" w:firstLineChars="200"/>
+        <w:textAlignment w:val="auto"/>
+        <w:outlineLvl w:val="3"/>
+        <w:rPr>
+          <w:rFonts w:hint="eastAsia" w:ascii="宋体" w:hAnsi="宋体" w:eastAsia="宋体"/>
+          <w:sz w:val="24"/>
+        </w:rPr>
+      </w:pPr>
+      <w:r>
+        <w:rPr>
+          <w:sz w:val="24"/>
+          <w:szCs w:val="24"/>
+          <w:rFonts w:eastAsia="仿宋_GB2312"/>
+        </w:rPr>
+        <w:t xml:space="preserve">前端开发工程师2名：负责用户界面开发、报表可视化开发。要求精通Vue.js/React等前端框架，具有数据可视化开发经验。</w:t>
+      </w:r>
+    </w:p>
+    <w:p>
+      <w:pPr>
+        <w:keepNext w:val="0"/>
+        <w:keepLines w:val="0"/>
+        <w:pageBreakBefore w:val="0"/>
+        <w:widowControl w:val="0"/>
+        <w:kinsoku/>
+        <w:wordWrap/>
+        <w:overflowPunct/>
+        <w:topLinePunct w:val="0"/>
+        <w:autoSpaceDE/>
+        <w:autoSpaceDN/>
+        <w:bidi w:val="0"/>
+        <w:adjustRightInd/>
+        <w:snapToGrid/>
+        <w:spacing w:line="360" w:lineRule="auto"/>
+        <w:ind w:left="0" w:leftChars="0" w:firstLine="480" w:firstLineChars="200"/>
+        <w:textAlignment w:val="auto"/>
+        <w:outlineLvl w:val="3"/>
+        <w:rPr>
+          <w:rFonts w:hint="eastAsia" w:ascii="宋体" w:hAnsi="宋体" w:eastAsia="宋体"/>
+          <w:sz w:val="24"/>
+        </w:rPr>
+      </w:pPr>
+      <w:r>
+        <w:rPr>
+          <w:sz w:val="24"/>
+          <w:szCs w:val="24"/>
+          <w:rFonts w:eastAsia="仿宋_GB2312"/>
+        </w:rPr>
+        <w:t xml:space="preserve">测试工程师2名：负责测试计划制定、测试用例设计、测试执行和缺陷跟踪。要求具有自动化测试经验。</w:t>
+      </w:r>
+    </w:p>
+    <w:p>
+      <w:pPr>
+        <w:keepNext w:val="0"/>
+        <w:keepLines w:val="0"/>
+        <w:pageBreakBefore w:val="0"/>
+        <w:widowControl w:val="0"/>
+        <w:kinsoku/>
+        <w:wordWrap/>
+        <w:overflowPunct/>
+        <w:topLinePunct w:val="0"/>
+        <w:autoSpaceDE/>
+        <w:autoSpaceDN/>
+        <w:bidi w:val="0"/>
+        <w:adjustRightInd/>
+        <w:snapToGrid/>
+        <w:spacing w:line="360" w:lineRule="auto"/>
+        <w:ind w:left="0" w:leftChars="0" w:firstLine="480" w:firstLineChars="200"/>
+        <w:textAlignment w:val="auto"/>
+        <w:outlineLvl w:val="3"/>
+        <w:rPr>
+          <w:rFonts w:hint="eastAsia" w:ascii="宋体" w:hAnsi="宋体" w:eastAsia="宋体"/>
+          <w:sz w:val="24"/>
+        </w:rPr>
+      </w:pPr>
+      <w:r>
+        <w:rPr>
+          <w:sz w:val="24"/>
+          <w:szCs w:val="24"/>
+          <w:rFonts w:eastAsia="仿宋_GB2312"/>
+        </w:rPr>
+        <w:t xml:space="preserve">数据工程师1名：负责数据模型设计、ETL开发、数据质量管控。要求熟悉数据仓库技术和BI工具。</w:t>
+      </w:r>
+    </w:p>
+    <w:p>
+      <w:pPr>
+        <w:keepNext w:val="0"/>
+        <w:keepLines w:val="0"/>
+        <w:pageBreakBefore w:val="0"/>
+        <w:widowControl w:val="0"/>
+        <w:kinsoku/>
+        <w:wordWrap/>
+        <w:overflowPunct/>
+        <w:topLinePunct w:val="0"/>
+        <w:autoSpaceDE/>
+        <w:autoSpaceDN/>
+        <w:bidi w:val="0"/>
+        <w:adjustRightInd/>
+        <w:snapToGrid/>
+        <w:spacing w:line="360" w:lineRule="auto"/>
+        <w:ind w:left="0" w:leftChars="0" w:firstLine="480" w:firstLineChars="200"/>
+        <w:textAlignment w:val="auto"/>
+        <w:outlineLvl w:val="3"/>
+        <w:rPr>
+          <w:rFonts w:hint="eastAsia" w:ascii="宋体" w:hAnsi="宋体" w:eastAsia="宋体"/>
+          <w:sz w:val="24"/>
+        </w:rPr>
+      </w:pPr>
+      <w:r>
+        <w:rPr>
+          <w:sz w:val="24"/>
+          <w:szCs w:val="24"/>
+          <w:rFonts w:eastAsia="仿宋_GB2312"/>
+        </w:rPr>
+        <w:t xml:space="preserve">项目团队高峰期约12人，平均约8人投入，确保各阶段工作的人力充足。</w:t>
+      </w:r>
+    </w:p>
     <w:tbl>
       <w:tblPr>
         <w:tblStyle w:val="16"/>
@@ -11476,6 +12037,66 @@
     </w:p>
     <w:p>
       <w:pPr>
+        <w:pStyle w:val="8"/>
+        <w:spacing w:before="40" w:after="40"/>
+        <w:ind w:left="480"/>
+        <w:rPr>
+          <w:rFonts w:hint="eastAsia" w:ascii="宋体" w:hAnsi="宋体" w:eastAsia="宋体" w:cs="宋体"/>
+          <w:b w:val="0"/>
+          <w:bCs/>
+          <w:color w:val="000000" w:themeColor="text1"/>
+          <w:sz w:val="24"/>
+          <w:szCs w:val="28"/>
+          <w:highlight w:val="none"/>
+          <w:lang w:val="en-US" w:eastAsia="zh-CN"/>
+          <w14:textFill>
+            <w14:solidFill>
+              <w14:schemeClr w14:val="tx1"/>
+            </w14:solidFill>
+          </w14:textFill>
+        </w:rPr>
+      </w:pPr>
+      <w:r>
+        <w:rPr>
+          <w:sz w:val="24"/>
+          <w:szCs w:val="24"/>
+          <w:rFonts w:eastAsia="仿宋_GB2312"/>
+        </w:rPr>
+        <w:t xml:space="preserve">上述建设依据从法律法规、行业标准、企业规范和项目文件四个层面构成了完整的项目合规性依据体系。项目实施过程中我方将严格遵循各层面的要求：在系统安全方面严格执行等级保护和数据安全法的要求；在开发管理方面遵循国网公司信息系统建设管理规范；在业务实现方面以技术规范书为核心依据；在质量控制方面参照ISO 9001质量管理体系标准。</w:t>
+      </w:r>
+    </w:p>
+    <w:p>
+      <w:pPr>
+        <w:pStyle w:val="8"/>
+        <w:spacing w:before="40" w:after="40"/>
+        <w:ind w:left="480"/>
+        <w:rPr>
+          <w:rFonts w:hint="eastAsia" w:ascii="宋体" w:hAnsi="宋体" w:eastAsia="宋体" w:cs="宋体"/>
+          <w:b w:val="0"/>
+          <w:bCs/>
+          <w:color w:val="000000" w:themeColor="text1"/>
+          <w:sz w:val="24"/>
+          <w:szCs w:val="28"/>
+          <w:highlight w:val="none"/>
+          <w:lang w:val="en-US" w:eastAsia="zh-CN"/>
+          <w14:textFill>
+            <w14:solidFill>
+              <w14:schemeClr w14:val="tx1"/>
+            </w14:solidFill>
+          </w14:textFill>
+        </w:rPr>
+      </w:pPr>
+      <w:r>
+        <w:rPr>
+          <w:sz w:val="24"/>
+          <w:szCs w:val="24"/>
+          <w:rFonts w:eastAsia="仿宋_GB2312"/>
+        </w:rPr>
+        <w:t xml:space="preserve">特别需要强调的是，本项目开发过程中涉及的所有用户数据处理活动，均严格遵循《个人信息保护法》的要求，对用户个人信息采取必要的保护措施，确保数据处理的合法性、正当性和必要性。</w:t>
+      </w:r>
+    </w:p>
+    <w:p>
+      <w:pPr>
         <w:numPr>
           <w:ilvl w:val="1"/>
           <w:numId w:val="3"/>
@@ -12924,6 +13545,62 @@
       </w:pPr>
       <w:r>
         <w:rPr>
+          <w:sz w:val="24"/>
+          <w:szCs w:val="24"/>
+          <w:rFonts w:eastAsia="仿宋_GB2312"/>
+        </w:rPr>
+        <w:t xml:space="preserve">可研管理流程深化的技术实现要点：</w:t>
+      </w:r>
+    </w:p>
+    <w:p>
+      <w:pPr>
+        <w:spacing w:before="60" w:after="60" w:line="440" w:lineRule="exact"/>
+        <w:ind w:firstLine="480"/>
+      </w:pPr>
+      <w:r>
+        <w:rPr>
+          <w:sz w:val="24"/>
+          <w:szCs w:val="24"/>
+          <w:rFonts w:eastAsia="仿宋_GB2312"/>
+        </w:rPr>
+        <w:t xml:space="preserve">委托管理：在系统中建立标准化的可研委托书模板，支持业务人员在线填写委托信息（项目名称、建设内容概述、委托单位、计划完成时间等）并发起审批流程。审批通过后系统自动向受托方发送通知和任务指派。</w:t>
+      </w:r>
+    </w:p>
+    <w:p>
+      <w:pPr>
+        <w:spacing w:before="60" w:after="60" w:line="440" w:lineRule="exact"/>
+        <w:ind w:firstLine="480"/>
+      </w:pPr>
+      <w:r>
+        <w:rPr>
+          <w:sz w:val="24"/>
+          <w:szCs w:val="24"/>
+          <w:rFonts w:eastAsia="仿宋_GB2312"/>
+        </w:rPr>
+        <w:t xml:space="preserve">过程管控：支持可研编制过程中的进度跟踪。受托方在系统中录入可研工作进展，委托方可随时查看进度状态。可研编制超期时系统自动提醒。</w:t>
+      </w:r>
+    </w:p>
+    <w:p>
+      <w:pPr>
+        <w:spacing w:before="60" w:after="60" w:line="440" w:lineRule="exact"/>
+        <w:ind w:firstLine="480"/>
+      </w:pPr>
+      <w:r>
+        <w:rPr>
+          <w:sz w:val="24"/>
+          <w:szCs w:val="24"/>
+          <w:rFonts w:eastAsia="仿宋_GB2312"/>
+        </w:rPr>
+        <w:t xml:space="preserve">成果管理：可研成果报告支持在线提交和审核。审核通过的可研结论（推荐方案、投资估算等关键信息）自动归入项目基础数据库，为后续立项环节提供数据支撑。未通过审核的可研成果支持退回修改和重新提交。</w:t>
+      </w:r>
+    </w:p>
+    <w:p>
+      <w:pPr>
+        <w:spacing w:before="60" w:after="60" w:line="440" w:lineRule="exact"/>
+        <w:ind w:firstLine="480"/>
+      </w:pPr>
+      <w:r>
+        <w:rPr>
           <w:rFonts w:ascii="宋体" w:hAnsi="宋体" w:eastAsia="宋体"/>
           <w:b w:val="0"/>
           <w:sz w:val="24"/>
@@ -12943,6 +13620,76 @@
           <w:sz w:val="24"/>
         </w:rPr>
         <w:t>完善项目立项审批流程，增加立项条件自动校验功能；优化里程碑计划管理，支持智能工期推算和工期预警；强化框架协议管理，实现协议与项目的关联追踪；完善合同管理功能，支持合同变更记录和履约监控。</w:t>
+      </w:r>
+    </w:p>
+    <w:p>
+      <w:pPr>
+        <w:spacing w:before="60" w:after="60" w:line="440" w:lineRule="exact"/>
+        <w:ind w:firstLine="480"/>
+      </w:pPr>
+      <w:r>
+        <w:rPr>
+          <w:sz w:val="24"/>
+          <w:szCs w:val="24"/>
+          <w:rFonts w:eastAsia="仿宋_GB2312"/>
+        </w:rPr>
+        <w:t xml:space="preserve">项目立项管理深化的技术实现要点：</w:t>
+      </w:r>
+    </w:p>
+    <w:p>
+      <w:pPr>
+        <w:spacing w:before="60" w:after="60" w:line="440" w:lineRule="exact"/>
+        <w:ind w:firstLine="480"/>
+      </w:pPr>
+      <w:r>
+        <w:rPr>
+          <w:sz w:val="24"/>
+          <w:szCs w:val="24"/>
+          <w:rFonts w:eastAsia="仿宋_GB2312"/>
+        </w:rPr>
+        <w:t xml:space="preserve">立项条件校验：系统预设项目立项的必要条件（如可研已审批通过、投资计划已下达、供电方案已确认等），提交立项申请时自动校验各条件是否满足。条件不满足时，系统明确提示缺失条件，引导业务人员补齐前置工作后再提交。</w:t>
+      </w:r>
+    </w:p>
+    <w:p>
+      <w:pPr>
+        <w:spacing w:before="60" w:after="60" w:line="440" w:lineRule="exact"/>
+        <w:ind w:firstLine="480"/>
+      </w:pPr>
+      <w:r>
+        <w:rPr>
+          <w:sz w:val="24"/>
+          <w:szCs w:val="24"/>
+          <w:rFonts w:eastAsia="仿宋_GB2312"/>
+        </w:rPr>
+        <w:t xml:space="preserve">里程碑计划智能推算：项目立项时，系统根据项目类型和规模，参考标准工期库自动推算建议的各节点里程碑时间（如设计完成时间、开工时间、竣工时间等），业务人员可在建议基础上调整确认。</w:t>
+      </w:r>
+    </w:p>
+    <w:p>
+      <w:pPr>
+        <w:spacing w:before="60" w:after="60" w:line="440" w:lineRule="exact"/>
+        <w:ind w:firstLine="480"/>
+      </w:pPr>
+      <w:r>
+        <w:rPr>
+          <w:sz w:val="24"/>
+          <w:szCs w:val="24"/>
+          <w:rFonts w:eastAsia="仿宋_GB2312"/>
+        </w:rPr>
+        <w:t xml:space="preserve">框架协议关联：支持将项目与已有的施工框架协议进行关联绑定。系统自动校验关联的框架协议是否在有效期内且合同余额充足，协议即将到期或余额不足时自动预警。</w:t>
+      </w:r>
+    </w:p>
+    <w:p>
+      <w:pPr>
+        <w:spacing w:before="60" w:after="60" w:line="440" w:lineRule="exact"/>
+        <w:ind w:firstLine="480"/>
+      </w:pPr>
+      <w:r>
+        <w:rPr>
+          <w:sz w:val="24"/>
+          <w:szCs w:val="24"/>
+          <w:rFonts w:eastAsia="仿宋_GB2312"/>
+        </w:rPr>
+        <w:t xml:space="preserve">合同全生命周期管理：从合同起草、审核、签订、执行到终结的全过程在线管理。支持合同变更在线审批，变更记录完整可追溯。合同履约情况（付款进度、质量履约等）实时监控。</w:t>
       </w:r>
     </w:p>
     <w:p>
@@ -13979,6 +14726,76 @@
           <w:szCs w:val="24"/>
           <w:rFonts w:eastAsia="仿宋_GB2312"/>
         </w:rPr>
+        <w:t xml:space="preserve">档案归档流程深化的技术实现要点：</w:t>
+      </w:r>
+    </w:p>
+    <w:p>
+      <w:pPr>
+        <w:spacing w:before="60" w:after="60" w:line="440" w:lineRule="exact"/>
+        <w:ind w:firstLine="480"/>
+      </w:pPr>
+      <w:r>
+        <w:rPr>
+          <w:sz w:val="24"/>
+          <w:szCs w:val="24"/>
+          <w:rFonts w:eastAsia="仿宋_GB2312"/>
+        </w:rPr>
+        <w:t xml:space="preserve">归档清单自动生成：系统根据项目类型自动生成该项目应归档的文件目录清单，业务人员对照清单逐项上传归档文件。系统自动检查清单完成情况，全部文件上传后方可提交归档审核。</w:t>
+      </w:r>
+    </w:p>
+    <w:p>
+      <w:pPr>
+        <w:spacing w:before="60" w:after="60" w:line="440" w:lineRule="exact"/>
+        <w:ind w:firstLine="480"/>
+      </w:pPr>
+      <w:r>
+        <w:rPr>
+          <w:sz w:val="24"/>
+          <w:szCs w:val="24"/>
+          <w:rFonts w:eastAsia="仿宋_GB2312"/>
+        </w:rPr>
+        <w:t xml:space="preserve">归档质量自动检查：对上传的归档文件进行基本质量检查，包括文件格式是否符合要求、文件是否可正常打开、文件命名是否规范等。</w:t>
+      </w:r>
+    </w:p>
+    <w:p>
+      <w:pPr>
+        <w:spacing w:before="60" w:after="60" w:line="440" w:lineRule="exact"/>
+        <w:ind w:firstLine="480"/>
+      </w:pPr>
+      <w:r>
+        <w:rPr>
+          <w:sz w:val="24"/>
+          <w:szCs w:val="24"/>
+          <w:rFonts w:eastAsia="仿宋_GB2312"/>
+        </w:rPr>
+        <w:t xml:space="preserve">归档进度跟踪：建立归档工作台，按项目展示归档进度，管理人员可随时查看全公司业扩配套项目的归档完成情况。对超期未完成归档的项目自动催办提醒。</w:t>
+      </w:r>
+    </w:p>
+    <w:p>
+      <w:pPr>
+        <w:spacing w:before="60" w:after="60" w:line="440" w:lineRule="exact"/>
+        <w:ind w:firstLine="480"/>
+      </w:pPr>
+      <w:r>
+        <w:rPr>
+          <w:sz w:val="24"/>
+          <w:szCs w:val="24"/>
+          <w:rFonts w:eastAsia="仿宋_GB2312"/>
+        </w:rPr>
+        <w:t xml:space="preserve">与档案系统无缝对接：归档审核通过的电子文件通过接口自动推送至公司档案管理系统，实现归一次档两个系统同步的目标。</w:t>
+      </w:r>
+    </w:p>
+    <w:p>
+      <w:pPr>
+        <w:spacing w:before="60" w:after="60" w:line="440" w:lineRule="exact"/>
+        <w:ind w:firstLine="480"/>
+      </w:pPr>
+      <w:r>
+        <w:rPr>
+          <w:sz w:val="24"/>
+          <w:szCs w:val="24"/>
+          <w:rFonts w:eastAsia="仿宋_GB2312"/>
+        </w:rPr>
         <w:t xml:space="preserve">（7）全流程数据贯通设计</w:t>
       </w:r>
     </w:p>
@@ -14348,6 +15165,66 @@
     </w:p>
     <w:p>
       <w:pPr>
+        <w:pStyle w:val="8"/>
+        <w:spacing w:before="40" w:after="40" w:line="360" w:lineRule="auto"/>
+        <w:ind w:left="480"/>
+      </w:pPr>
+      <w:r>
+        <w:rPr>
+          <w:sz w:val="24"/>
+          <w:szCs w:val="24"/>
+          <w:rFonts w:eastAsia="仿宋_GB2312"/>
+        </w:rPr>
+        <w:t xml:space="preserve">施工单位评价分析：统计各施工单位承接的业扩配套项目数量、工期达成率、验收一次通过率等指标，形成施工单位综合评价排名。</w:t>
+      </w:r>
+    </w:p>
+    <w:p>
+      <w:pPr>
+        <w:pStyle w:val="8"/>
+        <w:spacing w:before="40" w:after="40" w:line="360" w:lineRule="auto"/>
+        <w:ind w:left="480"/>
+      </w:pPr>
+      <w:r>
+        <w:rPr>
+          <w:sz w:val="24"/>
+          <w:szCs w:val="24"/>
+          <w:rFonts w:eastAsia="仿宋_GB2312"/>
+        </w:rPr>
+        <w:t xml:space="preserve">区域分析：按供电所维度统计各区域的业扩配套项目分布、进度状态、效率指标等，支持区域间横向对标。</w:t>
+      </w:r>
+    </w:p>
+    <w:p>
+      <w:pPr>
+        <w:pStyle w:val="8"/>
+        <w:spacing w:before="40" w:after="40" w:line="360" w:lineRule="auto"/>
+        <w:ind w:left="480"/>
+      </w:pPr>
+      <w:r>
+        <w:rPr>
+          <w:sz w:val="24"/>
+          <w:szCs w:val="24"/>
+          <w:rFonts w:eastAsia="仿宋_GB2312"/>
+        </w:rPr>
+        <w:t xml:space="preserve">异常项目识别：基于多维度数据综合分析，自动识别异常项目（如工期严重超期、费用大幅超概等），生成异常项目清单推送至管理人员。</w:t>
+      </w:r>
+    </w:p>
+    <w:p>
+      <w:pPr>
+        <w:pStyle w:val="8"/>
+        <w:spacing w:before="40" w:after="40" w:line="360" w:lineRule="auto"/>
+        <w:ind w:left="480"/>
+      </w:pPr>
+      <w:r>
+        <w:rPr>
+          <w:sz w:val="24"/>
+          <w:szCs w:val="24"/>
+          <w:rFonts w:eastAsia="仿宋_GB2312"/>
+        </w:rPr>
+        <w:t xml:space="preserve">报表导出与分享：支持报表结果一键导出为Excel和PDF格式。支持定时报表自动推送功能，管理人员可配置关注的报表和推送频率。</w:t>
+      </w:r>
+    </w:p>
+    <w:p>
+      <w:pPr>
         <w:spacing w:before="60" w:after="60" w:line="360" w:lineRule="auto"/>
         <w:ind w:firstLine="480"/>
       </w:pPr>
@@ -14719,11 +15596,176 @@
       </w:pPr>
       <w:r>
         <w:rPr>
+          <w:sz w:val="24"/>
+          <w:szCs w:val="24"/>
+          <w:rFonts w:eastAsia="仿宋_GB2312"/>
+        </w:rPr>
+        <w:t xml:space="preserve">现场技术支持服务详细安排：</w:t>
+      </w:r>
+    </w:p>
+    <w:p>
+      <w:pPr>
+        <w:pStyle w:val="8"/>
+        <w:spacing w:before="40" w:after="40" w:line="360" w:lineRule="auto"/>
+        <w:ind w:left="480"/>
+      </w:pPr>
+      <w:r>
+        <w:rPr>
+          <w:sz w:val="24"/>
+          <w:szCs w:val="24"/>
+          <w:rFonts w:eastAsia="仿宋_GB2312"/>
+        </w:rPr>
+        <w:t xml:space="preserve">（1）驻场期间：深化实施阶段（2026年9月-11月）安排不少于3名技术人员全天驻场；测试验证阶段（2026年12月）安排不少于2名技术人员驻场。</w:t>
+      </w:r>
+    </w:p>
+    <w:p>
+      <w:pPr>
+        <w:pStyle w:val="8"/>
+        <w:spacing w:before="40" w:after="40" w:line="360" w:lineRule="auto"/>
+        <w:ind w:left="480"/>
+      </w:pPr>
+      <w:r>
+        <w:rPr>
+          <w:sz w:val="24"/>
+          <w:szCs w:val="24"/>
+          <w:rFonts w:eastAsia="仿宋_GB2312"/>
+        </w:rPr>
+        <w:t xml:space="preserve">（2）驻场服务内容：日常开发调试、需求咨询答疑、问题现场排查、与业务部门沟通协调、定期汇报工作进展。</w:t>
+      </w:r>
+    </w:p>
+    <w:p>
+      <w:pPr>
+        <w:pStyle w:val="8"/>
+        <w:spacing w:before="40" w:after="40" w:line="360" w:lineRule="auto"/>
+        <w:ind w:left="480"/>
+      </w:pPr>
+      <w:r>
+        <w:rPr>
+          <w:sz w:val="24"/>
+          <w:szCs w:val="24"/>
+          <w:rFonts w:eastAsia="仿宋_GB2312"/>
+        </w:rPr>
+        <w:t xml:space="preserve">（3）远程支持：非驻场期间通过电话、即时通讯、远程桌面等方式提供技术支持，响应时效与驻场期间一致。</w:t>
+      </w:r>
+    </w:p>
+    <w:p>
+      <w:pPr>
+        <w:pStyle w:val="8"/>
+        <w:spacing w:before="40" w:after="40" w:line="360" w:lineRule="auto"/>
+        <w:ind w:left="480"/>
+      </w:pPr>
+      <w:r>
+        <w:rPr>
+          <w:sz w:val="24"/>
+          <w:szCs w:val="24"/>
+          <w:rFonts w:eastAsia="仿宋_GB2312"/>
+        </w:rPr>
+        <w:t xml:space="preserve">（4）知识转移：驻场期间主动向甲方运维人员传授系统技术知识，确保项目结束后甲方具备独立运维能力。</w:t>
+      </w:r>
+    </w:p>
+    <w:p>
+      <w:pPr>
+        <w:pStyle w:val="8"/>
+        <w:spacing w:before="40" w:after="40" w:line="360" w:lineRule="auto"/>
+        <w:ind w:left="480"/>
+      </w:pPr>
+      <w:r>
+        <w:rPr>
           <w:rFonts w:ascii="宋体" w:hAnsi="宋体" w:eastAsia="宋体"/>
           <w:b w:val="0"/>
           <w:sz w:val="24"/>
         </w:rPr>
         <w:t>问题处理服务：建立问题分级响应机制，确保各级别问题在承诺时限内得到响应和处理。</w:t>
+      </w:r>
+    </w:p>
+    <w:p>
+      <w:pPr>
+        <w:pStyle w:val="8"/>
+        <w:spacing w:before="40" w:after="40" w:line="360" w:lineRule="auto"/>
+        <w:ind w:left="480"/>
+      </w:pPr>
+      <w:r>
+        <w:rPr>
+          <w:sz w:val="24"/>
+          <w:szCs w:val="24"/>
+          <w:rFonts w:eastAsia="仿宋_GB2312"/>
+        </w:rPr>
+        <w:t xml:space="preserve">问题分级响应机制详细说明：</w:t>
+      </w:r>
+    </w:p>
+    <w:p>
+      <w:pPr>
+        <w:pStyle w:val="8"/>
+        <w:spacing w:before="40" w:after="40" w:line="360" w:lineRule="auto"/>
+        <w:ind w:left="480"/>
+      </w:pPr>
+      <w:r>
+        <w:rPr>
+          <w:sz w:val="24"/>
+          <w:szCs w:val="24"/>
+          <w:rFonts w:eastAsia="仿宋_GB2312"/>
+        </w:rPr>
+        <w:t xml:space="preserve">P1级（紧急）：系统完全不可用或核心功能失效。响应时间30分钟内，4小时内提供临时方案，24小时内彻底修复。</w:t>
+      </w:r>
+    </w:p>
+    <w:p>
+      <w:pPr>
+        <w:pStyle w:val="8"/>
+        <w:spacing w:before="40" w:after="40" w:line="360" w:lineRule="auto"/>
+        <w:ind w:left="480"/>
+      </w:pPr>
+      <w:r>
+        <w:rPr>
+          <w:sz w:val="24"/>
+          <w:szCs w:val="24"/>
+          <w:rFonts w:eastAsia="仿宋_GB2312"/>
+        </w:rPr>
+        <w:t xml:space="preserve">P2级（严重）：重要功能异常但系统整体可用。响应时间2小时内，3个工作日内修复。</w:t>
+      </w:r>
+    </w:p>
+    <w:p>
+      <w:pPr>
+        <w:pStyle w:val="8"/>
+        <w:spacing w:before="40" w:after="40" w:line="360" w:lineRule="auto"/>
+        <w:ind w:left="480"/>
+      </w:pPr>
+      <w:r>
+        <w:rPr>
+          <w:sz w:val="24"/>
+          <w:szCs w:val="24"/>
+          <w:rFonts w:eastAsia="仿宋_GB2312"/>
+        </w:rPr>
+        <w:t xml:space="preserve">P3级（一般）：非核心功能异常，不影响核心业务。响应时间4小时内，5个工作日内修复。</w:t>
+      </w:r>
+    </w:p>
+    <w:p>
+      <w:pPr>
+        <w:pStyle w:val="8"/>
+        <w:spacing w:before="40" w:after="40" w:line="360" w:lineRule="auto"/>
+        <w:ind w:left="480"/>
+      </w:pPr>
+      <w:r>
+        <w:rPr>
+          <w:sz w:val="24"/>
+          <w:szCs w:val="24"/>
+          <w:rFonts w:eastAsia="仿宋_GB2312"/>
+        </w:rPr>
+        <w:t xml:space="preserve">P4级（轻微）：优化建议或低优先级缺陷。响应时间1个工作日内，纳入版本计划排期修复。</w:t>
+      </w:r>
+    </w:p>
+    <w:p>
+      <w:pPr>
+        <w:pStyle w:val="8"/>
+        <w:spacing w:before="40" w:after="40" w:line="360" w:lineRule="auto"/>
+        <w:ind w:left="480"/>
+      </w:pPr>
+      <w:r>
+        <w:rPr>
+          <w:sz w:val="24"/>
+          <w:szCs w:val="24"/>
+          <w:rFonts w:eastAsia="仿宋_GB2312"/>
+        </w:rPr>
+        <w:t xml:space="preserve">所有问题通过统一平台登记跟踪，甲方可随时查看处理进度。每周输出问题处理周报。</w:t>
       </w:r>
     </w:p>
     <w:p>
@@ -16542,6 +17584,237 @@
           <w:sz w:val="24"/>
         </w:rPr>
         <w:t xml:space="preserve">  质量管理计划</w:t>
+      </w:r>
+    </w:p>
+    <w:p>
+      <w:pPr>
+        <w:keepNext w:val="0"/>
+        <w:keepLines w:val="0"/>
+        <w:pageBreakBefore w:val="0"/>
+        <w:widowControl w:val="0"/>
+        <w:kinsoku/>
+        <w:wordWrap/>
+        <w:overflowPunct/>
+        <w:topLinePunct w:val="0"/>
+        <w:autoSpaceDE/>
+        <w:autoSpaceDN/>
+        <w:bidi w:val="0"/>
+        <w:adjustRightInd/>
+        <w:snapToGrid/>
+        <w:spacing w:line="360" w:lineRule="auto"/>
+        <w:ind w:left="0" w:leftChars="0" w:firstLine="480" w:firstLineChars="200"/>
+        <w:textAlignment w:val="auto"/>
+        <w:outlineLvl w:val="3"/>
+        <w:rPr>
+          <w:rFonts w:hint="eastAsia" w:ascii="宋体" w:hAnsi="宋体" w:eastAsia="宋体"/>
+          <w:sz w:val="24"/>
+        </w:rPr>
+      </w:pPr>
+      <w:r>
+        <w:rPr>
+          <w:sz w:val="24"/>
+          <w:szCs w:val="24"/>
+          <w:rFonts w:eastAsia="仿宋_GB2312"/>
+        </w:rPr>
+        <w:t xml:space="preserve">本项目质量管理遵循预防为主、过程控制、持续改进的原则：</w:t>
+      </w:r>
+    </w:p>
+    <w:p>
+      <w:pPr>
+        <w:keepNext w:val="0"/>
+        <w:keepLines w:val="0"/>
+        <w:pageBreakBefore w:val="0"/>
+        <w:widowControl w:val="0"/>
+        <w:kinsoku/>
+        <w:wordWrap/>
+        <w:overflowPunct/>
+        <w:topLinePunct w:val="0"/>
+        <w:autoSpaceDE/>
+        <w:autoSpaceDN/>
+        <w:bidi w:val="0"/>
+        <w:adjustRightInd/>
+        <w:snapToGrid/>
+        <w:spacing w:line="360" w:lineRule="auto"/>
+        <w:ind w:left="0" w:leftChars="0" w:firstLine="480" w:firstLineChars="200"/>
+        <w:textAlignment w:val="auto"/>
+        <w:outlineLvl w:val="3"/>
+        <w:rPr>
+          <w:rFonts w:hint="eastAsia" w:ascii="宋体" w:hAnsi="宋体" w:eastAsia="宋体"/>
+          <w:sz w:val="24"/>
+        </w:rPr>
+      </w:pPr>
+      <w:r>
+        <w:rPr>
+          <w:sz w:val="24"/>
+          <w:szCs w:val="24"/>
+          <w:rFonts w:eastAsia="仿宋_GB2312"/>
+        </w:rPr>
+        <w:t xml:space="preserve">（1）质量策划：项目启动阶段制定质量管理计划，明确各阶段的质量目标和质量标准。</w:t>
+      </w:r>
+    </w:p>
+    <w:p>
+      <w:pPr>
+        <w:keepNext w:val="0"/>
+        <w:keepLines w:val="0"/>
+        <w:pageBreakBefore w:val="0"/>
+        <w:widowControl w:val="0"/>
+        <w:kinsoku/>
+        <w:wordWrap/>
+        <w:overflowPunct/>
+        <w:topLinePunct w:val="0"/>
+        <w:autoSpaceDE/>
+        <w:autoSpaceDN/>
+        <w:bidi w:val="0"/>
+        <w:adjustRightInd/>
+        <w:snapToGrid/>
+        <w:spacing w:line="360" w:lineRule="auto"/>
+        <w:ind w:left="0" w:leftChars="0" w:firstLine="480" w:firstLineChars="200"/>
+        <w:textAlignment w:val="auto"/>
+        <w:outlineLvl w:val="3"/>
+        <w:rPr>
+          <w:rFonts w:hint="eastAsia" w:ascii="宋体" w:hAnsi="宋体" w:eastAsia="宋体"/>
+          <w:sz w:val="24"/>
+        </w:rPr>
+      </w:pPr>
+      <w:r>
+        <w:rPr>
+          <w:sz w:val="24"/>
+          <w:szCs w:val="24"/>
+          <w:rFonts w:eastAsia="仿宋_GB2312"/>
+        </w:rPr>
+        <w:t xml:space="preserve">（2）需求质量控制：通过需求评审会议确保需求的完整性、一致性和可测试性。</w:t>
+      </w:r>
+    </w:p>
+    <w:p>
+      <w:pPr>
+        <w:keepNext w:val="0"/>
+        <w:keepLines w:val="0"/>
+        <w:pageBreakBefore w:val="0"/>
+        <w:widowControl w:val="0"/>
+        <w:kinsoku/>
+        <w:wordWrap/>
+        <w:overflowPunct/>
+        <w:topLinePunct w:val="0"/>
+        <w:autoSpaceDE/>
+        <w:autoSpaceDN/>
+        <w:bidi w:val="0"/>
+        <w:adjustRightInd/>
+        <w:snapToGrid/>
+        <w:spacing w:line="360" w:lineRule="auto"/>
+        <w:ind w:left="0" w:leftChars="0" w:firstLine="480" w:firstLineChars="200"/>
+        <w:textAlignment w:val="auto"/>
+        <w:outlineLvl w:val="3"/>
+        <w:rPr>
+          <w:rFonts w:hint="eastAsia" w:ascii="宋体" w:hAnsi="宋体" w:eastAsia="宋体"/>
+          <w:sz w:val="24"/>
+        </w:rPr>
+      </w:pPr>
+      <w:r>
+        <w:rPr>
+          <w:sz w:val="24"/>
+          <w:szCs w:val="24"/>
+          <w:rFonts w:eastAsia="仿宋_GB2312"/>
+        </w:rPr>
+        <w:t xml:space="preserve">（3）设计质量控制：通过设计评审确保技术方案的合理性和可实现性。</w:t>
+      </w:r>
+    </w:p>
+    <w:p>
+      <w:pPr>
+        <w:keepNext w:val="0"/>
+        <w:keepLines w:val="0"/>
+        <w:pageBreakBefore w:val="0"/>
+        <w:widowControl w:val="0"/>
+        <w:kinsoku/>
+        <w:wordWrap/>
+        <w:overflowPunct/>
+        <w:topLinePunct w:val="0"/>
+        <w:autoSpaceDE/>
+        <w:autoSpaceDN/>
+        <w:bidi w:val="0"/>
+        <w:adjustRightInd/>
+        <w:snapToGrid/>
+        <w:spacing w:line="360" w:lineRule="auto"/>
+        <w:ind w:left="0" w:leftChars="0" w:firstLine="480" w:firstLineChars="200"/>
+        <w:textAlignment w:val="auto"/>
+        <w:outlineLvl w:val="3"/>
+        <w:rPr>
+          <w:rFonts w:hint="eastAsia" w:ascii="宋体" w:hAnsi="宋体" w:eastAsia="宋体"/>
+          <w:sz w:val="24"/>
+        </w:rPr>
+      </w:pPr>
+      <w:r>
+        <w:rPr>
+          <w:sz w:val="24"/>
+          <w:szCs w:val="24"/>
+          <w:rFonts w:eastAsia="仿宋_GB2312"/>
+        </w:rPr>
+        <w:t xml:space="preserve">（4）开发质量控制：实行代码评审制度，所有代码提交前必须经过至少一名高级工程师评审。建立编码规范和静态代码分析工具。</w:t>
+      </w:r>
+    </w:p>
+    <w:p>
+      <w:pPr>
+        <w:keepNext w:val="0"/>
+        <w:keepLines w:val="0"/>
+        <w:pageBreakBefore w:val="0"/>
+        <w:widowControl w:val="0"/>
+        <w:kinsoku/>
+        <w:wordWrap/>
+        <w:overflowPunct/>
+        <w:topLinePunct w:val="0"/>
+        <w:autoSpaceDE/>
+        <w:autoSpaceDN/>
+        <w:bidi w:val="0"/>
+        <w:adjustRightInd/>
+        <w:snapToGrid/>
+        <w:spacing w:line="360" w:lineRule="auto"/>
+        <w:ind w:left="0" w:leftChars="0" w:firstLine="480" w:firstLineChars="200"/>
+        <w:textAlignment w:val="auto"/>
+        <w:outlineLvl w:val="3"/>
+        <w:rPr>
+          <w:rFonts w:hint="eastAsia" w:ascii="宋体" w:hAnsi="宋体" w:eastAsia="宋体"/>
+          <w:sz w:val="24"/>
+        </w:rPr>
+      </w:pPr>
+      <w:r>
+        <w:rPr>
+          <w:sz w:val="24"/>
+          <w:szCs w:val="24"/>
+          <w:rFonts w:eastAsia="仿宋_GB2312"/>
+        </w:rPr>
+        <w:t xml:space="preserve">（5）测试质量控制：建立分层测试策略，各层次测试覆盖率达到相应标准。</w:t>
+      </w:r>
+    </w:p>
+    <w:p>
+      <w:pPr>
+        <w:keepNext w:val="0"/>
+        <w:keepLines w:val="0"/>
+        <w:pageBreakBefore w:val="0"/>
+        <w:widowControl w:val="0"/>
+        <w:kinsoku/>
+        <w:wordWrap/>
+        <w:overflowPunct/>
+        <w:topLinePunct w:val="0"/>
+        <w:autoSpaceDE/>
+        <w:autoSpaceDN/>
+        <w:bidi w:val="0"/>
+        <w:adjustRightInd/>
+        <w:snapToGrid/>
+        <w:spacing w:line="360" w:lineRule="auto"/>
+        <w:ind w:left="0" w:leftChars="0" w:firstLine="480" w:firstLineChars="200"/>
+        <w:textAlignment w:val="auto"/>
+        <w:outlineLvl w:val="3"/>
+        <w:rPr>
+          <w:rFonts w:hint="eastAsia" w:ascii="宋体" w:hAnsi="宋体" w:eastAsia="宋体"/>
+          <w:sz w:val="24"/>
+        </w:rPr>
+      </w:pPr>
+      <w:r>
+        <w:rPr>
+          <w:sz w:val="24"/>
+          <w:szCs w:val="24"/>
+          <w:rFonts w:eastAsia="仿宋_GB2312"/>
+        </w:rPr>
+        <w:t xml:space="preserve">（6）上线质量控制：制定详细的上线检查清单，所有检查项通过后方可执行上线部署。</w:t>
       </w:r>
     </w:p>
     <w:p>
